--- a/Linux/concepts/LPIC-1/s7-partition.docx
+++ b/Linux/concepts/LPIC-1/s7-partition.docx
@@ -2,5040 +2,6 @@
 <file path=word/document.xml><?xml version="1.0" encoding="utf-8"?>
 <w:document xmlns:wpc="http://schemas.microsoft.com/office/word/2010/wordprocessingCanvas" xmlns:cx="http://schemas.microsoft.com/office/drawing/2014/chartex" xmlns:cx1="http://schemas.microsoft.com/office/drawing/2015/9/8/chartex" xmlns:cx2="http://schemas.microsoft.com/office/drawing/2015/10/21/chartex" xmlns:cx3="http://schemas.microsoft.com/office/drawing/2016/5/9/chartex" xmlns:cx4="http://schemas.microsoft.com/office/drawing/2016/5/10/chartex" xmlns:cx5="http://schemas.microsoft.com/office/drawing/2016/5/11/chartex" xmlns:cx6="http://schemas.microsoft.com/office/drawing/2016/5/12/chartex" xmlns:cx7="http://schemas.microsoft.com/office/drawing/2016/5/13/chartex" xmlns:cx8="http://schemas.microsoft.com/office/drawing/2016/5/14/chartex" xmlns:mc="http://schemas.openxmlformats.org/markup-compatibility/2006" xmlns:aink="http://schemas.microsoft.com/office/drawing/2016/ink" xmlns:am3d="http://schemas.microsoft.com/office/drawing/2017/model3d" xmlns:o="urn:schemas-microsoft-com:office:office" xmlns:oel="http://schemas.microsoft.com/office/2019/extlst" xmlns:r="http://schemas.openxmlformats.org/officeDocument/2006/relationships" xmlns:m="http://schemas.openxmlformats.org/officeDocument/2006/math" xmlns:v="urn:schemas-microsoft-com:vml" xmlns:wp14="http://schemas.microsoft.com/office/word/2010/wordprocessingDrawing" xmlns:wp="http://schemas.openxmlformats.org/drawingml/2006/wordprocessingDrawing" xmlns:w10="urn:schemas-microsoft-com:office:word" xmlns:w="http://schemas.openxmlformats.org/wordprocessingml/2006/main" xmlns:w14="http://schemas.microsoft.com/office/word/2010/wordml" xmlns:w15="http://schemas.microsoft.com/office/word/2012/wordml" xmlns:w16cex="http://schemas.microsoft.com/office/word/2018/wordml/cex" xmlns:w16cid="http://schemas.microsoft.com/office/word/2016/wordml/cid" xmlns:w16="http://schemas.microsoft.com/office/word/2018/wordml" xmlns:w16du="http://schemas.microsoft.com/office/word/2023/wordml/word16du" xmlns:w16sdtdh="http://schemas.microsoft.com/office/word/2020/wordml/sdtdatahash" xmlns:w16sdtfl="http://schemas.microsoft.com/office/word/2024/wordml/sdtformatlock" xmlns:w16se="http://schemas.microsoft.com/office/word/2015/wordml/symex" xmlns:wpg="http://schemas.microsoft.com/office/word/2010/wordprocessingGroup" xmlns:wpi="http://schemas.microsoft.com/office/word/2010/wordprocessingInk" xmlns:wne="http://schemas.microsoft.com/office/word/2006/wordml" xmlns:wps="http://schemas.microsoft.com/office/word/2010/wordprocessingShape" mc:Ignorable="w14 w15 w16se w16cid w16 w16cex w16sdtdh w16sdtfl w16du wp14">
   <w:body>
-    <w:p>
-      <w:pPr>
-        <w:spacing w:after="60"/>
-        <w:jc w:val="both"/>
-        <w:rPr>
-          <w:rFonts w:ascii="Times New Roman" w:eastAsia="Calibri" w:hAnsi="Times New Roman" w:cs="Times New Roman"/>
-          <w:b/>
-          <w:bCs/>
-          <w:sz w:val="32"/>
-          <w:szCs w:val="32"/>
-          <w:lang w:bidi="fa-IR"/>
-        </w:rPr>
-      </w:pPr>
-      <w:r>
-        <w:rPr>
-          <w:rFonts w:ascii="Times New Roman" w:eastAsia="Calibri" w:hAnsi="Times New Roman" w:cs="Times New Roman"/>
-          <w:b/>
-          <w:bCs/>
-          <w:sz w:val="32"/>
-          <w:szCs w:val="32"/>
-          <w:lang w:bidi="fa-IR"/>
-        </w:rPr>
-        <w:t>Mount</w:t>
-      </w:r>
-      <w:r>
-        <w:rPr>
-          <w:rFonts w:ascii="Times New Roman" w:eastAsia="Calibri" w:hAnsi="Times New Roman" w:cs="Times New Roman"/>
-          <w:b/>
-          <w:bCs/>
-          <w:sz w:val="32"/>
-          <w:szCs w:val="32"/>
-          <w:lang w:bidi="fa-IR"/>
-        </w:rPr>
-        <w:t>ing:</w:t>
-      </w:r>
-    </w:p>
-    <w:p>
-      <w:pPr>
-        <w:jc w:val="both"/>
-        <w:rPr>
-          <w:rFonts w:ascii="Times New Roman" w:eastAsia="Calibri" w:hAnsi="Times New Roman" w:cs="Times New Roman"/>
-          <w:sz w:val="28"/>
-          <w:szCs w:val="28"/>
-          <w:lang w:bidi="fa-IR"/>
-        </w:rPr>
-      </w:pPr>
-      <w:r>
-        <w:rPr>
-          <w:rFonts w:ascii="Times New Roman" w:eastAsia="Calibri" w:hAnsi="Times New Roman" w:cs="Times New Roman"/>
-          <w:sz w:val="28"/>
-          <w:szCs w:val="28"/>
-          <w:lang w:bidi="fa-IR"/>
-        </w:rPr>
-        <w:t>In Linux, there are no drive letters like C: or D: in Windows</w:t>
-      </w:r>
-      <w:r>
-        <w:rPr>
-          <w:rFonts w:ascii="Times New Roman" w:eastAsia="Calibri" w:hAnsi="Times New Roman" w:cs="Times New Roman"/>
-          <w:sz w:val="28"/>
-          <w:szCs w:val="28"/>
-          <w:lang w:bidi="fa-IR"/>
-        </w:rPr>
-        <w:t xml:space="preserve"> </w:t>
-      </w:r>
-      <w:r>
-        <w:rPr>
-          <w:rFonts w:ascii="Times New Roman" w:eastAsia="Calibri" w:hAnsi="Times New Roman" w:cs="Times New Roman"/>
-          <w:sz w:val="28"/>
-          <w:szCs w:val="28"/>
-          <w:lang w:bidi="fa-IR"/>
-        </w:rPr>
-        <w:t>Instead, everything is attached to a single directory tree that starts from / (the root).</w:t>
-      </w:r>
-      <w:r>
-        <w:rPr>
-          <w:rFonts w:ascii="Times New Roman" w:eastAsia="Calibri" w:hAnsi="Times New Roman" w:cs="Times New Roman"/>
-          <w:sz w:val="28"/>
-          <w:szCs w:val="28"/>
-          <w:lang w:bidi="fa-IR"/>
-        </w:rPr>
-        <w:t xml:space="preserve"> </w:t>
-      </w:r>
-      <w:r>
-        <w:rPr>
-          <w:rFonts w:ascii="Times New Roman" w:eastAsia="Calibri" w:hAnsi="Times New Roman" w:cs="Times New Roman"/>
-          <w:sz w:val="28"/>
-          <w:szCs w:val="28"/>
-          <w:lang w:bidi="fa-IR"/>
-        </w:rPr>
-        <w:t>To use a filesystem (partition, USB, CD/DVD, network share, etc.), you must mount it</w:t>
-      </w:r>
-      <w:r>
-        <w:rPr>
-          <w:rFonts w:ascii="Times New Roman" w:eastAsia="Calibri" w:hAnsi="Times New Roman" w:cs="Times New Roman"/>
-          <w:sz w:val="28"/>
-          <w:szCs w:val="28"/>
-          <w:lang w:bidi="fa-IR"/>
-        </w:rPr>
-        <w:t xml:space="preserve">; </w:t>
-      </w:r>
-      <w:r>
-        <w:rPr>
-          <w:rFonts w:ascii="Times New Roman" w:eastAsia="Calibri" w:hAnsi="Times New Roman" w:cs="Times New Roman"/>
-          <w:sz w:val="28"/>
-          <w:szCs w:val="28"/>
-          <w:lang w:bidi="fa-IR"/>
-        </w:rPr>
-        <w:t>meaning you attach it to a directory (called a mount point).</w:t>
-      </w:r>
-      <w:r>
-        <w:rPr>
-          <w:rFonts w:ascii="Times New Roman" w:eastAsia="Calibri" w:hAnsi="Times New Roman" w:cs="Times New Roman"/>
-          <w:sz w:val="28"/>
-          <w:szCs w:val="28"/>
-          <w:lang w:bidi="fa-IR"/>
-        </w:rPr>
-        <w:t xml:space="preserve"> </w:t>
-      </w:r>
-      <w:r>
-        <w:rPr>
-          <w:rFonts w:ascii="Times New Roman" w:eastAsia="Calibri" w:hAnsi="Times New Roman" w:cs="Times New Roman"/>
-          <w:sz w:val="28"/>
-          <w:szCs w:val="28"/>
-          <w:lang w:bidi="fa-IR"/>
-        </w:rPr>
-        <w:t>A mount point is just an empty directory (e.g., /mnt/usb or /home). Once mounted, the contents of the filesystem appear inside that directory.</w:t>
-      </w:r>
-    </w:p>
-    <w:p>
-      <w:pPr>
-        <w:jc w:val="both"/>
-        <w:rPr>
-          <w:rFonts w:ascii="Times New Roman" w:eastAsia="Calibri" w:hAnsi="Times New Roman" w:cs="Times New Roman"/>
-          <w:b/>
-          <w:bCs/>
-          <w:sz w:val="28"/>
-          <w:szCs w:val="28"/>
-          <w:lang w:bidi="fa-IR"/>
-        </w:rPr>
-      </w:pPr>
-      <w:r>
-        <w:rPr>
-          <w:rFonts w:ascii="Times New Roman" w:eastAsia="Calibri" w:hAnsi="Times New Roman" w:cs="Times New Roman"/>
-          <w:b/>
-          <w:bCs/>
-          <w:sz w:val="28"/>
-          <w:szCs w:val="28"/>
-          <w:lang w:bidi="fa-IR"/>
-        </w:rPr>
-        <w:t>Mounting Types</w:t>
-      </w:r>
-      <w:r>
-        <w:rPr>
-          <w:rFonts w:ascii="Times New Roman" w:eastAsia="Calibri" w:hAnsi="Times New Roman" w:cs="Times New Roman"/>
-          <w:b/>
-          <w:bCs/>
-          <w:sz w:val="28"/>
-          <w:szCs w:val="28"/>
-          <w:lang w:bidi="fa-IR"/>
-        </w:rPr>
-        <w:t>:</w:t>
-      </w:r>
-    </w:p>
-    <w:p>
-      <w:pPr>
-        <w:pStyle w:val="ListParagraph"/>
-        <w:numPr>
-          <w:ilvl w:val="0"/>
-          <w:numId w:val="22"/>
-        </w:numPr>
-        <w:ind w:left="504"/>
-        <w:jc w:val="both"/>
-        <w:rPr>
-          <w:rFonts w:ascii="Times New Roman" w:eastAsia="Calibri" w:hAnsi="Times New Roman" w:cs="Times New Roman"/>
-          <w:sz w:val="28"/>
-          <w:szCs w:val="28"/>
-          <w:lang w:bidi="fa-IR"/>
-        </w:rPr>
-      </w:pPr>
-      <w:r>
-        <w:rPr>
-          <w:rFonts w:ascii="Times New Roman" w:eastAsia="Calibri" w:hAnsi="Times New Roman" w:cs="Times New Roman"/>
-          <w:sz w:val="28"/>
-          <w:szCs w:val="28"/>
-          <w:lang w:bidi="fa-IR"/>
-        </w:rPr>
-        <w:t xml:space="preserve">Temporary Mount (manual): </w:t>
-      </w:r>
-      <w:r>
-        <w:rPr>
-          <w:rFonts w:ascii="Times New Roman" w:eastAsia="Calibri" w:hAnsi="Times New Roman" w:cs="Times New Roman"/>
-          <w:b/>
-          <w:bCs/>
-          <w:i/>
-          <w:iCs/>
-          <w:sz w:val="28"/>
-          <w:szCs w:val="28"/>
-          <w:lang w:bidi="fa-IR"/>
-        </w:rPr>
-        <w:t>mount /dev/sdb1 /mnt/usb</w:t>
-      </w:r>
-      <w:r>
-        <w:rPr>
-          <w:rFonts w:ascii="Times New Roman" w:eastAsia="Calibri" w:hAnsi="Times New Roman" w:cs="Times New Roman"/>
-          <w:sz w:val="28"/>
-          <w:szCs w:val="28"/>
-          <w:lang w:bidi="fa-IR"/>
-        </w:rPr>
-        <w:t xml:space="preserve"> → Lasts until reboot, </w:t>
-      </w:r>
-      <w:proofErr w:type="gramStart"/>
-      <w:r>
-        <w:rPr>
-          <w:rFonts w:ascii="Times New Roman" w:eastAsia="Calibri" w:hAnsi="Times New Roman" w:cs="Times New Roman"/>
-          <w:sz w:val="28"/>
-          <w:szCs w:val="28"/>
-          <w:lang w:bidi="fa-IR"/>
-        </w:rPr>
-        <w:t>After</w:t>
-      </w:r>
-      <w:proofErr w:type="gramEnd"/>
-      <w:r>
-        <w:rPr>
-          <w:rFonts w:ascii="Times New Roman" w:eastAsia="Calibri" w:hAnsi="Times New Roman" w:cs="Times New Roman"/>
-          <w:sz w:val="28"/>
-          <w:szCs w:val="28"/>
-          <w:lang w:bidi="fa-IR"/>
-        </w:rPr>
-        <w:t xml:space="preserve"> reboot, the mount disappears (but data stays on the disk).</w:t>
-      </w:r>
-    </w:p>
-    <w:p>
-      <w:pPr>
-        <w:pStyle w:val="ListParagraph"/>
-        <w:numPr>
-          <w:ilvl w:val="0"/>
-          <w:numId w:val="22"/>
-        </w:numPr>
-        <w:ind w:left="504"/>
-        <w:jc w:val="both"/>
-        <w:rPr>
-          <w:rFonts w:ascii="Times New Roman" w:eastAsia="Calibri" w:hAnsi="Times New Roman" w:cs="Times New Roman"/>
-          <w:sz w:val="28"/>
-          <w:szCs w:val="28"/>
-          <w:lang w:bidi="fa-IR"/>
-        </w:rPr>
-      </w:pPr>
-      <w:r>
-        <w:rPr>
-          <w:rFonts w:ascii="Times New Roman" w:eastAsia="Calibri" w:hAnsi="Times New Roman" w:cs="Times New Roman"/>
-          <w:sz w:val="28"/>
-          <w:szCs w:val="28"/>
-          <w:lang w:bidi="fa-IR"/>
-        </w:rPr>
-        <w:t xml:space="preserve">Permanent Mount (via </w:t>
-      </w:r>
-      <w:r>
-        <w:rPr>
-          <w:rFonts w:ascii="Times New Roman" w:eastAsia="Calibri" w:hAnsi="Times New Roman" w:cs="Times New Roman"/>
-          <w:b/>
-          <w:bCs/>
-          <w:i/>
-          <w:iCs/>
-          <w:sz w:val="28"/>
-          <w:szCs w:val="28"/>
-          <w:lang w:bidi="fa-IR"/>
-        </w:rPr>
-        <w:t>/etc/fstab</w:t>
-      </w:r>
-      <w:r>
-        <w:rPr>
-          <w:rFonts w:ascii="Times New Roman" w:eastAsia="Calibri" w:hAnsi="Times New Roman" w:cs="Times New Roman"/>
-          <w:sz w:val="28"/>
-          <w:szCs w:val="28"/>
-          <w:lang w:bidi="fa-IR"/>
-        </w:rPr>
-        <w:t>): You add an entry in /etc/fstab so the partition is mounted automatically at boot. Example:</w:t>
-      </w:r>
-    </w:p>
-    <w:p>
-      <w:pPr>
-        <w:ind w:left="504"/>
-        <w:jc w:val="both"/>
-        <w:rPr>
-          <w:rFonts w:ascii="Times New Roman" w:eastAsia="Calibri" w:hAnsi="Times New Roman" w:cs="Times New Roman"/>
-          <w:b/>
-          <w:bCs/>
-          <w:sz w:val="32"/>
-          <w:szCs w:val="32"/>
-          <w:lang w:bidi="fa-IR"/>
-        </w:rPr>
-      </w:pPr>
-      <w:r>
-        <w:rPr>
-          <w:rFonts w:ascii="Times New Roman" w:eastAsia="Calibri" w:hAnsi="Times New Roman" w:cs="Times New Roman"/>
-          <w:b/>
-          <w:bCs/>
-          <w:i/>
-          <w:iCs/>
-          <w:sz w:val="28"/>
-          <w:szCs w:val="28"/>
-          <w:lang w:bidi="fa-IR"/>
-        </w:rPr>
-        <w:t xml:space="preserve">/dev/sdb1   /mnt/usb   ext4   defaults   </w:t>
-      </w:r>
-      <w:proofErr w:type="gramStart"/>
-      <w:r>
-        <w:rPr>
-          <w:rFonts w:ascii="Times New Roman" w:eastAsia="Calibri" w:hAnsi="Times New Roman" w:cs="Times New Roman"/>
-          <w:b/>
-          <w:bCs/>
-          <w:i/>
-          <w:iCs/>
-          <w:sz w:val="28"/>
-          <w:szCs w:val="28"/>
-          <w:lang w:bidi="fa-IR"/>
-        </w:rPr>
-        <w:t>0  2</w:t>
-      </w:r>
-      <w:proofErr w:type="gramEnd"/>
-      <w:r>
-        <w:rPr>
-          <w:rFonts w:ascii="Times New Roman" w:eastAsia="Calibri" w:hAnsi="Times New Roman" w:cs="Times New Roman"/>
-          <w:b/>
-          <w:bCs/>
-          <w:i/>
-          <w:iCs/>
-          <w:sz w:val="28"/>
-          <w:szCs w:val="28"/>
-          <w:lang w:bidi="fa-IR"/>
-        </w:rPr>
-        <w:t xml:space="preserve"> </w:t>
-      </w:r>
-      <w:r>
-        <w:rPr>
-          <w:rFonts w:ascii="Times New Roman" w:eastAsia="Calibri" w:hAnsi="Times New Roman" w:cs="Times New Roman"/>
-          <w:sz w:val="28"/>
-          <w:szCs w:val="28"/>
-          <w:lang w:bidi="fa-IR"/>
-        </w:rPr>
-        <w:t xml:space="preserve">→ </w:t>
-      </w:r>
-      <w:r>
-        <w:rPr>
-          <w:rFonts w:ascii="Times New Roman" w:eastAsia="Calibri" w:hAnsi="Times New Roman" w:cs="Times New Roman"/>
-          <w:sz w:val="28"/>
-          <w:szCs w:val="28"/>
-          <w:lang w:bidi="fa-IR"/>
-        </w:rPr>
-        <w:t>Ensures the mount is consistent across reboots.</w:t>
-      </w:r>
-    </w:p>
-    <w:p>
-      <w:pPr>
-        <w:rPr>
-          <w:rFonts w:ascii="Times New Roman" w:eastAsia="Calibri" w:hAnsi="Times New Roman" w:cs="Times New Roman"/>
-          <w:b/>
-          <w:bCs/>
-          <w:sz w:val="32"/>
-          <w:szCs w:val="32"/>
-          <w:lang w:bidi="fa-IR"/>
-        </w:rPr>
-      </w:pPr>
-      <w:r>
-        <w:rPr>
-          <w:rFonts w:ascii="Times New Roman" w:eastAsia="Calibri" w:hAnsi="Times New Roman" w:cs="Times New Roman"/>
-          <w:b/>
-          <w:bCs/>
-          <w:sz w:val="32"/>
-          <w:szCs w:val="32"/>
-          <w:lang w:bidi="fa-IR"/>
-        </w:rPr>
-        <w:t>Permanent Mounting</w:t>
-      </w:r>
-      <w:r>
-        <w:rPr>
-          <w:rFonts w:ascii="Times New Roman" w:eastAsia="Calibri" w:hAnsi="Times New Roman" w:cs="Times New Roman"/>
-          <w:b/>
-          <w:bCs/>
-          <w:sz w:val="32"/>
-          <w:szCs w:val="32"/>
-          <w:lang w:bidi="fa-IR"/>
-        </w:rPr>
-        <w:t>:</w:t>
-      </w:r>
-    </w:p>
-    <w:p>
-      <w:pPr>
-        <w:jc w:val="both"/>
-        <w:rPr>
-          <w:rFonts w:ascii="Times New Roman" w:eastAsia="Calibri" w:hAnsi="Times New Roman" w:cs="Times New Roman"/>
-          <w:sz w:val="28"/>
-          <w:szCs w:val="28"/>
-          <w:lang w:bidi="fa-IR"/>
-        </w:rPr>
-      </w:pPr>
-      <w:r>
-        <w:rPr>
-          <w:rFonts w:ascii="Times New Roman" w:eastAsia="Calibri" w:hAnsi="Times New Roman" w:cs="Times New Roman"/>
-          <w:sz w:val="28"/>
-          <w:szCs w:val="28"/>
-          <w:lang w:bidi="fa-IR"/>
-        </w:rPr>
-        <w:t xml:space="preserve">When you mount a filesystem manually with mount, it will only stay mounted until reboot. To make it permanent (automatically mounted at every boot), you must configure it in the file </w:t>
-      </w:r>
-      <w:r>
-        <w:rPr>
-          <w:rFonts w:ascii="Times New Roman" w:eastAsia="Calibri" w:hAnsi="Times New Roman" w:cs="Times New Roman"/>
-          <w:b/>
-          <w:bCs/>
-          <w:i/>
-          <w:iCs/>
-          <w:sz w:val="28"/>
-          <w:szCs w:val="28"/>
-          <w:lang w:bidi="fa-IR"/>
-        </w:rPr>
-        <w:t>/etc/fstab.</w:t>
-      </w:r>
-    </w:p>
-    <w:p>
-      <w:pPr>
-        <w:jc w:val="both"/>
-        <w:rPr>
-          <w:rFonts w:ascii="Times New Roman" w:eastAsia="Calibri" w:hAnsi="Times New Roman" w:cs="Times New Roman"/>
-          <w:b/>
-          <w:bCs/>
-          <w:i/>
-          <w:iCs/>
-          <w:sz w:val="32"/>
-          <w:szCs w:val="32"/>
-          <w:lang w:bidi="fa-IR"/>
-        </w:rPr>
-      </w:pPr>
-      <w:r>
-        <w:rPr>
-          <w:rFonts w:ascii="Times New Roman" w:eastAsia="Calibri" w:hAnsi="Times New Roman" w:cs="Times New Roman"/>
-          <w:b/>
-          <w:bCs/>
-          <w:i/>
-          <w:iCs/>
-          <w:sz w:val="32"/>
-          <w:szCs w:val="32"/>
-          <w:lang w:bidi="fa-IR"/>
-        </w:rPr>
-        <w:t>/etc/fstab</w:t>
-      </w:r>
-      <w:r>
-        <w:rPr>
-          <w:rFonts w:ascii="Times New Roman" w:eastAsia="Calibri" w:hAnsi="Times New Roman" w:cs="Times New Roman"/>
-          <w:b/>
-          <w:bCs/>
-          <w:i/>
-          <w:iCs/>
-          <w:sz w:val="32"/>
-          <w:szCs w:val="32"/>
-          <w:lang w:bidi="fa-IR"/>
-        </w:rPr>
-        <w:t>:</w:t>
-      </w:r>
-    </w:p>
-    <w:p>
-      <w:pPr>
-        <w:jc w:val="both"/>
-        <w:rPr>
-          <w:rFonts w:ascii="Times New Roman" w:eastAsia="Calibri" w:hAnsi="Times New Roman" w:cs="Times New Roman"/>
-          <w:sz w:val="28"/>
-          <w:szCs w:val="28"/>
-          <w:lang w:bidi="fa-IR"/>
-        </w:rPr>
-      </w:pPr>
-      <w:r>
-        <w:rPr>
-          <w:rFonts w:ascii="Times New Roman" w:eastAsia="Calibri" w:hAnsi="Times New Roman" w:cs="Times New Roman"/>
-          <w:sz w:val="28"/>
-          <w:szCs w:val="28"/>
-          <w:lang w:bidi="fa-IR"/>
-        </w:rPr>
-        <w:t xml:space="preserve">Located at: </w:t>
-      </w:r>
-      <w:r>
-        <w:rPr>
-          <w:rFonts w:ascii="Times New Roman" w:eastAsia="Calibri" w:hAnsi="Times New Roman" w:cs="Times New Roman"/>
-          <w:b/>
-          <w:bCs/>
-          <w:i/>
-          <w:iCs/>
-          <w:sz w:val="28"/>
-          <w:szCs w:val="28"/>
-          <w:lang w:bidi="fa-IR"/>
-        </w:rPr>
-        <w:t>/etc/fstab</w:t>
-      </w:r>
-      <w:r>
-        <w:rPr>
-          <w:rFonts w:ascii="Times New Roman" w:eastAsia="Calibri" w:hAnsi="Times New Roman" w:cs="Times New Roman"/>
-          <w:sz w:val="28"/>
-          <w:szCs w:val="28"/>
-          <w:lang w:bidi="fa-IR"/>
-        </w:rPr>
-        <w:t xml:space="preserve">, </w:t>
-      </w:r>
-      <w:r>
-        <w:rPr>
-          <w:rFonts w:ascii="Times New Roman" w:eastAsia="Calibri" w:hAnsi="Times New Roman" w:cs="Times New Roman"/>
-          <w:sz w:val="28"/>
-          <w:szCs w:val="28"/>
-          <w:lang w:bidi="fa-IR"/>
-        </w:rPr>
-        <w:t>Defines filesystems, their mount points, and mount options.</w:t>
-      </w:r>
-      <w:r>
-        <w:rPr>
-          <w:rFonts w:ascii="Times New Roman" w:eastAsia="Calibri" w:hAnsi="Times New Roman" w:cs="Times New Roman"/>
-          <w:sz w:val="28"/>
-          <w:szCs w:val="28"/>
-          <w:lang w:bidi="fa-IR"/>
-        </w:rPr>
-        <w:t xml:space="preserve"> </w:t>
-      </w:r>
-      <w:r>
-        <w:rPr>
-          <w:rFonts w:ascii="Times New Roman" w:eastAsia="Calibri" w:hAnsi="Times New Roman" w:cs="Times New Roman"/>
-          <w:sz w:val="28"/>
-          <w:szCs w:val="28"/>
-          <w:lang w:bidi="fa-IR"/>
-        </w:rPr>
-        <w:t xml:space="preserve">Each line in </w:t>
-      </w:r>
-      <w:r>
-        <w:rPr>
-          <w:rFonts w:ascii="Times New Roman" w:eastAsia="Calibri" w:hAnsi="Times New Roman" w:cs="Times New Roman"/>
-          <w:b/>
-          <w:bCs/>
-          <w:i/>
-          <w:iCs/>
-          <w:sz w:val="28"/>
-          <w:szCs w:val="28"/>
-          <w:lang w:bidi="fa-IR"/>
-        </w:rPr>
-        <w:t>/etc/fstab</w:t>
-      </w:r>
-      <w:r>
-        <w:rPr>
-          <w:rFonts w:ascii="Times New Roman" w:eastAsia="Calibri" w:hAnsi="Times New Roman" w:cs="Times New Roman"/>
-          <w:sz w:val="28"/>
-          <w:szCs w:val="28"/>
-          <w:lang w:bidi="fa-IR"/>
-        </w:rPr>
-        <w:t xml:space="preserve"> represents one filesystem to mount.</w:t>
-      </w:r>
-    </w:p>
-    <w:p>
-      <w:pPr>
-        <w:rPr>
-          <w:rFonts w:ascii="Times New Roman" w:eastAsia="Calibri" w:hAnsi="Times New Roman" w:cs="Times New Roman"/>
-          <w:b/>
-          <w:bCs/>
-          <w:sz w:val="28"/>
-          <w:szCs w:val="28"/>
-          <w:lang w:bidi="fa-IR"/>
-        </w:rPr>
-      </w:pPr>
-      <w:r>
-        <w:rPr>
-          <w:rFonts w:ascii="Times New Roman" w:eastAsia="Calibri" w:hAnsi="Times New Roman" w:cs="Times New Roman"/>
-          <w:b/>
-          <w:bCs/>
-          <w:i/>
-          <w:iCs/>
-          <w:sz w:val="28"/>
-          <w:szCs w:val="28"/>
-          <w:lang w:bidi="fa-IR"/>
-        </w:rPr>
-        <w:t>/etc/fstab</w:t>
-      </w:r>
-      <w:r>
-        <w:rPr>
-          <w:rFonts w:ascii="Times New Roman" w:eastAsia="Calibri" w:hAnsi="Times New Roman" w:cs="Times New Roman"/>
-          <w:b/>
-          <w:bCs/>
-          <w:sz w:val="28"/>
-          <w:szCs w:val="28"/>
-          <w:lang w:bidi="fa-IR"/>
-        </w:rPr>
-        <w:t xml:space="preserve"> Format</w:t>
-      </w:r>
-      <w:r>
-        <w:rPr>
-          <w:rFonts w:ascii="Times New Roman" w:eastAsia="Calibri" w:hAnsi="Times New Roman" w:cs="Times New Roman"/>
-          <w:b/>
-          <w:bCs/>
-          <w:sz w:val="28"/>
-          <w:szCs w:val="28"/>
-          <w:lang w:bidi="fa-IR"/>
-        </w:rPr>
-        <w:t>:</w:t>
-      </w:r>
-    </w:p>
-    <w:p>
-      <w:pPr>
-        <w:jc w:val="both"/>
-        <w:rPr>
-          <w:rFonts w:ascii="Times New Roman" w:eastAsia="Calibri" w:hAnsi="Times New Roman" w:cs="Times New Roman"/>
-          <w:sz w:val="28"/>
-          <w:szCs w:val="28"/>
-          <w:lang w:bidi="fa-IR"/>
-        </w:rPr>
-      </w:pPr>
-      <w:r>
-        <w:rPr>
-          <w:rFonts w:ascii="Times New Roman" w:eastAsia="Calibri" w:hAnsi="Times New Roman" w:cs="Times New Roman"/>
-          <w:noProof/>
-          <w:sz w:val="28"/>
-          <w:szCs w:val="28"/>
-          <w:lang w:bidi="fa-IR"/>
-        </w:rPr>
-        <mc:AlternateContent>
-          <mc:Choice Requires="wps">
-            <w:drawing>
-              <wp:anchor distT="0" distB="0" distL="114300" distR="114300" simplePos="0" relativeHeight="251669504" behindDoc="0" locked="0" layoutInCell="1" allowOverlap="1" wp14:anchorId="0BFE8D63" wp14:editId="4C1CE948">
-                <wp:simplePos x="0" y="0"/>
-                <wp:positionH relativeFrom="column">
-                  <wp:posOffset>9525</wp:posOffset>
-                </wp:positionH>
-                <wp:positionV relativeFrom="paragraph">
-                  <wp:posOffset>316230</wp:posOffset>
-                </wp:positionV>
-                <wp:extent cx="5305425" cy="304800"/>
-                <wp:effectExtent l="0" t="0" r="28575" b="19050"/>
-                <wp:wrapNone/>
-                <wp:docPr id="4" name="Rectangle 4"/>
-                <wp:cNvGraphicFramePr/>
-                <a:graphic xmlns:a="http://schemas.openxmlformats.org/drawingml/2006/main">
-                  <a:graphicData uri="http://schemas.microsoft.com/office/word/2010/wordprocessingShape">
-                    <wps:wsp>
-                      <wps:cNvSpPr/>
-                      <wps:spPr>
-                        <a:xfrm>
-                          <a:off x="0" y="0"/>
-                          <a:ext cx="5305425" cy="304800"/>
-                        </a:xfrm>
-                        <a:prstGeom prst="rect">
-                          <a:avLst/>
-                        </a:prstGeom>
-                      </wps:spPr>
-                      <wps:style>
-                        <a:lnRef idx="2">
-                          <a:schemeClr val="dk1">
-                            <a:shade val="15000"/>
-                          </a:schemeClr>
-                        </a:lnRef>
-                        <a:fillRef idx="1">
-                          <a:schemeClr val="dk1"/>
-                        </a:fillRef>
-                        <a:effectRef idx="0">
-                          <a:schemeClr val="dk1"/>
-                        </a:effectRef>
-                        <a:fontRef idx="minor">
-                          <a:schemeClr val="lt1"/>
-                        </a:fontRef>
-                      </wps:style>
-                      <wps:txbx>
-                        <w:txbxContent>
-                          <w:p>
-                            <w:pPr>
-                              <w:rPr>
-                                <w:rFonts w:asciiTheme="majorBidi" w:hAnsiTheme="majorBidi" w:cstheme="majorBidi"/>
-                                <w:b/>
-                                <w:bCs/>
-                                <w:i/>
-                                <w:iCs/>
-                                <w:sz w:val="28"/>
-                                <w:szCs w:val="28"/>
-                              </w:rPr>
-                            </w:pPr>
-                            <w:r>
-                              <w:rPr>
-                                <w:rFonts w:asciiTheme="majorBidi" w:hAnsiTheme="majorBidi" w:cstheme="majorBidi"/>
-                                <w:b/>
-                                <w:bCs/>
-                                <w:i/>
-                                <w:iCs/>
-                                <w:sz w:val="28"/>
-                                <w:szCs w:val="28"/>
-                              </w:rPr>
-                              <w:t>&lt;device&gt;    &lt;mount_point&gt;   &lt;filesystem_type&gt;   &lt;options&gt;   &lt;dump&gt;   &lt;fsck_order&gt;</w:t>
-                            </w:r>
-                          </w:p>
-                        </w:txbxContent>
-                      </wps:txbx>
-                      <wps:bodyPr rot="0" spcFirstLastPara="0" vertOverflow="overflow" horzOverflow="overflow" vert="horz" wrap="square" lIns="91440" tIns="45720" rIns="91440" bIns="45720" numCol="1" spcCol="0" rtlCol="0" fromWordArt="0" anchor="ctr" anchorCtr="0" forceAA="0" compatLnSpc="1">
-                        <a:prstTxWarp prst="textNoShape">
-                          <a:avLst/>
-                        </a:prstTxWarp>
-                        <a:noAutofit/>
-                      </wps:bodyPr>
-                    </wps:wsp>
-                  </a:graphicData>
-                </a:graphic>
-                <wp14:sizeRelH relativeFrom="margin">
-                  <wp14:pctWidth>0</wp14:pctWidth>
-                </wp14:sizeRelH>
-                <wp14:sizeRelV relativeFrom="margin">
-                  <wp14:pctHeight>0</wp14:pctHeight>
-                </wp14:sizeRelV>
-              </wp:anchor>
-            </w:drawing>
-          </mc:Choice>
-          <mc:Fallback>
-            <w:pict>
-              <v:rect w14:anchorId="0BFE8D63" id="Rectangle 4" o:spid="_x0000_s1026" style="position:absolute;left:0;text-align:left;margin-left:.75pt;margin-top:24.9pt;width:417.75pt;height:24pt;z-index:251669504;visibility:visible;mso-wrap-style:square;mso-width-percent:0;mso-height-percent:0;mso-wrap-distance-left:9pt;mso-wrap-distance-top:0;mso-wrap-distance-right:9pt;mso-wrap-distance-bottom:0;mso-position-horizontal:absolute;mso-position-horizontal-relative:text;mso-position-vertical:absolute;mso-position-vertical-relative:text;mso-width-percent:0;mso-height-percent:0;mso-width-relative:margin;mso-height-relative:margin;v-text-anchor:middle" o:gfxdata="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" fillcolor="black [3200]" strokecolor="black [480]" strokeweight="1pt">
-                <v:textbox>
-                  <w:txbxContent>
-                    <w:p>
-                      <w:pPr>
-                        <w:rPr>
-                          <w:rFonts w:asciiTheme="majorBidi" w:hAnsiTheme="majorBidi" w:cstheme="majorBidi"/>
-                          <w:b/>
-                          <w:bCs/>
-                          <w:i/>
-                          <w:iCs/>
-                          <w:sz w:val="28"/>
-                          <w:szCs w:val="28"/>
-                        </w:rPr>
-                      </w:pPr>
-                      <w:r>
-                        <w:rPr>
-                          <w:rFonts w:asciiTheme="majorBidi" w:hAnsiTheme="majorBidi" w:cstheme="majorBidi"/>
-                          <w:b/>
-                          <w:bCs/>
-                          <w:i/>
-                          <w:iCs/>
-                          <w:sz w:val="28"/>
-                          <w:szCs w:val="28"/>
-                        </w:rPr>
-                        <w:t>&lt;device&gt;    &lt;mount_point&gt;   &lt;filesystem_type&gt;   &lt;options&gt;   &lt;dump&gt;   &lt;fsck_order&gt;</w:t>
-                      </w:r>
-                    </w:p>
-                  </w:txbxContent>
-                </v:textbox>
-              </v:rect>
-            </w:pict>
-          </mc:Fallback>
-        </mc:AlternateContent>
-      </w:r>
-      <w:r>
-        <w:rPr>
-          <w:rFonts w:ascii="Times New Roman" w:eastAsia="Calibri" w:hAnsi="Times New Roman" w:cs="Times New Roman"/>
-          <w:sz w:val="28"/>
-          <w:szCs w:val="28"/>
-          <w:lang w:bidi="fa-IR"/>
-        </w:rPr>
-        <w:t>Each line has 6 fields:</w:t>
-      </w:r>
-    </w:p>
-    <w:p>
-      <w:pPr>
-        <w:jc w:val="both"/>
-        <w:rPr>
-          <w:rFonts w:ascii="Times New Roman" w:eastAsia="Calibri" w:hAnsi="Times New Roman" w:cs="Times New Roman"/>
-          <w:sz w:val="28"/>
-          <w:szCs w:val="28"/>
-          <w:lang w:bidi="fa-IR"/>
-        </w:rPr>
-      </w:pPr>
-    </w:p>
-    <w:p>
-      <w:pPr>
-        <w:jc w:val="both"/>
-        <w:rPr>
-          <w:rFonts w:ascii="Times New Roman" w:eastAsia="Calibri" w:hAnsi="Times New Roman" w:cs="Times New Roman"/>
-          <w:sz w:val="2"/>
-          <w:szCs w:val="2"/>
-          <w:lang w:bidi="fa-IR"/>
-        </w:rPr>
-      </w:pPr>
-    </w:p>
-    <w:p>
-      <w:pPr>
-        <w:jc w:val="both"/>
-        <w:rPr>
-          <w:rFonts w:ascii="Times New Roman" w:eastAsia="Calibri" w:hAnsi="Times New Roman" w:cs="Times New Roman"/>
-          <w:b/>
-          <w:bCs/>
-          <w:sz w:val="28"/>
-          <w:szCs w:val="28"/>
-          <w:lang w:bidi="fa-IR"/>
-        </w:rPr>
-      </w:pPr>
-      <w:r>
-        <w:rPr>
-          <w:rFonts w:ascii="Times New Roman" w:eastAsia="Calibri" w:hAnsi="Times New Roman" w:cs="Times New Roman"/>
-          <w:b/>
-          <w:bCs/>
-          <w:noProof/>
-          <w:sz w:val="28"/>
-          <w:szCs w:val="28"/>
-          <w:lang w:bidi="fa-IR"/>
-        </w:rPr>
-        <mc:AlternateContent>
-          <mc:Choice Requires="wps">
-            <w:drawing>
-              <wp:anchor distT="0" distB="0" distL="114300" distR="114300" simplePos="0" relativeHeight="251670528" behindDoc="0" locked="0" layoutInCell="1" allowOverlap="1" wp14:anchorId="283DE187" wp14:editId="6FE8F83A">
-                <wp:simplePos x="0" y="0"/>
-                <wp:positionH relativeFrom="margin">
-                  <wp:align>left</wp:align>
-                </wp:positionH>
-                <wp:positionV relativeFrom="paragraph">
-                  <wp:posOffset>0</wp:posOffset>
-                </wp:positionV>
-                <wp:extent cx="5838825" cy="1009650"/>
-                <wp:effectExtent l="0" t="0" r="28575" b="19050"/>
-                <wp:wrapNone/>
-                <wp:docPr id="5" name="Rectangle 5"/>
-                <wp:cNvGraphicFramePr/>
-                <a:graphic xmlns:a="http://schemas.openxmlformats.org/drawingml/2006/main">
-                  <a:graphicData uri="http://schemas.microsoft.com/office/word/2010/wordprocessingShape">
-                    <wps:wsp>
-                      <wps:cNvSpPr/>
-                      <wps:spPr>
-                        <a:xfrm>
-                          <a:off x="0" y="0"/>
-                          <a:ext cx="5838825" cy="1009650"/>
-                        </a:xfrm>
-                        <a:prstGeom prst="rect">
-                          <a:avLst/>
-                        </a:prstGeom>
-                      </wps:spPr>
-                      <wps:style>
-                        <a:lnRef idx="2">
-                          <a:schemeClr val="dk1">
-                            <a:shade val="15000"/>
-                          </a:schemeClr>
-                        </a:lnRef>
-                        <a:fillRef idx="1">
-                          <a:schemeClr val="dk1"/>
-                        </a:fillRef>
-                        <a:effectRef idx="0">
-                          <a:schemeClr val="dk1"/>
-                        </a:effectRef>
-                        <a:fontRef idx="minor">
-                          <a:schemeClr val="lt1"/>
-                        </a:fontRef>
-                      </wps:style>
-                      <wps:txbx>
-                        <w:txbxContent>
-                          <w:p>
-                            <w:pPr>
-                              <w:rPr>
-                                <w:sz w:val="28"/>
-                                <w:szCs w:val="28"/>
-                              </w:rPr>
-                            </w:pPr>
-                            <w:r>
-                              <w:rPr>
-                                <w:sz w:val="28"/>
-                                <w:szCs w:val="28"/>
-                              </w:rPr>
-                              <w:t>UUID=7f6c3a1a-89d0-4f3c-bf5a-4c3f1ab4d2ab   /data    ext4    defaults   0   2</w:t>
-                            </w:r>
-                          </w:p>
-                          <w:p>
-                            <w:pPr>
-                              <w:rPr>
-                                <w:sz w:val="28"/>
-                                <w:szCs w:val="28"/>
-                              </w:rPr>
-                            </w:pPr>
-                            <w:r>
-                              <w:rPr>
-                                <w:sz w:val="28"/>
-                                <w:szCs w:val="28"/>
-                              </w:rPr>
-                              <w:t>/dev/sdb1                                   /backup  xfs     noatime    0   2</w:t>
-                            </w:r>
-                          </w:p>
-                          <w:p>
-                            <w:pPr>
-                              <w:rPr>
-                                <w:sz w:val="28"/>
-                                <w:szCs w:val="28"/>
-                              </w:rPr>
-                            </w:pPr>
-                            <w:r>
-                              <w:rPr>
-                                <w:sz w:val="28"/>
-                                <w:szCs w:val="28"/>
-                              </w:rPr>
-                              <w:t>/dev/sda2                                   none     swap    sw         0   0</w:t>
-                            </w:r>
-                          </w:p>
-                        </w:txbxContent>
-                      </wps:txbx>
-                      <wps:bodyPr rot="0" spcFirstLastPara="0" vertOverflow="overflow" horzOverflow="overflow" vert="horz" wrap="square" lIns="91440" tIns="45720" rIns="91440" bIns="45720" numCol="1" spcCol="0" rtlCol="0" fromWordArt="0" anchor="ctr" anchorCtr="0" forceAA="0" compatLnSpc="1">
-                        <a:prstTxWarp prst="textNoShape">
-                          <a:avLst/>
-                        </a:prstTxWarp>
-                        <a:noAutofit/>
-                      </wps:bodyPr>
-                    </wps:wsp>
-                  </a:graphicData>
-                </a:graphic>
-                <wp14:sizeRelH relativeFrom="margin">
-                  <wp14:pctWidth>0</wp14:pctWidth>
-                </wp14:sizeRelH>
-                <wp14:sizeRelV relativeFrom="margin">
-                  <wp14:pctHeight>0</wp14:pctHeight>
-                </wp14:sizeRelV>
-              </wp:anchor>
-            </w:drawing>
-          </mc:Choice>
-          <mc:Fallback>
-            <w:pict>
-              <v:rect w14:anchorId="283DE187" id="Rectangle 5" o:spid="_x0000_s1027" style="position:absolute;left:0;text-align:left;margin-left:0;margin-top:0;width:459.75pt;height:79.5pt;z-index:251670528;visibility:visible;mso-wrap-style:square;mso-width-percent:0;mso-height-percent:0;mso-wrap-distance-left:9pt;mso-wrap-distance-top:0;mso-wrap-distance-right:9pt;mso-wrap-distance-bottom:0;mso-position-horizontal:left;mso-position-horizontal-relative:margin;mso-position-vertical:absolute;mso-position-vertical-relative:text;mso-width-percent:0;mso-height-percent:0;mso-width-relative:margin;mso-height-relative:margin;v-text-anchor:middle" o:gfxdata="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" fillcolor="black [3200]" strokecolor="black [480]" strokeweight="1pt">
-                <v:textbox>
-                  <w:txbxContent>
-                    <w:p>
-                      <w:pPr>
-                        <w:rPr>
-                          <w:sz w:val="28"/>
-                          <w:szCs w:val="28"/>
-                        </w:rPr>
-                      </w:pPr>
-                      <w:r>
-                        <w:rPr>
-                          <w:sz w:val="28"/>
-                          <w:szCs w:val="28"/>
-                        </w:rPr>
-                        <w:t>UUID=7f6c3a1a-89d0-4f3c-bf5a-4c3f1ab4d2ab   /data    ext4    defaults   0   2</w:t>
-                      </w:r>
-                    </w:p>
-                    <w:p>
-                      <w:pPr>
-                        <w:rPr>
-                          <w:sz w:val="28"/>
-                          <w:szCs w:val="28"/>
-                        </w:rPr>
-                      </w:pPr>
-                      <w:r>
-                        <w:rPr>
-                          <w:sz w:val="28"/>
-                          <w:szCs w:val="28"/>
-                        </w:rPr>
-                        <w:t>/dev/sdb1                                   /backup  xfs     noatime    0   2</w:t>
-                      </w:r>
-                    </w:p>
-                    <w:p>
-                      <w:pPr>
-                        <w:rPr>
-                          <w:sz w:val="28"/>
-                          <w:szCs w:val="28"/>
-                        </w:rPr>
-                      </w:pPr>
-                      <w:r>
-                        <w:rPr>
-                          <w:sz w:val="28"/>
-                          <w:szCs w:val="28"/>
-                        </w:rPr>
-                        <w:t>/dev/sda2                                   none     swap    sw         0   0</w:t>
-                      </w:r>
-                    </w:p>
-                  </w:txbxContent>
-                </v:textbox>
-                <w10:wrap anchorx="margin"/>
-              </v:rect>
-            </w:pict>
-          </mc:Fallback>
-        </mc:AlternateContent>
-      </w:r>
-    </w:p>
-    <w:p>
-      <w:pPr>
-        <w:jc w:val="both"/>
-        <w:rPr>
-          <w:rFonts w:ascii="Times New Roman" w:eastAsia="Calibri" w:hAnsi="Times New Roman" w:cs="Times New Roman"/>
-          <w:b/>
-          <w:bCs/>
-          <w:sz w:val="28"/>
-          <w:szCs w:val="28"/>
-          <w:lang w:bidi="fa-IR"/>
-        </w:rPr>
-      </w:pPr>
-    </w:p>
-    <w:p>
-      <w:pPr>
-        <w:jc w:val="both"/>
-        <w:rPr>
-          <w:rFonts w:ascii="Times New Roman" w:eastAsia="Calibri" w:hAnsi="Times New Roman" w:cs="Times New Roman"/>
-          <w:b/>
-          <w:bCs/>
-          <w:sz w:val="40"/>
-          <w:szCs w:val="40"/>
-          <w:lang w:bidi="fa-IR"/>
-        </w:rPr>
-      </w:pPr>
-    </w:p>
-    <w:p>
-      <w:pPr>
-        <w:rPr>
-          <w:rFonts w:ascii="Times New Roman" w:eastAsia="Calibri" w:hAnsi="Times New Roman" w:cs="Times New Roman"/>
-          <w:b/>
-          <w:bCs/>
-          <w:sz w:val="28"/>
-          <w:szCs w:val="28"/>
-          <w:lang w:bidi="fa-IR"/>
-        </w:rPr>
-      </w:pPr>
-      <w:r>
-        <w:rPr>
-          <w:rFonts w:ascii="Times New Roman" w:eastAsia="Calibri" w:hAnsi="Times New Roman" w:cs="Times New Roman"/>
-          <w:b/>
-          <w:bCs/>
-          <w:sz w:val="28"/>
-          <w:szCs w:val="28"/>
-          <w:lang w:bidi="fa-IR"/>
-        </w:rPr>
-        <w:t>Steps for Permanent Mount</w:t>
-      </w:r>
-    </w:p>
-    <w:p>
-      <w:pPr>
-        <w:pStyle w:val="ListParagraph"/>
-        <w:numPr>
-          <w:ilvl w:val="0"/>
-          <w:numId w:val="83"/>
-        </w:numPr>
-        <w:ind w:left="360"/>
-        <w:rPr>
-          <w:rFonts w:ascii="Times New Roman" w:eastAsia="Calibri" w:hAnsi="Times New Roman" w:cs="Times New Roman"/>
-          <w:b/>
-          <w:bCs/>
-          <w:sz w:val="28"/>
-          <w:szCs w:val="28"/>
-          <w:lang w:bidi="fa-IR"/>
-        </w:rPr>
-      </w:pPr>
-      <w:r>
-        <w:rPr>
-          <w:rFonts w:ascii="Times New Roman" w:eastAsia="Calibri" w:hAnsi="Times New Roman" w:cs="Times New Roman"/>
-          <w:b/>
-          <w:bCs/>
-          <w:sz w:val="28"/>
-          <w:szCs w:val="28"/>
-          <w:lang w:bidi="fa-IR"/>
-        </w:rPr>
-        <w:t>Find UUID (recommended instead of /dev/sdX because device names can change):</w:t>
-      </w:r>
-    </w:p>
-    <w:p>
-      <w:pPr>
-        <w:ind w:left="360"/>
-        <w:rPr>
-          <w:rFonts w:ascii="Times New Roman" w:eastAsia="Calibri" w:hAnsi="Times New Roman" w:cs="Times New Roman"/>
-          <w:b/>
-          <w:bCs/>
-          <w:i/>
-          <w:iCs/>
-          <w:sz w:val="28"/>
-          <w:szCs w:val="28"/>
-          <w:lang w:bidi="fa-IR"/>
-        </w:rPr>
-      </w:pPr>
-      <w:r>
-        <w:rPr>
-          <w:rFonts w:ascii="Times New Roman" w:eastAsia="Calibri" w:hAnsi="Times New Roman" w:cs="Times New Roman"/>
-          <w:b/>
-          <w:bCs/>
-          <w:i/>
-          <w:iCs/>
-          <w:sz w:val="28"/>
-          <w:szCs w:val="28"/>
-          <w:lang w:bidi="fa-IR"/>
-        </w:rPr>
-        <w:t xml:space="preserve">blkid </w:t>
-      </w:r>
-      <w:r>
-        <w:rPr>
-          <w:rFonts w:ascii="Times New Roman" w:eastAsia="Calibri" w:hAnsi="Times New Roman" w:cs="Times New Roman"/>
-          <w:sz w:val="28"/>
-          <w:szCs w:val="28"/>
-          <w:lang w:bidi="fa-IR"/>
-        </w:rPr>
-        <w:t>or</w:t>
-      </w:r>
-      <w:r>
-        <w:rPr>
-          <w:rFonts w:ascii="Times New Roman" w:eastAsia="Calibri" w:hAnsi="Times New Roman" w:cs="Times New Roman"/>
-          <w:b/>
-          <w:bCs/>
-          <w:i/>
-          <w:iCs/>
-          <w:sz w:val="28"/>
-          <w:szCs w:val="28"/>
-          <w:lang w:bidi="fa-IR"/>
-        </w:rPr>
-        <w:t xml:space="preserve"> lsblk -f</w:t>
-      </w:r>
-    </w:p>
-    <w:p>
-      <w:pPr>
-        <w:pStyle w:val="ListParagraph"/>
-        <w:numPr>
-          <w:ilvl w:val="0"/>
-          <w:numId w:val="83"/>
-        </w:numPr>
-        <w:ind w:left="360"/>
-        <w:rPr>
-          <w:rFonts w:ascii="Times New Roman" w:eastAsia="Calibri" w:hAnsi="Times New Roman" w:cs="Times New Roman"/>
-          <w:b/>
-          <w:bCs/>
-          <w:sz w:val="28"/>
-          <w:szCs w:val="28"/>
-          <w:lang w:bidi="fa-IR"/>
-        </w:rPr>
-      </w:pPr>
-      <w:r>
-        <w:rPr>
-          <w:rFonts w:ascii="Times New Roman" w:eastAsia="Calibri" w:hAnsi="Times New Roman" w:cs="Times New Roman"/>
-          <w:b/>
-          <w:bCs/>
-          <w:sz w:val="28"/>
-          <w:szCs w:val="28"/>
-          <w:lang w:bidi="fa-IR"/>
-        </w:rPr>
-        <w:t>Edit /etc/fstab:</w:t>
-      </w:r>
-      <w:r>
-        <w:rPr>
-          <w:rFonts w:ascii="Times New Roman" w:eastAsia="Calibri" w:hAnsi="Times New Roman" w:cs="Times New Roman"/>
-          <w:b/>
-          <w:bCs/>
-          <w:sz w:val="28"/>
-          <w:szCs w:val="28"/>
-          <w:lang w:bidi="fa-IR"/>
-        </w:rPr>
-        <w:t xml:space="preserve"> </w:t>
-      </w:r>
-      <w:r>
-        <w:rPr>
-          <w:rFonts w:ascii="Times New Roman" w:eastAsia="Calibri" w:hAnsi="Times New Roman" w:cs="Times New Roman"/>
-          <w:b/>
-          <w:bCs/>
-          <w:i/>
-          <w:iCs/>
-          <w:sz w:val="28"/>
-          <w:szCs w:val="28"/>
-          <w:u w:val="single"/>
-          <w:lang w:bidi="fa-IR"/>
-        </w:rPr>
-        <w:t>sudo nano /etc/fstab</w:t>
-      </w:r>
-      <w:r>
-        <w:rPr>
-          <w:rFonts w:ascii="Times New Roman" w:eastAsia="Calibri" w:hAnsi="Times New Roman" w:cs="Times New Roman"/>
-          <w:sz w:val="28"/>
-          <w:szCs w:val="28"/>
-          <w:lang w:bidi="fa-IR"/>
-        </w:rPr>
-        <w:t xml:space="preserve"> and </w:t>
-      </w:r>
-      <w:r>
-        <w:rPr>
-          <w:rFonts w:ascii="Times New Roman" w:eastAsia="Calibri" w:hAnsi="Times New Roman" w:cs="Times New Roman"/>
-          <w:sz w:val="28"/>
-          <w:szCs w:val="28"/>
-          <w:lang w:bidi="fa-IR"/>
-        </w:rPr>
-        <w:t>a</w:t>
-      </w:r>
-      <w:r>
-        <w:rPr>
-          <w:rFonts w:ascii="Times New Roman" w:eastAsia="Calibri" w:hAnsi="Times New Roman" w:cs="Times New Roman"/>
-          <w:sz w:val="28"/>
-          <w:szCs w:val="28"/>
-          <w:lang w:bidi="fa-IR"/>
-        </w:rPr>
-        <w:t>dd your entry.</w:t>
-      </w:r>
-    </w:p>
-    <w:p>
-      <w:pPr>
-        <w:pStyle w:val="ListParagraph"/>
-        <w:numPr>
-          <w:ilvl w:val="0"/>
-          <w:numId w:val="83"/>
-        </w:numPr>
-        <w:ind w:left="360"/>
-        <w:rPr>
-          <w:rFonts w:ascii="Times New Roman" w:eastAsia="Calibri" w:hAnsi="Times New Roman" w:cs="Times New Roman"/>
-          <w:b/>
-          <w:bCs/>
-          <w:sz w:val="28"/>
-          <w:szCs w:val="28"/>
-          <w:lang w:bidi="fa-IR"/>
-        </w:rPr>
-      </w:pPr>
-      <w:r>
-        <w:rPr>
-          <w:rFonts w:ascii="Times New Roman" w:eastAsia="Calibri" w:hAnsi="Times New Roman" w:cs="Times New Roman"/>
-          <w:b/>
-          <w:bCs/>
-          <w:sz w:val="28"/>
-          <w:szCs w:val="28"/>
-          <w:lang w:bidi="fa-IR"/>
-        </w:rPr>
-        <w:t>Test your config without reboot:</w:t>
-      </w:r>
-      <w:r>
-        <w:rPr>
-          <w:rFonts w:ascii="Times New Roman" w:eastAsia="Calibri" w:hAnsi="Times New Roman" w:cs="Times New Roman"/>
-          <w:b/>
-          <w:bCs/>
-          <w:sz w:val="28"/>
-          <w:szCs w:val="28"/>
-          <w:lang w:bidi="fa-IR"/>
-        </w:rPr>
-        <w:t xml:space="preserve"> </w:t>
-      </w:r>
-      <w:r>
-        <w:rPr>
-          <w:rFonts w:ascii="Times New Roman" w:eastAsia="Calibri" w:hAnsi="Times New Roman" w:cs="Times New Roman"/>
-          <w:b/>
-          <w:bCs/>
-          <w:i/>
-          <w:iCs/>
-          <w:sz w:val="28"/>
-          <w:szCs w:val="28"/>
-          <w:lang w:bidi="fa-IR"/>
-        </w:rPr>
-        <w:t>sudo mount -a</w:t>
-      </w:r>
-      <w:r>
-        <w:rPr>
-          <w:rFonts w:ascii="Times New Roman" w:eastAsia="Calibri" w:hAnsi="Times New Roman" w:cs="Times New Roman"/>
-          <w:b/>
-          <w:bCs/>
-          <w:i/>
-          <w:iCs/>
-          <w:sz w:val="28"/>
-          <w:szCs w:val="28"/>
-          <w:lang w:bidi="fa-IR"/>
-        </w:rPr>
-        <w:t xml:space="preserve"> </w:t>
-      </w:r>
-      <w:r>
-        <w:rPr>
-          <w:rFonts w:ascii="Times New Roman" w:eastAsia="Calibri" w:hAnsi="Times New Roman" w:cs="Times New Roman"/>
-          <w:b/>
-          <w:bCs/>
-          <w:i/>
-          <w:iCs/>
-          <w:sz w:val="28"/>
-          <w:szCs w:val="28"/>
-          <w:lang w:bidi="fa-IR"/>
-        </w:rPr>
-        <w:t>→</w:t>
-      </w:r>
-      <w:r>
-        <w:rPr>
-          <w:rFonts w:ascii="Times New Roman" w:eastAsia="Calibri" w:hAnsi="Times New Roman" w:cs="Times New Roman"/>
-          <w:b/>
-          <w:bCs/>
-          <w:sz w:val="28"/>
-          <w:szCs w:val="28"/>
-          <w:lang w:bidi="fa-IR"/>
-        </w:rPr>
-        <w:t xml:space="preserve"> </w:t>
-      </w:r>
-      <w:r>
-        <w:rPr>
-          <w:rFonts w:ascii="Times New Roman" w:eastAsia="Calibri" w:hAnsi="Times New Roman" w:cs="Times New Roman"/>
-          <w:sz w:val="28"/>
-          <w:szCs w:val="28"/>
-          <w:lang w:bidi="fa-IR"/>
-        </w:rPr>
-        <w:t>If no error appears, your configuration is correct.</w:t>
-      </w:r>
-    </w:p>
-    <w:p>
-      <w:pPr>
-        <w:rPr>
-          <w:rFonts w:ascii="Times New Roman" w:eastAsia="Calibri" w:hAnsi="Times New Roman" w:cs="Times New Roman"/>
-          <w:b/>
-          <w:bCs/>
-          <w:sz w:val="28"/>
-          <w:szCs w:val="28"/>
-          <w:lang w:bidi="fa-IR"/>
-        </w:rPr>
-      </w:pPr>
-      <w:r>
-        <w:rPr>
-          <w:rFonts w:ascii="Times New Roman" w:eastAsia="Calibri" w:hAnsi="Times New Roman" w:cs="Times New Roman"/>
-          <w:b/>
-          <w:bCs/>
-          <w:sz w:val="28"/>
-          <w:szCs w:val="28"/>
-          <w:lang w:bidi="fa-IR"/>
-        </w:rPr>
-        <w:t>Common Mount Options</w:t>
-      </w:r>
-    </w:p>
-    <w:p>
-      <w:pPr>
-        <w:pStyle w:val="ListParagraph"/>
-        <w:numPr>
-          <w:ilvl w:val="0"/>
-          <w:numId w:val="84"/>
-        </w:numPr>
-        <w:ind w:left="504"/>
-        <w:rPr>
-          <w:rFonts w:ascii="Times New Roman" w:eastAsia="Calibri" w:hAnsi="Times New Roman" w:cs="Times New Roman"/>
-          <w:b/>
-          <w:bCs/>
-          <w:sz w:val="28"/>
-          <w:szCs w:val="28"/>
-          <w:lang w:bidi="fa-IR"/>
-        </w:rPr>
-      </w:pPr>
-      <w:r>
-        <w:rPr>
-          <w:rFonts w:ascii="Times New Roman" w:eastAsia="Calibri" w:hAnsi="Times New Roman" w:cs="Times New Roman"/>
-          <w:b/>
-          <w:bCs/>
-          <w:i/>
-          <w:iCs/>
-          <w:sz w:val="28"/>
-          <w:szCs w:val="28"/>
-          <w:lang w:bidi="fa-IR"/>
-        </w:rPr>
-        <w:lastRenderedPageBreak/>
-        <w:t>defaults</w:t>
-      </w:r>
-      <w:r>
-        <w:rPr>
-          <w:rFonts w:ascii="Times New Roman" w:eastAsia="Calibri" w:hAnsi="Times New Roman" w:cs="Times New Roman"/>
-          <w:b/>
-          <w:bCs/>
-          <w:sz w:val="28"/>
-          <w:szCs w:val="28"/>
-          <w:lang w:bidi="fa-IR"/>
-        </w:rPr>
-        <w:t xml:space="preserve"> </w:t>
-      </w:r>
-      <w:r>
-        <w:rPr>
-          <w:rFonts w:ascii="Times New Roman" w:eastAsia="Calibri" w:hAnsi="Times New Roman" w:cs="Times New Roman"/>
-          <w:sz w:val="28"/>
-          <w:szCs w:val="28"/>
-          <w:lang w:bidi="fa-IR"/>
-        </w:rPr>
-        <w:t>→ rw, suid, dev, exec, auto, nouser, async</w:t>
-      </w:r>
-    </w:p>
-    <w:p>
-      <w:pPr>
-        <w:pStyle w:val="ListParagraph"/>
-        <w:numPr>
-          <w:ilvl w:val="0"/>
-          <w:numId w:val="84"/>
-        </w:numPr>
-        <w:ind w:left="504"/>
-        <w:rPr>
-          <w:rFonts w:ascii="Times New Roman" w:eastAsia="Calibri" w:hAnsi="Times New Roman" w:cs="Times New Roman"/>
-          <w:b/>
-          <w:bCs/>
-          <w:sz w:val="28"/>
-          <w:szCs w:val="28"/>
-          <w:lang w:bidi="fa-IR"/>
-        </w:rPr>
-      </w:pPr>
-      <w:r>
-        <w:rPr>
-          <w:rFonts w:ascii="Times New Roman" w:eastAsia="Calibri" w:hAnsi="Times New Roman" w:cs="Times New Roman"/>
-          <w:b/>
-          <w:bCs/>
-          <w:i/>
-          <w:iCs/>
-          <w:sz w:val="28"/>
-          <w:szCs w:val="28"/>
-          <w:lang w:bidi="fa-IR"/>
-        </w:rPr>
-        <w:t>ro</w:t>
-      </w:r>
-      <w:r>
-        <w:rPr>
-          <w:rFonts w:ascii="Times New Roman" w:eastAsia="Calibri" w:hAnsi="Times New Roman" w:cs="Times New Roman"/>
-          <w:b/>
-          <w:bCs/>
-          <w:sz w:val="28"/>
-          <w:szCs w:val="28"/>
-          <w:lang w:bidi="fa-IR"/>
-        </w:rPr>
-        <w:t xml:space="preserve"> </w:t>
-      </w:r>
-      <w:r>
-        <w:rPr>
-          <w:rFonts w:ascii="Times New Roman" w:eastAsia="Calibri" w:hAnsi="Times New Roman" w:cs="Times New Roman"/>
-          <w:sz w:val="28"/>
-          <w:szCs w:val="28"/>
-          <w:lang w:bidi="fa-IR"/>
-        </w:rPr>
-        <w:t>→ Read-only</w:t>
-      </w:r>
-    </w:p>
-    <w:p>
-      <w:pPr>
-        <w:pStyle w:val="ListParagraph"/>
-        <w:numPr>
-          <w:ilvl w:val="0"/>
-          <w:numId w:val="84"/>
-        </w:numPr>
-        <w:ind w:left="504"/>
-        <w:rPr>
-          <w:rFonts w:ascii="Times New Roman" w:eastAsia="Calibri" w:hAnsi="Times New Roman" w:cs="Times New Roman"/>
-          <w:b/>
-          <w:bCs/>
-          <w:sz w:val="28"/>
-          <w:szCs w:val="28"/>
-          <w:lang w:bidi="fa-IR"/>
-        </w:rPr>
-      </w:pPr>
-      <w:r>
-        <w:rPr>
-          <w:rFonts w:ascii="Times New Roman" w:eastAsia="Calibri" w:hAnsi="Times New Roman" w:cs="Times New Roman"/>
-          <w:b/>
-          <w:bCs/>
-          <w:i/>
-          <w:iCs/>
-          <w:sz w:val="28"/>
-          <w:szCs w:val="28"/>
-          <w:lang w:bidi="fa-IR"/>
-        </w:rPr>
-        <w:t>noexec</w:t>
-      </w:r>
-      <w:r>
-        <w:rPr>
-          <w:rFonts w:ascii="Times New Roman" w:eastAsia="Calibri" w:hAnsi="Times New Roman" w:cs="Times New Roman"/>
-          <w:b/>
-          <w:bCs/>
-          <w:sz w:val="28"/>
-          <w:szCs w:val="28"/>
-          <w:lang w:bidi="fa-IR"/>
-        </w:rPr>
-        <w:t xml:space="preserve"> </w:t>
-      </w:r>
-      <w:r>
-        <w:rPr>
-          <w:rFonts w:ascii="Times New Roman" w:eastAsia="Calibri" w:hAnsi="Times New Roman" w:cs="Times New Roman"/>
-          <w:sz w:val="28"/>
-          <w:szCs w:val="28"/>
-          <w:lang w:bidi="fa-IR"/>
-        </w:rPr>
-        <w:t>→ Prevent execution of binaries</w:t>
-      </w:r>
-    </w:p>
-    <w:p>
-      <w:pPr>
-        <w:pStyle w:val="ListParagraph"/>
-        <w:numPr>
-          <w:ilvl w:val="0"/>
-          <w:numId w:val="84"/>
-        </w:numPr>
-        <w:ind w:left="504"/>
-        <w:rPr>
-          <w:rFonts w:ascii="Times New Roman" w:eastAsia="Calibri" w:hAnsi="Times New Roman" w:cs="Times New Roman"/>
-          <w:sz w:val="28"/>
-          <w:szCs w:val="28"/>
-          <w:lang w:bidi="fa-IR"/>
-        </w:rPr>
-      </w:pPr>
-      <w:r>
-        <w:rPr>
-          <w:rFonts w:ascii="Times New Roman" w:eastAsia="Calibri" w:hAnsi="Times New Roman" w:cs="Times New Roman"/>
-          <w:b/>
-          <w:bCs/>
-          <w:i/>
-          <w:iCs/>
-          <w:sz w:val="28"/>
-          <w:szCs w:val="28"/>
-          <w:lang w:bidi="fa-IR"/>
-        </w:rPr>
-        <w:t>nosuid</w:t>
-      </w:r>
-      <w:r>
-        <w:rPr>
-          <w:rFonts w:ascii="Times New Roman" w:eastAsia="Calibri" w:hAnsi="Times New Roman" w:cs="Times New Roman"/>
-          <w:b/>
-          <w:bCs/>
-          <w:sz w:val="28"/>
-          <w:szCs w:val="28"/>
-          <w:lang w:bidi="fa-IR"/>
-        </w:rPr>
-        <w:t xml:space="preserve"> </w:t>
-      </w:r>
-      <w:r>
-        <w:rPr>
-          <w:rFonts w:ascii="Times New Roman" w:eastAsia="Calibri" w:hAnsi="Times New Roman" w:cs="Times New Roman"/>
-          <w:sz w:val="28"/>
-          <w:szCs w:val="28"/>
-          <w:lang w:bidi="fa-IR"/>
-        </w:rPr>
-        <w:t>→ Ignore SUID bits</w:t>
-      </w:r>
-    </w:p>
-    <w:p>
-      <w:pPr>
-        <w:pStyle w:val="ListParagraph"/>
-        <w:numPr>
-          <w:ilvl w:val="0"/>
-          <w:numId w:val="84"/>
-        </w:numPr>
-        <w:ind w:left="504"/>
-        <w:rPr>
-          <w:rFonts w:ascii="Times New Roman" w:eastAsia="Calibri" w:hAnsi="Times New Roman" w:cs="Times New Roman"/>
-          <w:b/>
-          <w:bCs/>
-          <w:sz w:val="28"/>
-          <w:szCs w:val="28"/>
-          <w:lang w:bidi="fa-IR"/>
-        </w:rPr>
-      </w:pPr>
-      <w:r>
-        <w:rPr>
-          <w:rFonts w:ascii="Times New Roman" w:eastAsia="Calibri" w:hAnsi="Times New Roman" w:cs="Times New Roman"/>
-          <w:b/>
-          <w:bCs/>
-          <w:i/>
-          <w:iCs/>
-          <w:sz w:val="28"/>
-          <w:szCs w:val="28"/>
-          <w:lang w:bidi="fa-IR"/>
-        </w:rPr>
-        <w:t>noatime</w:t>
-      </w:r>
-      <w:r>
-        <w:rPr>
-          <w:rFonts w:ascii="Times New Roman" w:eastAsia="Calibri" w:hAnsi="Times New Roman" w:cs="Times New Roman"/>
-          <w:b/>
-          <w:bCs/>
-          <w:sz w:val="28"/>
-          <w:szCs w:val="28"/>
-          <w:lang w:bidi="fa-IR"/>
-        </w:rPr>
-        <w:t xml:space="preserve"> </w:t>
-      </w:r>
-      <w:r>
-        <w:rPr>
-          <w:rFonts w:ascii="Times New Roman" w:eastAsia="Calibri" w:hAnsi="Times New Roman" w:cs="Times New Roman"/>
-          <w:sz w:val="28"/>
-          <w:szCs w:val="28"/>
-          <w:lang w:bidi="fa-IR"/>
-        </w:rPr>
-        <w:t>→ Don’t update file access time (improves performance)</w:t>
-      </w:r>
-    </w:p>
-    <w:p>
-      <w:pPr>
-        <w:pStyle w:val="ListParagraph"/>
-        <w:numPr>
-          <w:ilvl w:val="0"/>
-          <w:numId w:val="84"/>
-        </w:numPr>
-        <w:ind w:left="504"/>
-        <w:jc w:val="both"/>
-        <w:rPr>
-          <w:rFonts w:ascii="Times New Roman" w:eastAsia="Calibri" w:hAnsi="Times New Roman" w:cs="Times New Roman"/>
-          <w:b/>
-          <w:bCs/>
-          <w:sz w:val="28"/>
-          <w:szCs w:val="28"/>
-          <w:lang w:bidi="fa-IR"/>
-        </w:rPr>
-      </w:pPr>
-      <w:r>
-        <w:rPr>
-          <w:rFonts w:ascii="Times New Roman" w:eastAsia="Calibri" w:hAnsi="Times New Roman" w:cs="Times New Roman"/>
-          <w:b/>
-          <w:bCs/>
-          <w:i/>
-          <w:iCs/>
-          <w:sz w:val="28"/>
-          <w:szCs w:val="28"/>
-          <w:lang w:bidi="fa-IR"/>
-        </w:rPr>
-        <w:t>user</w:t>
-      </w:r>
-      <w:r>
-        <w:rPr>
-          <w:rFonts w:ascii="Times New Roman" w:eastAsia="Calibri" w:hAnsi="Times New Roman" w:cs="Times New Roman"/>
-          <w:b/>
-          <w:bCs/>
-          <w:sz w:val="28"/>
-          <w:szCs w:val="28"/>
-          <w:lang w:bidi="fa-IR"/>
-        </w:rPr>
-        <w:t xml:space="preserve"> </w:t>
-      </w:r>
-      <w:r>
-        <w:rPr>
-          <w:rFonts w:ascii="Times New Roman" w:eastAsia="Calibri" w:hAnsi="Times New Roman" w:cs="Times New Roman"/>
-          <w:sz w:val="28"/>
-          <w:szCs w:val="28"/>
-          <w:lang w:bidi="fa-IR"/>
-        </w:rPr>
-        <w:t>→ Allow non-root users to mount</w:t>
-      </w:r>
-    </w:p>
-    <w:p>
-      <w:pPr>
-        <w:jc w:val="both"/>
-        <w:rPr>
-          <w:rFonts w:ascii="Times New Roman" w:eastAsia="Calibri" w:hAnsi="Times New Roman" w:cs="Times New Roman"/>
-          <w:b/>
-          <w:bCs/>
-          <w:sz w:val="28"/>
-          <w:szCs w:val="28"/>
-          <w:lang w:bidi="fa-IR"/>
-        </w:rPr>
-      </w:pPr>
-    </w:p>
-    <w:p>
-      <w:pPr>
-        <w:jc w:val="both"/>
-        <w:rPr>
-          <w:rFonts w:ascii="Times New Roman" w:eastAsia="Calibri" w:hAnsi="Times New Roman" w:cs="Times New Roman"/>
-          <w:b/>
-          <w:bCs/>
-          <w:sz w:val="28"/>
-          <w:szCs w:val="28"/>
-          <w:lang w:bidi="fa-IR"/>
-        </w:rPr>
-      </w:pPr>
-    </w:p>
-    <w:p>
-      <w:pPr>
-        <w:jc w:val="both"/>
-        <w:rPr>
-          <w:rFonts w:ascii="Times New Roman" w:eastAsia="Calibri" w:hAnsi="Times New Roman" w:cs="Times New Roman"/>
-          <w:b/>
-          <w:bCs/>
-          <w:sz w:val="28"/>
-          <w:szCs w:val="28"/>
-          <w:lang w:bidi="fa-IR"/>
-        </w:rPr>
-      </w:pPr>
-    </w:p>
-    <w:p>
-      <w:pPr>
-        <w:jc w:val="both"/>
-        <w:rPr>
-          <w:rFonts w:ascii="Times New Roman" w:eastAsia="Calibri" w:hAnsi="Times New Roman" w:cs="Times New Roman"/>
-          <w:b/>
-          <w:bCs/>
-          <w:sz w:val="28"/>
-          <w:szCs w:val="28"/>
-          <w:lang w:bidi="fa-IR"/>
-        </w:rPr>
-      </w:pPr>
-      <w:r>
-        <w:rPr>
-          <w:rFonts w:ascii="Times New Roman" w:eastAsia="Calibri" w:hAnsi="Times New Roman" w:cs="Times New Roman"/>
-          <w:b/>
-          <w:bCs/>
-          <w:noProof/>
-          <w:sz w:val="28"/>
-          <w:szCs w:val="28"/>
-          <w:lang w:bidi="fa-IR"/>
-        </w:rPr>
-        <mc:AlternateContent>
-          <mc:Choice Requires="wps">
-            <w:drawing>
-              <wp:anchor distT="0" distB="0" distL="114300" distR="114300" simplePos="0" relativeHeight="251671552" behindDoc="0" locked="0" layoutInCell="1" allowOverlap="1" wp14:anchorId="14C07807" wp14:editId="52D0E1A7">
-                <wp:simplePos x="0" y="0"/>
-                <wp:positionH relativeFrom="margin">
-                  <wp:align>right</wp:align>
-                </wp:positionH>
-                <wp:positionV relativeFrom="paragraph">
-                  <wp:posOffset>-635</wp:posOffset>
-                </wp:positionV>
-                <wp:extent cx="6829425" cy="3543300"/>
-                <wp:effectExtent l="0" t="0" r="28575" b="19050"/>
-                <wp:wrapNone/>
-                <wp:docPr id="6" name="Rectangle 6"/>
-                <wp:cNvGraphicFramePr/>
-                <a:graphic xmlns:a="http://schemas.openxmlformats.org/drawingml/2006/main">
-                  <a:graphicData uri="http://schemas.microsoft.com/office/word/2010/wordprocessingShape">
-                    <wps:wsp>
-                      <wps:cNvSpPr/>
-                      <wps:spPr>
-                        <a:xfrm>
-                          <a:off x="0" y="0"/>
-                          <a:ext cx="6829425" cy="3543300"/>
-                        </a:xfrm>
-                        <a:prstGeom prst="rect">
-                          <a:avLst/>
-                        </a:prstGeom>
-                      </wps:spPr>
-                      <wps:style>
-                        <a:lnRef idx="1">
-                          <a:schemeClr val="dk1"/>
-                        </a:lnRef>
-                        <a:fillRef idx="2">
-                          <a:schemeClr val="dk1"/>
-                        </a:fillRef>
-                        <a:effectRef idx="1">
-                          <a:schemeClr val="dk1"/>
-                        </a:effectRef>
-                        <a:fontRef idx="minor">
-                          <a:schemeClr val="dk1"/>
-                        </a:fontRef>
-                      </wps:style>
-                      <wps:txbx>
-                        <w:txbxContent>
-                          <w:p>
-                            <w:pPr>
-                              <w:jc w:val="both"/>
-                              <w:rPr>
-                                <w:b/>
-                                <w:bCs/>
-                                <w:i/>
-                                <w:iCs/>
-                                <w:sz w:val="28"/>
-                                <w:szCs w:val="28"/>
-                              </w:rPr>
-                            </w:pPr>
-                            <w:r>
-                              <w:rPr>
-                                <w:b/>
-                                <w:bCs/>
-                                <w:i/>
-                                <w:iCs/>
-                                <w:sz w:val="28"/>
-                                <w:szCs w:val="28"/>
-                              </w:rPr>
-                              <w:t>systemctl daemon-reload</w:t>
-                            </w:r>
-                          </w:p>
-                          <w:p>
-                            <w:pPr>
-                              <w:jc w:val="both"/>
-                              <w:rPr>
-                                <w:sz w:val="28"/>
-                                <w:szCs w:val="28"/>
-                              </w:rPr>
-                            </w:pPr>
-                            <w:r>
-                              <w:rPr>
-                                <w:sz w:val="28"/>
-                                <w:szCs w:val="28"/>
-                              </w:rPr>
-                              <w:t>it t</w:t>
-                            </w:r>
-                            <w:r>
-                              <w:rPr>
-                                <w:sz w:val="28"/>
-                                <w:szCs w:val="28"/>
-                              </w:rPr>
-                              <w:t xml:space="preserve">ells </w:t>
-                            </w:r>
-                            <w:r>
-                              <w:rPr>
-                                <w:b/>
-                                <w:bCs/>
-                                <w:i/>
-                                <w:iCs/>
-                                <w:sz w:val="28"/>
-                                <w:szCs w:val="28"/>
-                              </w:rPr>
-                              <w:t>systemd</w:t>
-                            </w:r>
-                            <w:r>
-                              <w:rPr>
-                                <w:sz w:val="28"/>
-                                <w:szCs w:val="28"/>
-                              </w:rPr>
-                              <w:t xml:space="preserve"> to reload its configuration files and recognize any changes you’ve made to unit files (services, mounts, timers, etc.) without rebooting.</w:t>
-                            </w:r>
-                          </w:p>
-                          <w:p>
-                            <w:pPr>
-                              <w:jc w:val="both"/>
-                              <w:rPr>
-                                <w:sz w:val="28"/>
-                                <w:szCs w:val="28"/>
-                                <w:u w:val="single"/>
-                              </w:rPr>
-                            </w:pPr>
-                            <w:r>
-                              <w:rPr>
-                                <w:sz w:val="28"/>
-                                <w:szCs w:val="28"/>
-                                <w:u w:val="single"/>
-                              </w:rPr>
-                              <w:t>Why it’s needed after mount -a:</w:t>
-                            </w:r>
-                          </w:p>
-                          <w:p>
-                            <w:pPr>
-                              <w:pStyle w:val="ListParagraph"/>
-                              <w:numPr>
-                                <w:ilvl w:val="0"/>
-                                <w:numId w:val="85"/>
-                              </w:numPr>
-                              <w:ind w:left="504"/>
-                              <w:jc w:val="both"/>
-                              <w:rPr>
-                                <w:sz w:val="28"/>
-                                <w:szCs w:val="28"/>
-                              </w:rPr>
-                            </w:pPr>
-                            <w:r>
-                              <w:rPr>
-                                <w:sz w:val="28"/>
-                                <w:szCs w:val="28"/>
-                              </w:rPr>
-                              <w:t xml:space="preserve">If you edited </w:t>
-                            </w:r>
-                            <w:r>
-                              <w:rPr>
-                                <w:b/>
-                                <w:bCs/>
-                                <w:i/>
-                                <w:iCs/>
-                                <w:sz w:val="28"/>
-                                <w:szCs w:val="28"/>
-                              </w:rPr>
-                              <w:t>/etc/fstab</w:t>
-                            </w:r>
-                            <w:r>
-                              <w:rPr>
-                                <w:sz w:val="28"/>
-                                <w:szCs w:val="28"/>
-                              </w:rPr>
-                              <w:t xml:space="preserve"> to add new mount points or options, </w:t>
-                            </w:r>
-                            <w:r>
-                              <w:rPr>
-                                <w:b/>
-                                <w:bCs/>
-                                <w:i/>
-                                <w:iCs/>
-                                <w:sz w:val="28"/>
-                                <w:szCs w:val="28"/>
-                              </w:rPr>
-                              <w:t>mount -a</w:t>
-                            </w:r>
-                            <w:r>
-                              <w:rPr>
-                                <w:sz w:val="28"/>
-                                <w:szCs w:val="28"/>
-                              </w:rPr>
-                              <w:t xml:space="preserve"> tries to mount them immediately.</w:t>
-                            </w:r>
-                          </w:p>
-                          <w:p>
-                            <w:pPr>
-                              <w:pStyle w:val="ListParagraph"/>
-                              <w:numPr>
-                                <w:ilvl w:val="0"/>
-                                <w:numId w:val="85"/>
-                              </w:numPr>
-                              <w:ind w:left="504"/>
-                              <w:jc w:val="both"/>
-                              <w:rPr>
-                                <w:sz w:val="28"/>
-                                <w:szCs w:val="28"/>
-                              </w:rPr>
-                            </w:pPr>
-                            <w:r>
-                              <w:rPr>
-                                <w:b/>
-                                <w:bCs/>
-                                <w:i/>
-                                <w:iCs/>
-                                <w:sz w:val="28"/>
-                                <w:szCs w:val="28"/>
-                              </w:rPr>
-                              <w:t>systemd</w:t>
-                            </w:r>
-                            <w:r>
-                              <w:rPr>
-                                <w:sz w:val="28"/>
-                                <w:szCs w:val="28"/>
-                              </w:rPr>
-                              <w:t xml:space="preserve"> might still be using the old mount configuration internally.</w:t>
-                            </w:r>
-                          </w:p>
-                          <w:p>
-                            <w:pPr>
-                              <w:pStyle w:val="ListParagraph"/>
-                              <w:numPr>
-                                <w:ilvl w:val="0"/>
-                                <w:numId w:val="85"/>
-                              </w:numPr>
-                              <w:ind w:left="504"/>
-                              <w:jc w:val="both"/>
-                              <w:rPr>
-                                <w:sz w:val="28"/>
-                                <w:szCs w:val="28"/>
-                              </w:rPr>
-                            </w:pPr>
-                            <w:r>
-                              <w:rPr>
-                                <w:sz w:val="28"/>
-                                <w:szCs w:val="28"/>
-                              </w:rPr>
-                              <w:t xml:space="preserve">Running </w:t>
-                            </w:r>
-                            <w:r>
-                              <w:rPr>
-                                <w:b/>
-                                <w:bCs/>
-                                <w:sz w:val="28"/>
-                                <w:szCs w:val="28"/>
-                              </w:rPr>
-                              <w:t>systemctl daemon-reload</w:t>
-                            </w:r>
-                            <w:r>
-                              <w:rPr>
-                                <w:sz w:val="28"/>
-                                <w:szCs w:val="28"/>
-                              </w:rPr>
-                              <w:t xml:space="preserve"> ensures that </w:t>
-                            </w:r>
-                            <w:r>
-                              <w:rPr>
-                                <w:b/>
-                                <w:bCs/>
-                                <w:i/>
-                                <w:iCs/>
-                                <w:sz w:val="28"/>
-                                <w:szCs w:val="28"/>
-                              </w:rPr>
-                              <w:t>systemd</w:t>
-                            </w:r>
-                            <w:r>
-                              <w:rPr>
-                                <w:sz w:val="28"/>
-                                <w:szCs w:val="28"/>
-                              </w:rPr>
-                              <w:t xml:space="preserve"> reloads the updated mount definitions so that your new or modified mount points are fully recognized by the system.</w:t>
-                            </w:r>
-                          </w:p>
-                          <w:p>
-                            <w:pPr>
-                              <w:jc w:val="both"/>
-                              <w:rPr>
-                                <w:sz w:val="28"/>
-                                <w:szCs w:val="28"/>
-                              </w:rPr>
-                            </w:pPr>
-                            <w:r>
-                              <w:rPr>
-                                <w:b/>
-                                <w:bCs/>
-                                <w:sz w:val="28"/>
-                                <w:szCs w:val="28"/>
-                              </w:rPr>
-                              <w:t>Analogy:</w:t>
-                            </w:r>
-                            <w:r>
-                              <w:rPr>
-                                <w:b/>
-                                <w:bCs/>
-                                <w:sz w:val="28"/>
-                                <w:szCs w:val="28"/>
-                              </w:rPr>
-                              <w:t xml:space="preserve"> </w:t>
-                            </w:r>
-                            <w:r>
-                              <w:rPr>
-                                <w:sz w:val="28"/>
-                                <w:szCs w:val="28"/>
-                              </w:rPr>
-                              <w:t xml:space="preserve">Think of </w:t>
-                            </w:r>
-                            <w:r>
-                              <w:rPr>
-                                <w:b/>
-                                <w:bCs/>
-                                <w:i/>
-                                <w:iCs/>
-                                <w:sz w:val="28"/>
-                                <w:szCs w:val="28"/>
-                              </w:rPr>
-                              <w:t>systemd</w:t>
-                            </w:r>
-                            <w:r>
-                              <w:rPr>
-                                <w:sz w:val="28"/>
-                                <w:szCs w:val="28"/>
-                              </w:rPr>
-                              <w:t xml:space="preserve"> as a manager keeping a list of all tasks. If you change a task on paper (</w:t>
-                            </w:r>
-                            <w:r>
-                              <w:rPr>
-                                <w:b/>
-                                <w:bCs/>
-                                <w:i/>
-                                <w:iCs/>
-                                <w:sz w:val="28"/>
-                                <w:szCs w:val="28"/>
-                              </w:rPr>
-                              <w:t>/etc/fstab</w:t>
-                            </w:r>
-                            <w:r>
-                              <w:rPr>
-                                <w:sz w:val="28"/>
-                                <w:szCs w:val="28"/>
-                              </w:rPr>
-                              <w:t>), the manager won’t know until you tell them to check the updated list (daemon-reload).</w:t>
-                            </w:r>
-                          </w:p>
-                        </w:txbxContent>
-                      </wps:txbx>
-                      <wps:bodyPr rot="0" spcFirstLastPara="0" vertOverflow="overflow" horzOverflow="overflow" vert="horz" wrap="square" lIns="91440" tIns="45720" rIns="91440" bIns="45720" numCol="1" spcCol="0" rtlCol="0" fromWordArt="0" anchor="ctr" anchorCtr="0" forceAA="0" compatLnSpc="1">
-                        <a:prstTxWarp prst="textNoShape">
-                          <a:avLst/>
-                        </a:prstTxWarp>
-                        <a:noAutofit/>
-                      </wps:bodyPr>
-                    </wps:wsp>
-                  </a:graphicData>
-                </a:graphic>
-                <wp14:sizeRelH relativeFrom="margin">
-                  <wp14:pctWidth>0</wp14:pctWidth>
-                </wp14:sizeRelH>
-                <wp14:sizeRelV relativeFrom="margin">
-                  <wp14:pctHeight>0</wp14:pctHeight>
-                </wp14:sizeRelV>
-              </wp:anchor>
-            </w:drawing>
-          </mc:Choice>
-          <mc:Fallback>
-            <w:pict>
-              <v:rect w14:anchorId="14C07807" id="Rectangle 6" o:spid="_x0000_s1028" style="position:absolute;left:0;text-align:left;margin-left:486.55pt;margin-top:-.05pt;width:537.75pt;height:279pt;z-index:251671552;visibility:visible;mso-wrap-style:square;mso-width-percent:0;mso-height-percent:0;mso-wrap-distance-left:9pt;mso-wrap-distance-top:0;mso-wrap-distance-right:9pt;mso-wrap-distance-bottom:0;mso-position-horizontal:right;mso-position-horizontal-relative:margin;mso-position-vertical:absolute;mso-position-vertical-relative:text;mso-width-percent:0;mso-height-percent:0;mso-width-relative:margin;mso-height-relative:margin;v-text-anchor:middle" o:gfxdata="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" fillcolor="#555 [2160]" strokecolor="black [3200]" strokeweight=".5pt">
-                <v:fill color2="#313131 [2608]" rotate="t" colors="0 #9b9b9b;.5 #8e8e8e;1 #797979" focus="100%" type="gradient">
-                  <o:fill v:ext="view" type="gradientUnscaled"/>
-                </v:fill>
-                <v:textbox>
-                  <w:txbxContent>
-                    <w:p>
-                      <w:pPr>
-                        <w:jc w:val="both"/>
-                        <w:rPr>
-                          <w:b/>
-                          <w:bCs/>
-                          <w:i/>
-                          <w:iCs/>
-                          <w:sz w:val="28"/>
-                          <w:szCs w:val="28"/>
-                        </w:rPr>
-                      </w:pPr>
-                      <w:r>
-                        <w:rPr>
-                          <w:b/>
-                          <w:bCs/>
-                          <w:i/>
-                          <w:iCs/>
-                          <w:sz w:val="28"/>
-                          <w:szCs w:val="28"/>
-                        </w:rPr>
-                        <w:t>systemctl daemon-reload</w:t>
-                      </w:r>
-                    </w:p>
-                    <w:p>
-                      <w:pPr>
-                        <w:jc w:val="both"/>
-                        <w:rPr>
-                          <w:sz w:val="28"/>
-                          <w:szCs w:val="28"/>
-                        </w:rPr>
-                      </w:pPr>
-                      <w:r>
-                        <w:rPr>
-                          <w:sz w:val="28"/>
-                          <w:szCs w:val="28"/>
-                        </w:rPr>
-                        <w:t>it t</w:t>
-                      </w:r>
-                      <w:r>
-                        <w:rPr>
-                          <w:sz w:val="28"/>
-                          <w:szCs w:val="28"/>
-                        </w:rPr>
-                        <w:t xml:space="preserve">ells </w:t>
-                      </w:r>
-                      <w:r>
-                        <w:rPr>
-                          <w:b/>
-                          <w:bCs/>
-                          <w:i/>
-                          <w:iCs/>
-                          <w:sz w:val="28"/>
-                          <w:szCs w:val="28"/>
-                        </w:rPr>
-                        <w:t>systemd</w:t>
-                      </w:r>
-                      <w:r>
-                        <w:rPr>
-                          <w:sz w:val="28"/>
-                          <w:szCs w:val="28"/>
-                        </w:rPr>
-                        <w:t xml:space="preserve"> to reload its configuration files and recognize any changes you’ve made to unit files (services, mounts, timers, etc.) without rebooting.</w:t>
-                      </w:r>
-                    </w:p>
-                    <w:p>
-                      <w:pPr>
-                        <w:jc w:val="both"/>
-                        <w:rPr>
-                          <w:sz w:val="28"/>
-                          <w:szCs w:val="28"/>
-                          <w:u w:val="single"/>
-                        </w:rPr>
-                      </w:pPr>
-                      <w:r>
-                        <w:rPr>
-                          <w:sz w:val="28"/>
-                          <w:szCs w:val="28"/>
-                          <w:u w:val="single"/>
-                        </w:rPr>
-                        <w:t>Why it’s needed after mount -a:</w:t>
-                      </w:r>
-                    </w:p>
-                    <w:p>
-                      <w:pPr>
-                        <w:pStyle w:val="ListParagraph"/>
-                        <w:numPr>
-                          <w:ilvl w:val="0"/>
-                          <w:numId w:val="85"/>
-                        </w:numPr>
-                        <w:ind w:left="504"/>
-                        <w:jc w:val="both"/>
-                        <w:rPr>
-                          <w:sz w:val="28"/>
-                          <w:szCs w:val="28"/>
-                        </w:rPr>
-                      </w:pPr>
-                      <w:r>
-                        <w:rPr>
-                          <w:sz w:val="28"/>
-                          <w:szCs w:val="28"/>
-                        </w:rPr>
-                        <w:t xml:space="preserve">If you edited </w:t>
-                      </w:r>
-                      <w:r>
-                        <w:rPr>
-                          <w:b/>
-                          <w:bCs/>
-                          <w:i/>
-                          <w:iCs/>
-                          <w:sz w:val="28"/>
-                          <w:szCs w:val="28"/>
-                        </w:rPr>
-                        <w:t>/etc/fstab</w:t>
-                      </w:r>
-                      <w:r>
-                        <w:rPr>
-                          <w:sz w:val="28"/>
-                          <w:szCs w:val="28"/>
-                        </w:rPr>
-                        <w:t xml:space="preserve"> to add new mount points or options, </w:t>
-                      </w:r>
-                      <w:r>
-                        <w:rPr>
-                          <w:b/>
-                          <w:bCs/>
-                          <w:i/>
-                          <w:iCs/>
-                          <w:sz w:val="28"/>
-                          <w:szCs w:val="28"/>
-                        </w:rPr>
-                        <w:t>mount -a</w:t>
-                      </w:r>
-                      <w:r>
-                        <w:rPr>
-                          <w:sz w:val="28"/>
-                          <w:szCs w:val="28"/>
-                        </w:rPr>
-                        <w:t xml:space="preserve"> tries to mount them immediately.</w:t>
-                      </w:r>
-                    </w:p>
-                    <w:p>
-                      <w:pPr>
-                        <w:pStyle w:val="ListParagraph"/>
-                        <w:numPr>
-                          <w:ilvl w:val="0"/>
-                          <w:numId w:val="85"/>
-                        </w:numPr>
-                        <w:ind w:left="504"/>
-                        <w:jc w:val="both"/>
-                        <w:rPr>
-                          <w:sz w:val="28"/>
-                          <w:szCs w:val="28"/>
-                        </w:rPr>
-                      </w:pPr>
-                      <w:r>
-                        <w:rPr>
-                          <w:b/>
-                          <w:bCs/>
-                          <w:i/>
-                          <w:iCs/>
-                          <w:sz w:val="28"/>
-                          <w:szCs w:val="28"/>
-                        </w:rPr>
-                        <w:t>systemd</w:t>
-                      </w:r>
-                      <w:r>
-                        <w:rPr>
-                          <w:sz w:val="28"/>
-                          <w:szCs w:val="28"/>
-                        </w:rPr>
-                        <w:t xml:space="preserve"> might still be using the old mount configuration internally.</w:t>
-                      </w:r>
-                    </w:p>
-                    <w:p>
-                      <w:pPr>
-                        <w:pStyle w:val="ListParagraph"/>
-                        <w:numPr>
-                          <w:ilvl w:val="0"/>
-                          <w:numId w:val="85"/>
-                        </w:numPr>
-                        <w:ind w:left="504"/>
-                        <w:jc w:val="both"/>
-                        <w:rPr>
-                          <w:sz w:val="28"/>
-                          <w:szCs w:val="28"/>
-                        </w:rPr>
-                      </w:pPr>
-                      <w:r>
-                        <w:rPr>
-                          <w:sz w:val="28"/>
-                          <w:szCs w:val="28"/>
-                        </w:rPr>
-                        <w:t xml:space="preserve">Running </w:t>
-                      </w:r>
-                      <w:r>
-                        <w:rPr>
-                          <w:b/>
-                          <w:bCs/>
-                          <w:sz w:val="28"/>
-                          <w:szCs w:val="28"/>
-                        </w:rPr>
-                        <w:t>systemctl daemon-reload</w:t>
-                      </w:r>
-                      <w:r>
-                        <w:rPr>
-                          <w:sz w:val="28"/>
-                          <w:szCs w:val="28"/>
-                        </w:rPr>
-                        <w:t xml:space="preserve"> ensures that </w:t>
-                      </w:r>
-                      <w:r>
-                        <w:rPr>
-                          <w:b/>
-                          <w:bCs/>
-                          <w:i/>
-                          <w:iCs/>
-                          <w:sz w:val="28"/>
-                          <w:szCs w:val="28"/>
-                        </w:rPr>
-                        <w:t>systemd</w:t>
-                      </w:r>
-                      <w:r>
-                        <w:rPr>
-                          <w:sz w:val="28"/>
-                          <w:szCs w:val="28"/>
-                        </w:rPr>
-                        <w:t xml:space="preserve"> reloads the updated mount definitions so that your new or modified mount points are fully recognized by the system.</w:t>
-                      </w:r>
-                    </w:p>
-                    <w:p>
-                      <w:pPr>
-                        <w:jc w:val="both"/>
-                        <w:rPr>
-                          <w:sz w:val="28"/>
-                          <w:szCs w:val="28"/>
-                        </w:rPr>
-                      </w:pPr>
-                      <w:r>
-                        <w:rPr>
-                          <w:b/>
-                          <w:bCs/>
-                          <w:sz w:val="28"/>
-                          <w:szCs w:val="28"/>
-                        </w:rPr>
-                        <w:t>Analogy:</w:t>
-                      </w:r>
-                      <w:r>
-                        <w:rPr>
-                          <w:b/>
-                          <w:bCs/>
-                          <w:sz w:val="28"/>
-                          <w:szCs w:val="28"/>
-                        </w:rPr>
-                        <w:t xml:space="preserve"> </w:t>
-                      </w:r>
-                      <w:r>
-                        <w:rPr>
-                          <w:sz w:val="28"/>
-                          <w:szCs w:val="28"/>
-                        </w:rPr>
-                        <w:t xml:space="preserve">Think of </w:t>
-                      </w:r>
-                      <w:r>
-                        <w:rPr>
-                          <w:b/>
-                          <w:bCs/>
-                          <w:i/>
-                          <w:iCs/>
-                          <w:sz w:val="28"/>
-                          <w:szCs w:val="28"/>
-                        </w:rPr>
-                        <w:t>systemd</w:t>
-                      </w:r>
-                      <w:r>
-                        <w:rPr>
-                          <w:sz w:val="28"/>
-                          <w:szCs w:val="28"/>
-                        </w:rPr>
-                        <w:t xml:space="preserve"> as a manager keeping a list of all tasks. If you change a task on paper (</w:t>
-                      </w:r>
-                      <w:r>
-                        <w:rPr>
-                          <w:b/>
-                          <w:bCs/>
-                          <w:i/>
-                          <w:iCs/>
-                          <w:sz w:val="28"/>
-                          <w:szCs w:val="28"/>
-                        </w:rPr>
-                        <w:t>/etc/fstab</w:t>
-                      </w:r>
-                      <w:r>
-                        <w:rPr>
-                          <w:sz w:val="28"/>
-                          <w:szCs w:val="28"/>
-                        </w:rPr>
-                        <w:t>), the manager won’t know until you tell them to check the updated list (daemon-reload).</w:t>
-                      </w:r>
-                    </w:p>
-                  </w:txbxContent>
-                </v:textbox>
-                <w10:wrap anchorx="margin"/>
-              </v:rect>
-            </w:pict>
-          </mc:Fallback>
-        </mc:AlternateContent>
-      </w:r>
-    </w:p>
-    <w:p>
-      <w:pPr>
-        <w:jc w:val="both"/>
-        <w:rPr>
-          <w:rFonts w:ascii="Times New Roman" w:eastAsia="Calibri" w:hAnsi="Times New Roman" w:cs="Times New Roman"/>
-          <w:b/>
-          <w:bCs/>
-          <w:sz w:val="28"/>
-          <w:szCs w:val="28"/>
-          <w:lang w:bidi="fa-IR"/>
-        </w:rPr>
-      </w:pPr>
-    </w:p>
-    <w:p>
-      <w:pPr>
-        <w:jc w:val="both"/>
-        <w:rPr>
-          <w:rFonts w:ascii="Times New Roman" w:eastAsia="Calibri" w:hAnsi="Times New Roman" w:cs="Times New Roman"/>
-          <w:b/>
-          <w:bCs/>
-          <w:sz w:val="28"/>
-          <w:szCs w:val="28"/>
-          <w:lang w:bidi="fa-IR"/>
-        </w:rPr>
-      </w:pPr>
-    </w:p>
-    <w:p>
-      <w:pPr>
-        <w:jc w:val="both"/>
-        <w:rPr>
-          <w:rFonts w:ascii="Times New Roman" w:eastAsia="Calibri" w:hAnsi="Times New Roman" w:cs="Times New Roman"/>
-          <w:b/>
-          <w:bCs/>
-          <w:sz w:val="28"/>
-          <w:szCs w:val="28"/>
-          <w:lang w:bidi="fa-IR"/>
-        </w:rPr>
-      </w:pPr>
-    </w:p>
-    <w:p>
-      <w:pPr>
-        <w:jc w:val="both"/>
-        <w:rPr>
-          <w:rFonts w:ascii="Times New Roman" w:eastAsia="Calibri" w:hAnsi="Times New Roman" w:cs="Times New Roman"/>
-          <w:b/>
-          <w:bCs/>
-          <w:sz w:val="28"/>
-          <w:szCs w:val="28"/>
-          <w:lang w:bidi="fa-IR"/>
-        </w:rPr>
-      </w:pPr>
-    </w:p>
-    <w:p>
-      <w:pPr>
-        <w:jc w:val="both"/>
-        <w:rPr>
-          <w:rFonts w:ascii="Times New Roman" w:eastAsia="Calibri" w:hAnsi="Times New Roman" w:cs="Times New Roman"/>
-          <w:b/>
-          <w:bCs/>
-          <w:sz w:val="28"/>
-          <w:szCs w:val="28"/>
-          <w:lang w:bidi="fa-IR"/>
-        </w:rPr>
-      </w:pPr>
-    </w:p>
-    <w:p>
-      <w:pPr>
-        <w:jc w:val="both"/>
-        <w:rPr>
-          <w:rFonts w:ascii="Times New Roman" w:eastAsia="Calibri" w:hAnsi="Times New Roman" w:cs="Times New Roman"/>
-          <w:b/>
-          <w:bCs/>
-          <w:sz w:val="28"/>
-          <w:szCs w:val="28"/>
-          <w:lang w:bidi="fa-IR"/>
-        </w:rPr>
-      </w:pPr>
-      <w:r>
-        <w:rPr>
-          <w:rFonts w:ascii="Times New Roman" w:eastAsia="Calibri" w:hAnsi="Times New Roman" w:cs="Times New Roman"/>
-          <w:b/>
-          <w:bCs/>
-          <w:noProof/>
-          <w:sz w:val="28"/>
-          <w:szCs w:val="28"/>
-          <w:lang w:bidi="fa-IR"/>
-        </w:rPr>
-        <mc:AlternateContent>
-          <mc:Choice Requires="wps">
-            <w:drawing>
-              <wp:anchor distT="0" distB="0" distL="114300" distR="114300" simplePos="0" relativeHeight="251672576" behindDoc="0" locked="0" layoutInCell="1" allowOverlap="1" wp14:anchorId="6B520DD9" wp14:editId="23EE6D49">
-                <wp:simplePos x="0" y="0"/>
-                <wp:positionH relativeFrom="margin">
-                  <wp:posOffset>-14605</wp:posOffset>
-                </wp:positionH>
-                <wp:positionV relativeFrom="paragraph">
-                  <wp:posOffset>28575</wp:posOffset>
-                </wp:positionV>
-                <wp:extent cx="6829425" cy="1724025"/>
-                <wp:effectExtent l="0" t="0" r="28575" b="28575"/>
-                <wp:wrapNone/>
-                <wp:docPr id="7" name="Rectangle 7"/>
-                <wp:cNvGraphicFramePr/>
-                <a:graphic xmlns:a="http://schemas.openxmlformats.org/drawingml/2006/main">
-                  <a:graphicData uri="http://schemas.microsoft.com/office/word/2010/wordprocessingShape">
-                    <wps:wsp>
-                      <wps:cNvSpPr/>
-                      <wps:spPr>
-                        <a:xfrm>
-                          <a:off x="0" y="0"/>
-                          <a:ext cx="6829425" cy="1724025"/>
-                        </a:xfrm>
-                        <a:prstGeom prst="rect">
-                          <a:avLst/>
-                        </a:prstGeom>
-                      </wps:spPr>
-                      <wps:style>
-                        <a:lnRef idx="1">
-                          <a:schemeClr val="dk1"/>
-                        </a:lnRef>
-                        <a:fillRef idx="2">
-                          <a:schemeClr val="dk1"/>
-                        </a:fillRef>
-                        <a:effectRef idx="1">
-                          <a:schemeClr val="dk1"/>
-                        </a:effectRef>
-                        <a:fontRef idx="minor">
-                          <a:schemeClr val="dk1"/>
-                        </a:fontRef>
-                      </wps:style>
-                      <wps:txbx>
-                        <w:txbxContent>
-                          <w:p>
-                            <w:pPr>
-                              <w:jc w:val="both"/>
-                              <w:rPr>
-                                <w:b/>
-                                <w:bCs/>
-                                <w:sz w:val="28"/>
-                                <w:szCs w:val="28"/>
-                              </w:rPr>
-                            </w:pPr>
-                            <w:r>
-                              <w:rPr>
-                                <w:b/>
-                                <w:bCs/>
-                                <w:sz w:val="28"/>
-                                <w:szCs w:val="28"/>
-                              </w:rPr>
-                              <w:t>Usage example:</w:t>
-                            </w:r>
-                          </w:p>
-                          <w:p>
-                            <w:pPr>
-                              <w:pStyle w:val="ListParagraph"/>
-                              <w:numPr>
-                                <w:ilvl w:val="0"/>
-                                <w:numId w:val="86"/>
-                              </w:numPr>
-                              <w:ind w:left="360"/>
-                              <w:jc w:val="both"/>
-                              <w:rPr>
-                                <w:b/>
-                                <w:bCs/>
-                                <w:sz w:val="28"/>
-                                <w:szCs w:val="28"/>
-                              </w:rPr>
-                            </w:pPr>
-                            <w:r>
-                              <w:rPr>
-                                <w:b/>
-                                <w:bCs/>
-                                <w:i/>
-                                <w:iCs/>
-                                <w:sz w:val="28"/>
-                                <w:szCs w:val="28"/>
-                              </w:rPr>
-                              <w:t>sudo nano /etc/fstab</w:t>
-                            </w:r>
-                            <w:r>
-                              <w:rPr>
-                                <w:b/>
-                                <w:bCs/>
-                                <w:sz w:val="28"/>
-                                <w:szCs w:val="28"/>
-                              </w:rPr>
-                              <w:t xml:space="preserve"> </w:t>
-                            </w:r>
-                            <w:r>
-                              <w:rPr>
-                                <w:rFonts w:ascii="Times New Roman" w:eastAsia="Calibri" w:hAnsi="Times New Roman" w:cs="Times New Roman"/>
-                                <w:sz w:val="28"/>
-                                <w:szCs w:val="28"/>
-                                <w:lang w:bidi="fa-IR"/>
-                              </w:rPr>
-                              <w:t xml:space="preserve">→ </w:t>
-                            </w:r>
-                            <w:r>
-                              <w:rPr>
-                                <w:sz w:val="28"/>
-                                <w:szCs w:val="28"/>
-                              </w:rPr>
-                              <w:t>edit fstab</w:t>
-                            </w:r>
-                          </w:p>
-                          <w:p>
-                            <w:pPr>
-                              <w:pStyle w:val="ListParagraph"/>
-                              <w:numPr>
-                                <w:ilvl w:val="0"/>
-                                <w:numId w:val="86"/>
-                              </w:numPr>
-                              <w:ind w:left="360"/>
-                              <w:jc w:val="both"/>
-                              <w:rPr>
-                                <w:b/>
-                                <w:bCs/>
-                                <w:sz w:val="28"/>
-                                <w:szCs w:val="28"/>
-                              </w:rPr>
-                            </w:pPr>
-                            <w:r>
-                              <w:rPr>
-                                <w:b/>
-                                <w:bCs/>
-                                <w:i/>
-                                <w:iCs/>
-                                <w:sz w:val="28"/>
-                                <w:szCs w:val="28"/>
-                              </w:rPr>
-                              <w:t>sudo systemctl daemon-reload</w:t>
-                            </w:r>
-                            <w:r>
-                              <w:rPr>
-                                <w:sz w:val="28"/>
-                                <w:szCs w:val="28"/>
-                              </w:rPr>
-                              <w:t xml:space="preserve"> </w:t>
-                            </w:r>
-                            <w:r>
-                              <w:rPr>
-                                <w:rFonts w:ascii="Times New Roman" w:eastAsia="Calibri" w:hAnsi="Times New Roman" w:cs="Times New Roman"/>
-                                <w:sz w:val="28"/>
-                                <w:szCs w:val="28"/>
-                                <w:lang w:bidi="fa-IR"/>
-                              </w:rPr>
-                              <w:t xml:space="preserve">→ </w:t>
-                            </w:r>
-                            <w:r>
-                              <w:rPr>
-                                <w:sz w:val="28"/>
-                                <w:szCs w:val="28"/>
-                              </w:rPr>
-                              <w:t>reload systemd configuration</w:t>
-                            </w:r>
-                          </w:p>
-                          <w:p>
-                            <w:pPr>
-                              <w:pStyle w:val="ListParagraph"/>
-                              <w:numPr>
-                                <w:ilvl w:val="0"/>
-                                <w:numId w:val="86"/>
-                              </w:numPr>
-                              <w:spacing w:line="360" w:lineRule="auto"/>
-                              <w:ind w:left="360"/>
-                              <w:jc w:val="both"/>
-                              <w:rPr>
-                                <w:b/>
-                                <w:bCs/>
-                                <w:sz w:val="28"/>
-                                <w:szCs w:val="28"/>
-                              </w:rPr>
-                            </w:pPr>
-                            <w:r>
-                              <w:rPr>
-                                <w:b/>
-                                <w:bCs/>
-                                <w:i/>
-                                <w:iCs/>
-                                <w:sz w:val="28"/>
-                                <w:szCs w:val="28"/>
-                              </w:rPr>
-                              <w:t>sudo mount -a</w:t>
-                            </w:r>
-                            <w:r>
-                              <w:rPr>
-                                <w:b/>
-                                <w:bCs/>
-                                <w:sz w:val="28"/>
-                                <w:szCs w:val="28"/>
-                              </w:rPr>
-                              <w:t xml:space="preserve"> </w:t>
-                            </w:r>
-                            <w:r>
-                              <w:rPr>
-                                <w:rFonts w:ascii="Times New Roman" w:eastAsia="Calibri" w:hAnsi="Times New Roman" w:cs="Times New Roman"/>
-                                <w:sz w:val="28"/>
-                                <w:szCs w:val="28"/>
-                                <w:lang w:bidi="fa-IR"/>
-                              </w:rPr>
-                              <w:t xml:space="preserve">→ </w:t>
-                            </w:r>
-                            <w:r>
-                              <w:rPr>
-                                <w:sz w:val="28"/>
-                                <w:szCs w:val="28"/>
-                              </w:rPr>
-                              <w:t xml:space="preserve">mount all entries from </w:t>
-                            </w:r>
-                            <w:r>
-                              <w:rPr>
-                                <w:b/>
-                                <w:bCs/>
-                                <w:i/>
-                                <w:iCs/>
-                                <w:sz w:val="28"/>
-                                <w:szCs w:val="28"/>
-                              </w:rPr>
-                              <w:t>fstab</w:t>
-                            </w:r>
-                          </w:p>
-                          <w:p>
-                            <w:pPr>
-                              <w:pStyle w:val="ListParagraph"/>
-                              <w:numPr>
-                                <w:ilvl w:val="0"/>
-                                <w:numId w:val="87"/>
-                              </w:numPr>
-                              <w:ind w:left="360"/>
-                              <w:jc w:val="both"/>
-                              <w:rPr>
-                                <w:sz w:val="28"/>
-                                <w:szCs w:val="28"/>
-                              </w:rPr>
-                            </w:pPr>
-                            <w:r>
-                              <w:rPr>
-                                <w:sz w:val="28"/>
-                                <w:szCs w:val="28"/>
-                              </w:rPr>
-                              <w:t xml:space="preserve">Always run </w:t>
-                            </w:r>
-                            <w:r>
-                              <w:rPr>
-                                <w:b/>
-                                <w:bCs/>
-                                <w:i/>
-                                <w:iCs/>
-                                <w:sz w:val="28"/>
-                                <w:szCs w:val="28"/>
-                              </w:rPr>
-                              <w:t>systemctl daemon-reload</w:t>
-                            </w:r>
-                            <w:r>
-                              <w:rPr>
-                                <w:sz w:val="28"/>
-                                <w:szCs w:val="28"/>
-                              </w:rPr>
-                              <w:t xml:space="preserve"> after editing unit files or </w:t>
-                            </w:r>
-                            <w:r>
-                              <w:rPr>
-                                <w:b/>
-                                <w:bCs/>
-                                <w:i/>
-                                <w:iCs/>
-                                <w:sz w:val="28"/>
-                                <w:szCs w:val="28"/>
-                              </w:rPr>
-                              <w:t>/etc/fstab</w:t>
-                            </w:r>
-                            <w:r>
-                              <w:rPr>
-                                <w:sz w:val="28"/>
-                                <w:szCs w:val="28"/>
-                              </w:rPr>
-                              <w:t xml:space="preserve"> so that </w:t>
-                            </w:r>
-                            <w:r>
-                              <w:rPr>
-                                <w:b/>
-                                <w:bCs/>
-                                <w:i/>
-                                <w:iCs/>
-                                <w:sz w:val="28"/>
-                                <w:szCs w:val="28"/>
-                              </w:rPr>
-                              <w:t>systemd</w:t>
-                            </w:r>
-                            <w:r>
-                              <w:rPr>
-                                <w:sz w:val="28"/>
-                                <w:szCs w:val="28"/>
-                              </w:rPr>
-                              <w:t xml:space="preserve"> recognizes the changes immediately without rebooting.</w:t>
-                            </w:r>
-                          </w:p>
-                          <w:p>
-                            <w:pPr>
-                              <w:jc w:val="center"/>
-                            </w:pPr>
-                          </w:p>
-                        </w:txbxContent>
-                      </wps:txbx>
-                      <wps:bodyPr rot="0" spcFirstLastPara="0" vertOverflow="overflow" horzOverflow="overflow" vert="horz" wrap="square" lIns="91440" tIns="45720" rIns="91440" bIns="45720" numCol="1" spcCol="0" rtlCol="0" fromWordArt="0" anchor="ctr" anchorCtr="0" forceAA="0" compatLnSpc="1">
-                        <a:prstTxWarp prst="textNoShape">
-                          <a:avLst/>
-                        </a:prstTxWarp>
-                        <a:noAutofit/>
-                      </wps:bodyPr>
-                    </wps:wsp>
-                  </a:graphicData>
-                </a:graphic>
-                <wp14:sizeRelH relativeFrom="margin">
-                  <wp14:pctWidth>0</wp14:pctWidth>
-                </wp14:sizeRelH>
-                <wp14:sizeRelV relativeFrom="margin">
-                  <wp14:pctHeight>0</wp14:pctHeight>
-                </wp14:sizeRelV>
-              </wp:anchor>
-            </w:drawing>
-          </mc:Choice>
-          <mc:Fallback>
-            <w:pict>
-              <v:rect w14:anchorId="6B520DD9" id="Rectangle 7" o:spid="_x0000_s1029" style="position:absolute;left:0;text-align:left;margin-left:-1.15pt;margin-top:2.25pt;width:537.75pt;height:135.75pt;z-index:251672576;visibility:visible;mso-wrap-style:square;mso-width-percent:0;mso-height-percent:0;mso-wrap-distance-left:9pt;mso-wrap-distance-top:0;mso-wrap-distance-right:9pt;mso-wrap-distance-bottom:0;mso-position-horizontal:absolute;mso-position-horizontal-relative:margin;mso-position-vertical:absolute;mso-position-vertical-relative:text;mso-width-percent:0;mso-height-percent:0;mso-width-relative:margin;mso-height-relative:margin;v-text-anchor:middle" o:gfxdata="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" fillcolor="#555 [2160]" strokecolor="black [3200]" strokeweight=".5pt">
-                <v:fill color2="#313131 [2608]" rotate="t" colors="0 #9b9b9b;.5 #8e8e8e;1 #797979" focus="100%" type="gradient">
-                  <o:fill v:ext="view" type="gradientUnscaled"/>
-                </v:fill>
-                <v:textbox>
-                  <w:txbxContent>
-                    <w:p>
-                      <w:pPr>
-                        <w:jc w:val="both"/>
-                        <w:rPr>
-                          <w:b/>
-                          <w:bCs/>
-                          <w:sz w:val="28"/>
-                          <w:szCs w:val="28"/>
-                        </w:rPr>
-                      </w:pPr>
-                      <w:r>
-                        <w:rPr>
-                          <w:b/>
-                          <w:bCs/>
-                          <w:sz w:val="28"/>
-                          <w:szCs w:val="28"/>
-                        </w:rPr>
-                        <w:t>Usage example:</w:t>
-                      </w:r>
-                    </w:p>
-                    <w:p>
-                      <w:pPr>
-                        <w:pStyle w:val="ListParagraph"/>
-                        <w:numPr>
-                          <w:ilvl w:val="0"/>
-                          <w:numId w:val="86"/>
-                        </w:numPr>
-                        <w:ind w:left="360"/>
-                        <w:jc w:val="both"/>
-                        <w:rPr>
-                          <w:b/>
-                          <w:bCs/>
-                          <w:sz w:val="28"/>
-                          <w:szCs w:val="28"/>
-                        </w:rPr>
-                      </w:pPr>
-                      <w:r>
-                        <w:rPr>
-                          <w:b/>
-                          <w:bCs/>
-                          <w:i/>
-                          <w:iCs/>
-                          <w:sz w:val="28"/>
-                          <w:szCs w:val="28"/>
-                        </w:rPr>
-                        <w:t>sudo nano /etc/fstab</w:t>
-                      </w:r>
-                      <w:r>
-                        <w:rPr>
-                          <w:b/>
-                          <w:bCs/>
-                          <w:sz w:val="28"/>
-                          <w:szCs w:val="28"/>
-                        </w:rPr>
-                        <w:t xml:space="preserve"> </w:t>
-                      </w:r>
-                      <w:r>
-                        <w:rPr>
-                          <w:rFonts w:ascii="Times New Roman" w:eastAsia="Calibri" w:hAnsi="Times New Roman" w:cs="Times New Roman"/>
-                          <w:sz w:val="28"/>
-                          <w:szCs w:val="28"/>
-                          <w:lang w:bidi="fa-IR"/>
-                        </w:rPr>
-                        <w:t xml:space="preserve">→ </w:t>
-                      </w:r>
-                      <w:r>
-                        <w:rPr>
-                          <w:sz w:val="28"/>
-                          <w:szCs w:val="28"/>
-                        </w:rPr>
-                        <w:t>edit fstab</w:t>
-                      </w:r>
-                    </w:p>
-                    <w:p>
-                      <w:pPr>
-                        <w:pStyle w:val="ListParagraph"/>
-                        <w:numPr>
-                          <w:ilvl w:val="0"/>
-                          <w:numId w:val="86"/>
-                        </w:numPr>
-                        <w:ind w:left="360"/>
-                        <w:jc w:val="both"/>
-                        <w:rPr>
-                          <w:b/>
-                          <w:bCs/>
-                          <w:sz w:val="28"/>
-                          <w:szCs w:val="28"/>
-                        </w:rPr>
-                      </w:pPr>
-                      <w:r>
-                        <w:rPr>
-                          <w:b/>
-                          <w:bCs/>
-                          <w:i/>
-                          <w:iCs/>
-                          <w:sz w:val="28"/>
-                          <w:szCs w:val="28"/>
-                        </w:rPr>
-                        <w:t>sudo systemctl daemon-reload</w:t>
-                      </w:r>
-                      <w:r>
-                        <w:rPr>
-                          <w:sz w:val="28"/>
-                          <w:szCs w:val="28"/>
-                        </w:rPr>
-                        <w:t xml:space="preserve"> </w:t>
-                      </w:r>
-                      <w:r>
-                        <w:rPr>
-                          <w:rFonts w:ascii="Times New Roman" w:eastAsia="Calibri" w:hAnsi="Times New Roman" w:cs="Times New Roman"/>
-                          <w:sz w:val="28"/>
-                          <w:szCs w:val="28"/>
-                          <w:lang w:bidi="fa-IR"/>
-                        </w:rPr>
-                        <w:t xml:space="preserve">→ </w:t>
-                      </w:r>
-                      <w:r>
-                        <w:rPr>
-                          <w:sz w:val="28"/>
-                          <w:szCs w:val="28"/>
-                        </w:rPr>
-                        <w:t>reload systemd configuration</w:t>
-                      </w:r>
-                    </w:p>
-                    <w:p>
-                      <w:pPr>
-                        <w:pStyle w:val="ListParagraph"/>
-                        <w:numPr>
-                          <w:ilvl w:val="0"/>
-                          <w:numId w:val="86"/>
-                        </w:numPr>
-                        <w:spacing w:line="360" w:lineRule="auto"/>
-                        <w:ind w:left="360"/>
-                        <w:jc w:val="both"/>
-                        <w:rPr>
-                          <w:b/>
-                          <w:bCs/>
-                          <w:sz w:val="28"/>
-                          <w:szCs w:val="28"/>
-                        </w:rPr>
-                      </w:pPr>
-                      <w:r>
-                        <w:rPr>
-                          <w:b/>
-                          <w:bCs/>
-                          <w:i/>
-                          <w:iCs/>
-                          <w:sz w:val="28"/>
-                          <w:szCs w:val="28"/>
-                        </w:rPr>
-                        <w:t>sudo mount -a</w:t>
-                      </w:r>
-                      <w:r>
-                        <w:rPr>
-                          <w:b/>
-                          <w:bCs/>
-                          <w:sz w:val="28"/>
-                          <w:szCs w:val="28"/>
-                        </w:rPr>
-                        <w:t xml:space="preserve"> </w:t>
-                      </w:r>
-                      <w:r>
-                        <w:rPr>
-                          <w:rFonts w:ascii="Times New Roman" w:eastAsia="Calibri" w:hAnsi="Times New Roman" w:cs="Times New Roman"/>
-                          <w:sz w:val="28"/>
-                          <w:szCs w:val="28"/>
-                          <w:lang w:bidi="fa-IR"/>
-                        </w:rPr>
-                        <w:t xml:space="preserve">→ </w:t>
-                      </w:r>
-                      <w:r>
-                        <w:rPr>
-                          <w:sz w:val="28"/>
-                          <w:szCs w:val="28"/>
-                        </w:rPr>
-                        <w:t xml:space="preserve">mount all entries from </w:t>
-                      </w:r>
-                      <w:r>
-                        <w:rPr>
-                          <w:b/>
-                          <w:bCs/>
-                          <w:i/>
-                          <w:iCs/>
-                          <w:sz w:val="28"/>
-                          <w:szCs w:val="28"/>
-                        </w:rPr>
-                        <w:t>fstab</w:t>
-                      </w:r>
-                    </w:p>
-                    <w:p>
-                      <w:pPr>
-                        <w:pStyle w:val="ListParagraph"/>
-                        <w:numPr>
-                          <w:ilvl w:val="0"/>
-                          <w:numId w:val="87"/>
-                        </w:numPr>
-                        <w:ind w:left="360"/>
-                        <w:jc w:val="both"/>
-                        <w:rPr>
-                          <w:sz w:val="28"/>
-                          <w:szCs w:val="28"/>
-                        </w:rPr>
-                      </w:pPr>
-                      <w:r>
-                        <w:rPr>
-                          <w:sz w:val="28"/>
-                          <w:szCs w:val="28"/>
-                        </w:rPr>
-                        <w:t xml:space="preserve">Always run </w:t>
-                      </w:r>
-                      <w:r>
-                        <w:rPr>
-                          <w:b/>
-                          <w:bCs/>
-                          <w:i/>
-                          <w:iCs/>
-                          <w:sz w:val="28"/>
-                          <w:szCs w:val="28"/>
-                        </w:rPr>
-                        <w:t>systemctl daemon-reload</w:t>
-                      </w:r>
-                      <w:r>
-                        <w:rPr>
-                          <w:sz w:val="28"/>
-                          <w:szCs w:val="28"/>
-                        </w:rPr>
-                        <w:t xml:space="preserve"> after editing unit files or </w:t>
-                      </w:r>
-                      <w:r>
-                        <w:rPr>
-                          <w:b/>
-                          <w:bCs/>
-                          <w:i/>
-                          <w:iCs/>
-                          <w:sz w:val="28"/>
-                          <w:szCs w:val="28"/>
-                        </w:rPr>
-                        <w:t>/etc/fstab</w:t>
-                      </w:r>
-                      <w:r>
-                        <w:rPr>
-                          <w:sz w:val="28"/>
-                          <w:szCs w:val="28"/>
-                        </w:rPr>
-                        <w:t xml:space="preserve"> so that </w:t>
-                      </w:r>
-                      <w:r>
-                        <w:rPr>
-                          <w:b/>
-                          <w:bCs/>
-                          <w:i/>
-                          <w:iCs/>
-                          <w:sz w:val="28"/>
-                          <w:szCs w:val="28"/>
-                        </w:rPr>
-                        <w:t>systemd</w:t>
-                      </w:r>
-                      <w:r>
-                        <w:rPr>
-                          <w:sz w:val="28"/>
-                          <w:szCs w:val="28"/>
-                        </w:rPr>
-                        <w:t xml:space="preserve"> recognizes the changes immediately without rebooting.</w:t>
-                      </w:r>
-                    </w:p>
-                    <w:p>
-                      <w:pPr>
-                        <w:jc w:val="center"/>
-                      </w:pPr>
-                    </w:p>
-                  </w:txbxContent>
-                </v:textbox>
-                <w10:wrap anchorx="margin"/>
-              </v:rect>
-            </w:pict>
-          </mc:Fallback>
-        </mc:AlternateContent>
-      </w:r>
-    </w:p>
-    <w:p>
-      <w:pPr>
-        <w:jc w:val="both"/>
-        <w:rPr>
-          <w:rFonts w:ascii="Times New Roman" w:eastAsia="Calibri" w:hAnsi="Times New Roman" w:cs="Times New Roman"/>
-          <w:b/>
-          <w:bCs/>
-          <w:sz w:val="28"/>
-          <w:szCs w:val="28"/>
-          <w:lang w:bidi="fa-IR"/>
-        </w:rPr>
-      </w:pPr>
-    </w:p>
-    <w:p>
-      <w:pPr>
-        <w:jc w:val="both"/>
-        <w:rPr>
-          <w:rFonts w:ascii="Times New Roman" w:eastAsia="Calibri" w:hAnsi="Times New Roman" w:cs="Times New Roman"/>
-          <w:b/>
-          <w:bCs/>
-          <w:sz w:val="28"/>
-          <w:szCs w:val="28"/>
-          <w:lang w:bidi="fa-IR"/>
-        </w:rPr>
-      </w:pPr>
-    </w:p>
-    <w:p>
-      <w:pPr>
-        <w:jc w:val="both"/>
-        <w:rPr>
-          <w:rFonts w:ascii="Times New Roman" w:eastAsia="Calibri" w:hAnsi="Times New Roman" w:cs="Times New Roman"/>
-          <w:b/>
-          <w:bCs/>
-          <w:sz w:val="28"/>
-          <w:szCs w:val="28"/>
-          <w:lang w:bidi="fa-IR"/>
-        </w:rPr>
-      </w:pPr>
-    </w:p>
-    <w:p>
-      <w:pPr>
-        <w:jc w:val="both"/>
-        <w:rPr>
-          <w:rFonts w:ascii="Times New Roman" w:eastAsia="Calibri" w:hAnsi="Times New Roman" w:cs="Times New Roman"/>
-          <w:b/>
-          <w:bCs/>
-          <w:sz w:val="28"/>
-          <w:szCs w:val="28"/>
-          <w:lang w:bidi="fa-IR"/>
-        </w:rPr>
-      </w:pPr>
-    </w:p>
-    <w:p>
-      <w:pPr>
-        <w:jc w:val="both"/>
-        <w:rPr>
-          <w:rFonts w:ascii="Times New Roman" w:eastAsia="Calibri" w:hAnsi="Times New Roman" w:cs="Times New Roman"/>
-          <w:b/>
-          <w:bCs/>
-          <w:sz w:val="28"/>
-          <w:szCs w:val="28"/>
-          <w:lang w:bidi="fa-IR"/>
-        </w:rPr>
-      </w:pPr>
-    </w:p>
-    <w:p>
-      <w:pPr>
-        <w:jc w:val="both"/>
-        <w:rPr>
-          <w:rFonts w:ascii="Times New Roman" w:eastAsia="Calibri" w:hAnsi="Times New Roman" w:cs="Times New Roman"/>
-          <w:b/>
-          <w:bCs/>
-          <w:sz w:val="28"/>
-          <w:szCs w:val="28"/>
-          <w:lang w:bidi="fa-IR"/>
-        </w:rPr>
-      </w:pPr>
-    </w:p>
-    <w:p>
-      <w:pPr>
-        <w:jc w:val="both"/>
-        <w:rPr>
-          <w:rFonts w:ascii="Times New Roman" w:eastAsia="Calibri" w:hAnsi="Times New Roman" w:cs="Times New Roman"/>
-          <w:b/>
-          <w:bCs/>
-          <w:sz w:val="14"/>
-          <w:szCs w:val="14"/>
-          <w:lang w:bidi="fa-IR"/>
-        </w:rPr>
-      </w:pPr>
-    </w:p>
-    <w:p>
-      <w:pPr>
-        <w:pStyle w:val="ListParagraph"/>
-        <w:numPr>
-          <w:ilvl w:val="0"/>
-          <w:numId w:val="88"/>
-        </w:numPr>
-        <w:ind w:left="360"/>
-        <w:jc w:val="both"/>
-        <w:rPr>
-          <w:rFonts w:ascii="Times New Roman" w:eastAsia="Calibri" w:hAnsi="Times New Roman" w:cs="Times New Roman"/>
-          <w:sz w:val="28"/>
-          <w:szCs w:val="28"/>
-          <w:lang w:bidi="fa-IR"/>
-        </w:rPr>
-      </w:pPr>
-      <w:r>
-        <w:rPr>
-          <w:rFonts w:ascii="Times New Roman" w:eastAsia="Calibri" w:hAnsi="Times New Roman" w:cs="Times New Roman"/>
-          <w:sz w:val="28"/>
-          <w:szCs w:val="28"/>
-          <w:lang w:bidi="fa-IR"/>
-        </w:rPr>
-        <w:t>Do not mount two partitions on the same directory. While the system allows it, the previously mounted partition will be hidden and inaccessible until the upper mount is unmounted. This can lead to data being "invisible" even though it still exists on disk.</w:t>
-      </w:r>
-    </w:p>
-    <w:p>
-      <w:pPr>
-        <w:jc w:val="both"/>
-        <w:rPr>
-          <w:rFonts w:ascii="Times New Roman" w:eastAsia="Calibri" w:hAnsi="Times New Roman" w:cs="Times New Roman"/>
-          <w:sz w:val="28"/>
-          <w:szCs w:val="28"/>
-          <w:lang w:bidi="fa-IR"/>
-        </w:rPr>
-      </w:pPr>
-      <w:r>
-        <w:rPr>
-          <w:rFonts w:ascii="Times New Roman" w:eastAsia="Calibri" w:hAnsi="Times New Roman" w:cs="Times New Roman"/>
-          <w:noProof/>
-          <w:sz w:val="28"/>
-          <w:szCs w:val="28"/>
-          <w:lang w:bidi="fa-IR"/>
-        </w:rPr>
-        <mc:AlternateContent>
-          <mc:Choice Requires="wps">
-            <w:drawing>
-              <wp:anchor distT="0" distB="0" distL="114300" distR="114300" simplePos="0" relativeHeight="251673600" behindDoc="0" locked="0" layoutInCell="1" allowOverlap="1" wp14:anchorId="441882C2" wp14:editId="7C8E24E0">
-                <wp:simplePos x="0" y="0"/>
-                <wp:positionH relativeFrom="margin">
-                  <wp:align>right</wp:align>
-                </wp:positionH>
-                <wp:positionV relativeFrom="paragraph">
-                  <wp:posOffset>20320</wp:posOffset>
-                </wp:positionV>
-                <wp:extent cx="6619875" cy="2181225"/>
-                <wp:effectExtent l="0" t="0" r="28575" b="28575"/>
-                <wp:wrapNone/>
-                <wp:docPr id="8" name="Rectangle 8"/>
-                <wp:cNvGraphicFramePr/>
-                <a:graphic xmlns:a="http://schemas.openxmlformats.org/drawingml/2006/main">
-                  <a:graphicData uri="http://schemas.microsoft.com/office/word/2010/wordprocessingShape">
-                    <wps:wsp>
-                      <wps:cNvSpPr/>
-                      <wps:spPr>
-                        <a:xfrm>
-                          <a:off x="0" y="0"/>
-                          <a:ext cx="6619875" cy="2181225"/>
-                        </a:xfrm>
-                        <a:prstGeom prst="rect">
-                          <a:avLst/>
-                        </a:prstGeom>
-                      </wps:spPr>
-                      <wps:style>
-                        <a:lnRef idx="1">
-                          <a:schemeClr val="dk1"/>
-                        </a:lnRef>
-                        <a:fillRef idx="2">
-                          <a:schemeClr val="dk1"/>
-                        </a:fillRef>
-                        <a:effectRef idx="1">
-                          <a:schemeClr val="dk1"/>
-                        </a:effectRef>
-                        <a:fontRef idx="minor">
-                          <a:schemeClr val="dk1"/>
-                        </a:fontRef>
-                      </wps:style>
-                      <wps:txbx>
-                        <w:txbxContent>
-                          <w:p>
-                            <w:pPr>
-                              <w:jc w:val="both"/>
-                              <w:rPr>
-                                <w:rFonts w:asciiTheme="majorBidi" w:hAnsiTheme="majorBidi" w:cstheme="majorBidi"/>
-                                <w:sz w:val="28"/>
-                                <w:szCs w:val="28"/>
-                              </w:rPr>
-                            </w:pPr>
-                            <w:r>
-                              <w:rPr>
-                                <w:rFonts w:asciiTheme="majorBidi" w:hAnsiTheme="majorBidi" w:cstheme="majorBidi"/>
-                                <w:sz w:val="28"/>
-                                <w:szCs w:val="28"/>
-                              </w:rPr>
-                              <w:t>When you do:</w:t>
-                            </w:r>
-                            <w:r>
-                              <w:rPr>
-                                <w:rFonts w:asciiTheme="majorBidi" w:hAnsiTheme="majorBidi" w:cstheme="majorBidi"/>
-                                <w:sz w:val="28"/>
-                                <w:szCs w:val="28"/>
-                              </w:rPr>
-                              <w:t xml:space="preserve"> </w:t>
-                            </w:r>
-                            <w:r>
-                              <w:rPr>
-                                <w:rFonts w:asciiTheme="majorBidi" w:hAnsiTheme="majorBidi" w:cstheme="majorBidi"/>
-                                <w:b/>
-                                <w:bCs/>
-                                <w:i/>
-                                <w:iCs/>
-                                <w:sz w:val="28"/>
-                                <w:szCs w:val="28"/>
-                                <w:u w:val="single"/>
-                              </w:rPr>
-                              <w:t>sudo echo "something" &gt;&gt; /etc/fstab</w:t>
-                            </w:r>
-                            <w:r>
-                              <w:rPr>
-                                <w:rFonts w:asciiTheme="majorBidi" w:hAnsiTheme="majorBidi" w:cstheme="majorBidi"/>
-                                <w:sz w:val="28"/>
-                                <w:szCs w:val="28"/>
-                              </w:rPr>
-                              <w:t xml:space="preserve"> </w:t>
-                            </w:r>
-                            <w:r>
-                              <w:rPr>
-                                <w:rFonts w:ascii="Times New Roman" w:eastAsia="Calibri" w:hAnsi="Times New Roman" w:cs="Times New Roman"/>
-                                <w:sz w:val="28"/>
-                                <w:szCs w:val="28"/>
-                                <w:lang w:bidi="fa-IR"/>
-                              </w:rPr>
-                              <w:t>→</w:t>
-                            </w:r>
-                            <w:r>
-                              <w:rPr>
-                                <w:rFonts w:asciiTheme="majorBidi" w:hAnsiTheme="majorBidi" w:cstheme="majorBidi"/>
-                                <w:sz w:val="28"/>
-                                <w:szCs w:val="28"/>
-                              </w:rPr>
-                              <w:t xml:space="preserve"> </w:t>
-                            </w:r>
-                            <w:r>
-                              <w:rPr>
-                                <w:rFonts w:asciiTheme="majorBidi" w:hAnsiTheme="majorBidi" w:cstheme="majorBidi"/>
-                                <w:b/>
-                                <w:bCs/>
-                                <w:i/>
-                                <w:iCs/>
-                                <w:sz w:val="28"/>
-                                <w:szCs w:val="28"/>
-                                <w:u w:val="single"/>
-                              </w:rPr>
-                              <w:t>echo</w:t>
-                            </w:r>
-                            <w:r>
-                              <w:rPr>
-                                <w:rFonts w:asciiTheme="majorBidi" w:hAnsiTheme="majorBidi" w:cstheme="majorBidi"/>
-                                <w:sz w:val="28"/>
-                                <w:szCs w:val="28"/>
-                              </w:rPr>
-                              <w:t xml:space="preserve"> runs with </w:t>
-                            </w:r>
-                            <w:r>
-                              <w:rPr>
-                                <w:rFonts w:asciiTheme="majorBidi" w:hAnsiTheme="majorBidi" w:cstheme="majorBidi"/>
-                                <w:b/>
-                                <w:bCs/>
-                                <w:i/>
-                                <w:iCs/>
-                                <w:sz w:val="28"/>
-                                <w:szCs w:val="28"/>
-                                <w:u w:val="single"/>
-                              </w:rPr>
-                              <w:t>sudo</w:t>
-                            </w:r>
-                            <w:r>
-                              <w:rPr>
-                                <w:rFonts w:asciiTheme="majorBidi" w:hAnsiTheme="majorBidi" w:cstheme="majorBidi"/>
-                                <w:sz w:val="28"/>
-                                <w:szCs w:val="28"/>
-                              </w:rPr>
-                              <w:t>,</w:t>
-                            </w:r>
-                            <w:r>
-                              <w:rPr>
-                                <w:rFonts w:asciiTheme="majorBidi" w:hAnsiTheme="majorBidi" w:cstheme="majorBidi"/>
-                                <w:sz w:val="28"/>
-                                <w:szCs w:val="28"/>
-                              </w:rPr>
-                              <w:t xml:space="preserve"> </w:t>
-                            </w:r>
-                            <w:r>
-                              <w:rPr>
-                                <w:rFonts w:asciiTheme="majorBidi" w:hAnsiTheme="majorBidi" w:cstheme="majorBidi"/>
-                                <w:sz w:val="28"/>
-                                <w:szCs w:val="28"/>
-                              </w:rPr>
-                              <w:t>but the redirection (</w:t>
-                            </w:r>
-                            <w:r>
-                              <w:rPr>
-                                <w:rFonts w:asciiTheme="majorBidi" w:hAnsiTheme="majorBidi" w:cstheme="majorBidi"/>
-                                <w:b/>
-                                <w:bCs/>
-                                <w:sz w:val="28"/>
-                                <w:szCs w:val="28"/>
-                              </w:rPr>
-                              <w:t>&gt;&gt;</w:t>
-                            </w:r>
-                            <w:r>
-                              <w:rPr>
-                                <w:rFonts w:asciiTheme="majorBidi" w:hAnsiTheme="majorBidi" w:cstheme="majorBidi"/>
-                                <w:sz w:val="28"/>
-                                <w:szCs w:val="28"/>
-                              </w:rPr>
-                              <w:t>) is handled by your normal shell (not root).</w:t>
-                            </w:r>
-                            <w:r>
-                              <w:rPr>
-                                <w:rFonts w:asciiTheme="majorBidi" w:hAnsiTheme="majorBidi" w:cstheme="majorBidi"/>
-                                <w:sz w:val="28"/>
-                                <w:szCs w:val="28"/>
-                              </w:rPr>
-                              <w:t xml:space="preserve"> s</w:t>
-                            </w:r>
-                            <w:r>
-                              <w:rPr>
-                                <w:rFonts w:asciiTheme="majorBidi" w:hAnsiTheme="majorBidi" w:cstheme="majorBidi"/>
-                                <w:sz w:val="28"/>
-                                <w:szCs w:val="28"/>
-                              </w:rPr>
-                              <w:t xml:space="preserve">o your shell tries to write to </w:t>
-                            </w:r>
-                            <w:r>
-                              <w:rPr>
-                                <w:rFonts w:asciiTheme="majorBidi" w:hAnsiTheme="majorBidi" w:cstheme="majorBidi"/>
-                                <w:b/>
-                                <w:bCs/>
-                                <w:i/>
-                                <w:iCs/>
-                                <w:sz w:val="28"/>
-                                <w:szCs w:val="28"/>
-                                <w:u w:val="single"/>
-                              </w:rPr>
-                              <w:t>/etc/fstab</w:t>
-                            </w:r>
-                            <w:r>
-                              <w:rPr>
-                                <w:rFonts w:asciiTheme="majorBidi" w:hAnsiTheme="majorBidi" w:cstheme="majorBidi"/>
-                                <w:sz w:val="28"/>
-                                <w:szCs w:val="28"/>
-                              </w:rPr>
-                              <w:t xml:space="preserve"> without permission → permission denied.</w:t>
-                            </w:r>
-                          </w:p>
-                          <w:p>
-                            <w:pPr>
-                              <w:jc w:val="both"/>
-                              <w:rPr>
-                                <w:rFonts w:asciiTheme="majorBidi" w:hAnsiTheme="majorBidi" w:cstheme="majorBidi"/>
-                                <w:b/>
-                                <w:bCs/>
-                                <w:sz w:val="28"/>
-                                <w:szCs w:val="28"/>
-                              </w:rPr>
-                            </w:pPr>
-                            <w:r>
-                              <w:rPr>
-                                <w:rFonts w:asciiTheme="majorBidi" w:hAnsiTheme="majorBidi" w:cstheme="majorBidi"/>
-                                <w:b/>
-                                <w:bCs/>
-                                <w:sz w:val="28"/>
-                                <w:szCs w:val="28"/>
-                              </w:rPr>
-                              <w:t>Correct ways to append to /etc/fstab</w:t>
-                            </w:r>
-                            <w:r>
-                              <w:rPr>
-                                <w:rFonts w:asciiTheme="majorBidi" w:hAnsiTheme="majorBidi" w:cstheme="majorBidi"/>
-                                <w:b/>
-                                <w:bCs/>
-                                <w:sz w:val="28"/>
-                                <w:szCs w:val="28"/>
-                              </w:rPr>
-                              <w:t xml:space="preserve">: </w:t>
-                            </w:r>
-                            <w:r>
-                              <w:rPr>
-                                <w:rFonts w:asciiTheme="majorBidi" w:hAnsiTheme="majorBidi" w:cstheme="majorBidi"/>
-                                <w:sz w:val="28"/>
-                                <w:szCs w:val="28"/>
-                              </w:rPr>
-                              <w:t>Use tee:</w:t>
-                            </w:r>
-                          </w:p>
-                          <w:p>
-                            <w:pPr>
-                              <w:jc w:val="both"/>
-                              <w:rPr>
-                                <w:rFonts w:ascii="Times New Roman" w:eastAsia="Calibri" w:hAnsi="Times New Roman" w:cs="Times New Roman"/>
-                                <w:sz w:val="28"/>
-                                <w:szCs w:val="28"/>
-                                <w:lang w:bidi="fa-IR"/>
-                              </w:rPr>
-                            </w:pPr>
-                            <w:r>
-                              <w:rPr>
-                                <w:rFonts w:asciiTheme="majorBidi" w:hAnsiTheme="majorBidi" w:cstheme="majorBidi"/>
-                                <w:b/>
-                                <w:bCs/>
-                                <w:i/>
-                                <w:iCs/>
-                                <w:sz w:val="28"/>
-                                <w:szCs w:val="28"/>
-                              </w:rPr>
-                              <w:t>echo "/dev/sdb1    /test_1    ext4   defaults   0   0" | sudo tee -a /etc/fstab</w:t>
-                            </w:r>
-                            <w:r>
-                              <w:rPr>
-                                <w:rFonts w:asciiTheme="majorBidi" w:hAnsiTheme="majorBidi" w:cstheme="majorBidi"/>
-                                <w:b/>
-                                <w:bCs/>
-                                <w:i/>
-                                <w:iCs/>
-                                <w:sz w:val="28"/>
-                                <w:szCs w:val="28"/>
-                              </w:rPr>
-                              <w:t xml:space="preserve"> </w:t>
-                            </w:r>
-                            <w:r>
-                              <w:rPr>
-                                <w:rFonts w:ascii="Times New Roman" w:eastAsia="Calibri" w:hAnsi="Times New Roman" w:cs="Times New Roman"/>
-                                <w:sz w:val="28"/>
-                                <w:szCs w:val="28"/>
-                                <w:lang w:bidi="fa-IR"/>
-                              </w:rPr>
-                              <w:t>→</w:t>
-                            </w:r>
-                            <w:r>
-                              <w:rPr>
-                                <w:rFonts w:ascii="Times New Roman" w:eastAsia="Calibri" w:hAnsi="Times New Roman" w:cs="Times New Roman"/>
-                                <w:sz w:val="28"/>
-                                <w:szCs w:val="28"/>
-                                <w:lang w:bidi="fa-IR"/>
-                              </w:rPr>
-                              <w:t xml:space="preserve"> </w:t>
-                            </w:r>
-                            <w:r>
-                              <w:rPr>
-                                <w:rFonts w:ascii="Times New Roman" w:eastAsia="Calibri" w:hAnsi="Times New Roman" w:cs="Times New Roman"/>
-                                <w:b/>
-                                <w:bCs/>
-                                <w:i/>
-                                <w:iCs/>
-                                <w:sz w:val="28"/>
-                                <w:szCs w:val="28"/>
-                                <w:lang w:bidi="fa-IR"/>
-                              </w:rPr>
-                              <w:t>-a</w:t>
-                            </w:r>
-                            <w:r>
-                              <w:rPr>
-                                <w:rFonts w:ascii="Times New Roman" w:eastAsia="Calibri" w:hAnsi="Times New Roman" w:cs="Times New Roman"/>
-                                <w:sz w:val="28"/>
-                                <w:szCs w:val="28"/>
-                                <w:lang w:bidi="fa-IR"/>
-                              </w:rPr>
-                              <w:t xml:space="preserve"> means append, without overwriting</w:t>
-                            </w:r>
-                            <w:r>
-                              <w:rPr>
-                                <w:rFonts w:ascii="Times New Roman" w:eastAsia="Calibri" w:hAnsi="Times New Roman" w:cs="Times New Roman"/>
-                                <w:sz w:val="28"/>
-                                <w:szCs w:val="28"/>
-                                <w:lang w:bidi="fa-IR"/>
-                              </w:rPr>
-                              <w:t>.</w:t>
-                            </w:r>
-                          </w:p>
-                          <w:p>
-                            <w:pPr>
-                              <w:pStyle w:val="ListParagraph"/>
-                              <w:numPr>
-                                <w:ilvl w:val="0"/>
-                                <w:numId w:val="91"/>
-                              </w:numPr>
-                              <w:ind w:left="360"/>
-                              <w:rPr>
-                                <w:rFonts w:asciiTheme="majorBidi" w:hAnsiTheme="majorBidi" w:cstheme="majorBidi"/>
-                                <w:sz w:val="28"/>
-                                <w:szCs w:val="28"/>
-                              </w:rPr>
-                            </w:pPr>
-                            <w:r>
-                              <w:rPr>
-                                <w:rFonts w:asciiTheme="majorBidi" w:hAnsiTheme="majorBidi" w:cstheme="majorBidi"/>
-                                <w:sz w:val="28"/>
-                                <w:szCs w:val="28"/>
-                              </w:rPr>
-                              <w:t xml:space="preserve">Always run </w:t>
-                            </w:r>
-                            <w:r>
-                              <w:rPr>
-                                <w:rFonts w:asciiTheme="majorBidi" w:hAnsiTheme="majorBidi" w:cstheme="majorBidi"/>
-                                <w:b/>
-                                <w:bCs/>
-                                <w:i/>
-                                <w:iCs/>
-                                <w:sz w:val="28"/>
-                                <w:szCs w:val="28"/>
-                              </w:rPr>
-                              <w:t>sudo mount -a</w:t>
-                            </w:r>
-                            <w:r>
-                              <w:rPr>
-                                <w:rFonts w:asciiTheme="majorBidi" w:hAnsiTheme="majorBidi" w:cstheme="majorBidi"/>
-                                <w:sz w:val="28"/>
-                                <w:szCs w:val="28"/>
-                              </w:rPr>
-                              <w:t xml:space="preserve"> after editing </w:t>
-                            </w:r>
-                            <w:r>
-                              <w:rPr>
-                                <w:rFonts w:asciiTheme="majorBidi" w:hAnsiTheme="majorBidi" w:cstheme="majorBidi"/>
-                                <w:b/>
-                                <w:bCs/>
-                                <w:i/>
-                                <w:iCs/>
-                                <w:sz w:val="28"/>
-                                <w:szCs w:val="28"/>
-                              </w:rPr>
-                              <w:t>fstab</w:t>
-                            </w:r>
-                            <w:r>
-                              <w:rPr>
-                                <w:rFonts w:asciiTheme="majorBidi" w:hAnsiTheme="majorBidi" w:cstheme="majorBidi"/>
-                                <w:sz w:val="28"/>
-                                <w:szCs w:val="28"/>
-                              </w:rPr>
-                              <w:t xml:space="preserve"> to check for errors before reboot. </w:t>
-                            </w:r>
-                            <w:r>
-                              <w:rPr>
-                                <w:rFonts w:asciiTheme="majorBidi" w:hAnsiTheme="majorBidi" w:cstheme="majorBidi"/>
-                                <w:b/>
-                                <w:bCs/>
-                                <w:sz w:val="28"/>
-                                <w:szCs w:val="28"/>
-                              </w:rPr>
-                              <w:t>If there’s a mistake, your system may fail to boot.</w:t>
-                            </w:r>
-                          </w:p>
-                        </w:txbxContent>
-                      </wps:txbx>
-                      <wps:bodyPr rot="0" spcFirstLastPara="0" vertOverflow="overflow" horzOverflow="overflow" vert="horz" wrap="square" lIns="91440" tIns="45720" rIns="91440" bIns="45720" numCol="1" spcCol="0" rtlCol="0" fromWordArt="0" anchor="ctr" anchorCtr="0" forceAA="0" compatLnSpc="1">
-                        <a:prstTxWarp prst="textNoShape">
-                          <a:avLst/>
-                        </a:prstTxWarp>
-                        <a:noAutofit/>
-                      </wps:bodyPr>
-                    </wps:wsp>
-                  </a:graphicData>
-                </a:graphic>
-                <wp14:sizeRelH relativeFrom="margin">
-                  <wp14:pctWidth>0</wp14:pctWidth>
-                </wp14:sizeRelH>
-                <wp14:sizeRelV relativeFrom="margin">
-                  <wp14:pctHeight>0</wp14:pctHeight>
-                </wp14:sizeRelV>
-              </wp:anchor>
-            </w:drawing>
-          </mc:Choice>
-          <mc:Fallback>
-            <w:pict>
-              <v:rect w14:anchorId="441882C2" id="Rectangle 8" o:spid="_x0000_s1030" style="position:absolute;left:0;text-align:left;margin-left:470.05pt;margin-top:1.6pt;width:521.25pt;height:171.75pt;z-index:251673600;visibility:visible;mso-wrap-style:square;mso-width-percent:0;mso-height-percent:0;mso-wrap-distance-left:9pt;mso-wrap-distance-top:0;mso-wrap-distance-right:9pt;mso-wrap-distance-bottom:0;mso-position-horizontal:right;mso-position-horizontal-relative:margin;mso-position-vertical:absolute;mso-position-vertical-relative:text;mso-width-percent:0;mso-height-percent:0;mso-width-relative:margin;mso-height-relative:margin;v-text-anchor:middle" o:gfxdata="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" fillcolor="#555 [2160]" strokecolor="black [3200]" strokeweight=".5pt">
-                <v:fill color2="#313131 [2608]" rotate="t" colors="0 #9b9b9b;.5 #8e8e8e;1 #797979" focus="100%" type="gradient">
-                  <o:fill v:ext="view" type="gradientUnscaled"/>
-                </v:fill>
-                <v:textbox>
-                  <w:txbxContent>
-                    <w:p>
-                      <w:pPr>
-                        <w:jc w:val="both"/>
-                        <w:rPr>
-                          <w:rFonts w:asciiTheme="majorBidi" w:hAnsiTheme="majorBidi" w:cstheme="majorBidi"/>
-                          <w:sz w:val="28"/>
-                          <w:szCs w:val="28"/>
-                        </w:rPr>
-                      </w:pPr>
-                      <w:r>
-                        <w:rPr>
-                          <w:rFonts w:asciiTheme="majorBidi" w:hAnsiTheme="majorBidi" w:cstheme="majorBidi"/>
-                          <w:sz w:val="28"/>
-                          <w:szCs w:val="28"/>
-                        </w:rPr>
-                        <w:t>When you do:</w:t>
-                      </w:r>
-                      <w:r>
-                        <w:rPr>
-                          <w:rFonts w:asciiTheme="majorBidi" w:hAnsiTheme="majorBidi" w:cstheme="majorBidi"/>
-                          <w:sz w:val="28"/>
-                          <w:szCs w:val="28"/>
-                        </w:rPr>
-                        <w:t xml:space="preserve"> </w:t>
-                      </w:r>
-                      <w:r>
-                        <w:rPr>
-                          <w:rFonts w:asciiTheme="majorBidi" w:hAnsiTheme="majorBidi" w:cstheme="majorBidi"/>
-                          <w:b/>
-                          <w:bCs/>
-                          <w:i/>
-                          <w:iCs/>
-                          <w:sz w:val="28"/>
-                          <w:szCs w:val="28"/>
-                          <w:u w:val="single"/>
-                        </w:rPr>
-                        <w:t>sudo echo "something" &gt;&gt; /etc/fstab</w:t>
-                      </w:r>
-                      <w:r>
-                        <w:rPr>
-                          <w:rFonts w:asciiTheme="majorBidi" w:hAnsiTheme="majorBidi" w:cstheme="majorBidi"/>
-                          <w:sz w:val="28"/>
-                          <w:szCs w:val="28"/>
-                        </w:rPr>
-                        <w:t xml:space="preserve"> </w:t>
-                      </w:r>
-                      <w:r>
-                        <w:rPr>
-                          <w:rFonts w:ascii="Times New Roman" w:eastAsia="Calibri" w:hAnsi="Times New Roman" w:cs="Times New Roman"/>
-                          <w:sz w:val="28"/>
-                          <w:szCs w:val="28"/>
-                          <w:lang w:bidi="fa-IR"/>
-                        </w:rPr>
-                        <w:t>→</w:t>
-                      </w:r>
-                      <w:r>
-                        <w:rPr>
-                          <w:rFonts w:asciiTheme="majorBidi" w:hAnsiTheme="majorBidi" w:cstheme="majorBidi"/>
-                          <w:sz w:val="28"/>
-                          <w:szCs w:val="28"/>
-                        </w:rPr>
-                        <w:t xml:space="preserve"> </w:t>
-                      </w:r>
-                      <w:r>
-                        <w:rPr>
-                          <w:rFonts w:asciiTheme="majorBidi" w:hAnsiTheme="majorBidi" w:cstheme="majorBidi"/>
-                          <w:b/>
-                          <w:bCs/>
-                          <w:i/>
-                          <w:iCs/>
-                          <w:sz w:val="28"/>
-                          <w:szCs w:val="28"/>
-                          <w:u w:val="single"/>
-                        </w:rPr>
-                        <w:t>echo</w:t>
-                      </w:r>
-                      <w:r>
-                        <w:rPr>
-                          <w:rFonts w:asciiTheme="majorBidi" w:hAnsiTheme="majorBidi" w:cstheme="majorBidi"/>
-                          <w:sz w:val="28"/>
-                          <w:szCs w:val="28"/>
-                        </w:rPr>
-                        <w:t xml:space="preserve"> runs with </w:t>
-                      </w:r>
-                      <w:r>
-                        <w:rPr>
-                          <w:rFonts w:asciiTheme="majorBidi" w:hAnsiTheme="majorBidi" w:cstheme="majorBidi"/>
-                          <w:b/>
-                          <w:bCs/>
-                          <w:i/>
-                          <w:iCs/>
-                          <w:sz w:val="28"/>
-                          <w:szCs w:val="28"/>
-                          <w:u w:val="single"/>
-                        </w:rPr>
-                        <w:t>sudo</w:t>
-                      </w:r>
-                      <w:r>
-                        <w:rPr>
-                          <w:rFonts w:asciiTheme="majorBidi" w:hAnsiTheme="majorBidi" w:cstheme="majorBidi"/>
-                          <w:sz w:val="28"/>
-                          <w:szCs w:val="28"/>
-                        </w:rPr>
-                        <w:t>,</w:t>
-                      </w:r>
-                      <w:r>
-                        <w:rPr>
-                          <w:rFonts w:asciiTheme="majorBidi" w:hAnsiTheme="majorBidi" w:cstheme="majorBidi"/>
-                          <w:sz w:val="28"/>
-                          <w:szCs w:val="28"/>
-                        </w:rPr>
-                        <w:t xml:space="preserve"> </w:t>
-                      </w:r>
-                      <w:r>
-                        <w:rPr>
-                          <w:rFonts w:asciiTheme="majorBidi" w:hAnsiTheme="majorBidi" w:cstheme="majorBidi"/>
-                          <w:sz w:val="28"/>
-                          <w:szCs w:val="28"/>
-                        </w:rPr>
-                        <w:t>but the redirection (</w:t>
-                      </w:r>
-                      <w:r>
-                        <w:rPr>
-                          <w:rFonts w:asciiTheme="majorBidi" w:hAnsiTheme="majorBidi" w:cstheme="majorBidi"/>
-                          <w:b/>
-                          <w:bCs/>
-                          <w:sz w:val="28"/>
-                          <w:szCs w:val="28"/>
-                        </w:rPr>
-                        <w:t>&gt;&gt;</w:t>
-                      </w:r>
-                      <w:r>
-                        <w:rPr>
-                          <w:rFonts w:asciiTheme="majorBidi" w:hAnsiTheme="majorBidi" w:cstheme="majorBidi"/>
-                          <w:sz w:val="28"/>
-                          <w:szCs w:val="28"/>
-                        </w:rPr>
-                        <w:t>) is handled by your normal shell (not root).</w:t>
-                      </w:r>
-                      <w:r>
-                        <w:rPr>
-                          <w:rFonts w:asciiTheme="majorBidi" w:hAnsiTheme="majorBidi" w:cstheme="majorBidi"/>
-                          <w:sz w:val="28"/>
-                          <w:szCs w:val="28"/>
-                        </w:rPr>
-                        <w:t xml:space="preserve"> s</w:t>
-                      </w:r>
-                      <w:r>
-                        <w:rPr>
-                          <w:rFonts w:asciiTheme="majorBidi" w:hAnsiTheme="majorBidi" w:cstheme="majorBidi"/>
-                          <w:sz w:val="28"/>
-                          <w:szCs w:val="28"/>
-                        </w:rPr>
-                        <w:t xml:space="preserve">o your shell tries to write to </w:t>
-                      </w:r>
-                      <w:r>
-                        <w:rPr>
-                          <w:rFonts w:asciiTheme="majorBidi" w:hAnsiTheme="majorBidi" w:cstheme="majorBidi"/>
-                          <w:b/>
-                          <w:bCs/>
-                          <w:i/>
-                          <w:iCs/>
-                          <w:sz w:val="28"/>
-                          <w:szCs w:val="28"/>
-                          <w:u w:val="single"/>
-                        </w:rPr>
-                        <w:t>/etc/fstab</w:t>
-                      </w:r>
-                      <w:r>
-                        <w:rPr>
-                          <w:rFonts w:asciiTheme="majorBidi" w:hAnsiTheme="majorBidi" w:cstheme="majorBidi"/>
-                          <w:sz w:val="28"/>
-                          <w:szCs w:val="28"/>
-                        </w:rPr>
-                        <w:t xml:space="preserve"> without permission → permission denied.</w:t>
-                      </w:r>
-                    </w:p>
-                    <w:p>
-                      <w:pPr>
-                        <w:jc w:val="both"/>
-                        <w:rPr>
-                          <w:rFonts w:asciiTheme="majorBidi" w:hAnsiTheme="majorBidi" w:cstheme="majorBidi"/>
-                          <w:b/>
-                          <w:bCs/>
-                          <w:sz w:val="28"/>
-                          <w:szCs w:val="28"/>
-                        </w:rPr>
-                      </w:pPr>
-                      <w:r>
-                        <w:rPr>
-                          <w:rFonts w:asciiTheme="majorBidi" w:hAnsiTheme="majorBidi" w:cstheme="majorBidi"/>
-                          <w:b/>
-                          <w:bCs/>
-                          <w:sz w:val="28"/>
-                          <w:szCs w:val="28"/>
-                        </w:rPr>
-                        <w:t>Correct ways to append to /etc/fstab</w:t>
-                      </w:r>
-                      <w:r>
-                        <w:rPr>
-                          <w:rFonts w:asciiTheme="majorBidi" w:hAnsiTheme="majorBidi" w:cstheme="majorBidi"/>
-                          <w:b/>
-                          <w:bCs/>
-                          <w:sz w:val="28"/>
-                          <w:szCs w:val="28"/>
-                        </w:rPr>
-                        <w:t xml:space="preserve">: </w:t>
-                      </w:r>
-                      <w:r>
-                        <w:rPr>
-                          <w:rFonts w:asciiTheme="majorBidi" w:hAnsiTheme="majorBidi" w:cstheme="majorBidi"/>
-                          <w:sz w:val="28"/>
-                          <w:szCs w:val="28"/>
-                        </w:rPr>
-                        <w:t>Use tee:</w:t>
-                      </w:r>
-                    </w:p>
-                    <w:p>
-                      <w:pPr>
-                        <w:jc w:val="both"/>
-                        <w:rPr>
-                          <w:rFonts w:ascii="Times New Roman" w:eastAsia="Calibri" w:hAnsi="Times New Roman" w:cs="Times New Roman"/>
-                          <w:sz w:val="28"/>
-                          <w:szCs w:val="28"/>
-                          <w:lang w:bidi="fa-IR"/>
-                        </w:rPr>
-                      </w:pPr>
-                      <w:r>
-                        <w:rPr>
-                          <w:rFonts w:asciiTheme="majorBidi" w:hAnsiTheme="majorBidi" w:cstheme="majorBidi"/>
-                          <w:b/>
-                          <w:bCs/>
-                          <w:i/>
-                          <w:iCs/>
-                          <w:sz w:val="28"/>
-                          <w:szCs w:val="28"/>
-                        </w:rPr>
-                        <w:t>echo "/dev/sdb1    /test_1    ext4   defaults   0   0" | sudo tee -a /etc/fstab</w:t>
-                      </w:r>
-                      <w:r>
-                        <w:rPr>
-                          <w:rFonts w:asciiTheme="majorBidi" w:hAnsiTheme="majorBidi" w:cstheme="majorBidi"/>
-                          <w:b/>
-                          <w:bCs/>
-                          <w:i/>
-                          <w:iCs/>
-                          <w:sz w:val="28"/>
-                          <w:szCs w:val="28"/>
-                        </w:rPr>
-                        <w:t xml:space="preserve"> </w:t>
-                      </w:r>
-                      <w:r>
-                        <w:rPr>
-                          <w:rFonts w:ascii="Times New Roman" w:eastAsia="Calibri" w:hAnsi="Times New Roman" w:cs="Times New Roman"/>
-                          <w:sz w:val="28"/>
-                          <w:szCs w:val="28"/>
-                          <w:lang w:bidi="fa-IR"/>
-                        </w:rPr>
-                        <w:t>→</w:t>
-                      </w:r>
-                      <w:r>
-                        <w:rPr>
-                          <w:rFonts w:ascii="Times New Roman" w:eastAsia="Calibri" w:hAnsi="Times New Roman" w:cs="Times New Roman"/>
-                          <w:sz w:val="28"/>
-                          <w:szCs w:val="28"/>
-                          <w:lang w:bidi="fa-IR"/>
-                        </w:rPr>
-                        <w:t xml:space="preserve"> </w:t>
-                      </w:r>
-                      <w:r>
-                        <w:rPr>
-                          <w:rFonts w:ascii="Times New Roman" w:eastAsia="Calibri" w:hAnsi="Times New Roman" w:cs="Times New Roman"/>
-                          <w:b/>
-                          <w:bCs/>
-                          <w:i/>
-                          <w:iCs/>
-                          <w:sz w:val="28"/>
-                          <w:szCs w:val="28"/>
-                          <w:lang w:bidi="fa-IR"/>
-                        </w:rPr>
-                        <w:t>-a</w:t>
-                      </w:r>
-                      <w:r>
-                        <w:rPr>
-                          <w:rFonts w:ascii="Times New Roman" w:eastAsia="Calibri" w:hAnsi="Times New Roman" w:cs="Times New Roman"/>
-                          <w:sz w:val="28"/>
-                          <w:szCs w:val="28"/>
-                          <w:lang w:bidi="fa-IR"/>
-                        </w:rPr>
-                        <w:t xml:space="preserve"> means append, without overwriting</w:t>
-                      </w:r>
-                      <w:r>
-                        <w:rPr>
-                          <w:rFonts w:ascii="Times New Roman" w:eastAsia="Calibri" w:hAnsi="Times New Roman" w:cs="Times New Roman"/>
-                          <w:sz w:val="28"/>
-                          <w:szCs w:val="28"/>
-                          <w:lang w:bidi="fa-IR"/>
-                        </w:rPr>
-                        <w:t>.</w:t>
-                      </w:r>
-                    </w:p>
-                    <w:p>
-                      <w:pPr>
-                        <w:pStyle w:val="ListParagraph"/>
-                        <w:numPr>
-                          <w:ilvl w:val="0"/>
-                          <w:numId w:val="91"/>
-                        </w:numPr>
-                        <w:ind w:left="360"/>
-                        <w:rPr>
-                          <w:rFonts w:asciiTheme="majorBidi" w:hAnsiTheme="majorBidi" w:cstheme="majorBidi"/>
-                          <w:sz w:val="28"/>
-                          <w:szCs w:val="28"/>
-                        </w:rPr>
-                      </w:pPr>
-                      <w:r>
-                        <w:rPr>
-                          <w:rFonts w:asciiTheme="majorBidi" w:hAnsiTheme="majorBidi" w:cstheme="majorBidi"/>
-                          <w:sz w:val="28"/>
-                          <w:szCs w:val="28"/>
-                        </w:rPr>
-                        <w:t xml:space="preserve">Always run </w:t>
-                      </w:r>
-                      <w:r>
-                        <w:rPr>
-                          <w:rFonts w:asciiTheme="majorBidi" w:hAnsiTheme="majorBidi" w:cstheme="majorBidi"/>
-                          <w:b/>
-                          <w:bCs/>
-                          <w:i/>
-                          <w:iCs/>
-                          <w:sz w:val="28"/>
-                          <w:szCs w:val="28"/>
-                        </w:rPr>
-                        <w:t>sudo mount -a</w:t>
-                      </w:r>
-                      <w:r>
-                        <w:rPr>
-                          <w:rFonts w:asciiTheme="majorBidi" w:hAnsiTheme="majorBidi" w:cstheme="majorBidi"/>
-                          <w:sz w:val="28"/>
-                          <w:szCs w:val="28"/>
-                        </w:rPr>
-                        <w:t xml:space="preserve"> after editing </w:t>
-                      </w:r>
-                      <w:r>
-                        <w:rPr>
-                          <w:rFonts w:asciiTheme="majorBidi" w:hAnsiTheme="majorBidi" w:cstheme="majorBidi"/>
-                          <w:b/>
-                          <w:bCs/>
-                          <w:i/>
-                          <w:iCs/>
-                          <w:sz w:val="28"/>
-                          <w:szCs w:val="28"/>
-                        </w:rPr>
-                        <w:t>fstab</w:t>
-                      </w:r>
-                      <w:r>
-                        <w:rPr>
-                          <w:rFonts w:asciiTheme="majorBidi" w:hAnsiTheme="majorBidi" w:cstheme="majorBidi"/>
-                          <w:sz w:val="28"/>
-                          <w:szCs w:val="28"/>
-                        </w:rPr>
-                        <w:t xml:space="preserve"> to check for errors before reboot. </w:t>
-                      </w:r>
-                      <w:r>
-                        <w:rPr>
-                          <w:rFonts w:asciiTheme="majorBidi" w:hAnsiTheme="majorBidi" w:cstheme="majorBidi"/>
-                          <w:b/>
-                          <w:bCs/>
-                          <w:sz w:val="28"/>
-                          <w:szCs w:val="28"/>
-                        </w:rPr>
-                        <w:t>If there’s a mistake, your system may fail to boot.</w:t>
-                      </w:r>
-                    </w:p>
-                  </w:txbxContent>
-                </v:textbox>
-                <w10:wrap anchorx="margin"/>
-              </v:rect>
-            </w:pict>
-          </mc:Fallback>
-        </mc:AlternateContent>
-      </w:r>
-    </w:p>
-    <w:p>
-      <w:pPr>
-        <w:jc w:val="both"/>
-        <w:rPr>
-          <w:rFonts w:ascii="Times New Roman" w:eastAsia="Calibri" w:hAnsi="Times New Roman" w:cs="Times New Roman"/>
-          <w:sz w:val="28"/>
-          <w:szCs w:val="28"/>
-          <w:lang w:bidi="fa-IR"/>
-        </w:rPr>
-      </w:pPr>
-    </w:p>
-    <w:p>
-      <w:pPr>
-        <w:jc w:val="both"/>
-        <w:rPr>
-          <w:rFonts w:ascii="Times New Roman" w:eastAsia="Calibri" w:hAnsi="Times New Roman" w:cs="Times New Roman"/>
-          <w:sz w:val="28"/>
-          <w:szCs w:val="28"/>
-          <w:lang w:bidi="fa-IR"/>
-        </w:rPr>
-      </w:pPr>
-    </w:p>
-    <w:p>
-      <w:pPr>
-        <w:jc w:val="both"/>
-        <w:rPr>
-          <w:rFonts w:ascii="Times New Roman" w:eastAsia="Calibri" w:hAnsi="Times New Roman" w:cs="Times New Roman"/>
-          <w:sz w:val="28"/>
-          <w:szCs w:val="28"/>
-          <w:lang w:bidi="fa-IR"/>
-        </w:rPr>
-      </w:pPr>
-    </w:p>
-    <w:p>
-      <w:pPr>
-        <w:jc w:val="both"/>
-        <w:rPr>
-          <w:rFonts w:ascii="Times New Roman" w:eastAsia="Calibri" w:hAnsi="Times New Roman" w:cs="Times New Roman"/>
-          <w:sz w:val="28"/>
-          <w:szCs w:val="28"/>
-          <w:lang w:bidi="fa-IR"/>
-        </w:rPr>
-      </w:pPr>
-    </w:p>
-    <w:p>
-      <w:pPr>
-        <w:jc w:val="both"/>
-        <w:rPr>
-          <w:rFonts w:ascii="Times New Roman" w:eastAsia="Calibri" w:hAnsi="Times New Roman" w:cs="Times New Roman"/>
-          <w:sz w:val="28"/>
-          <w:szCs w:val="28"/>
-          <w:lang w:bidi="fa-IR"/>
-        </w:rPr>
-      </w:pPr>
-    </w:p>
-    <w:p>
-      <w:pPr>
-        <w:jc w:val="both"/>
-        <w:rPr>
-          <w:rFonts w:ascii="Times New Roman" w:eastAsia="Calibri" w:hAnsi="Times New Roman" w:cs="Times New Roman"/>
-          <w:sz w:val="28"/>
-          <w:szCs w:val="28"/>
-          <w:lang w:bidi="fa-IR"/>
-        </w:rPr>
-      </w:pPr>
-    </w:p>
-    <w:p>
-      <w:pPr>
-        <w:jc w:val="both"/>
-        <w:rPr>
-          <w:rFonts w:ascii="Times New Roman" w:eastAsia="Calibri" w:hAnsi="Times New Roman" w:cs="Times New Roman"/>
-          <w:b/>
-          <w:bCs/>
-          <w:sz w:val="28"/>
-          <w:szCs w:val="28"/>
-          <w:lang w:bidi="fa-IR"/>
-        </w:rPr>
-      </w:pPr>
-      <w:r>
-        <w:rPr>
-          <w:rFonts w:ascii="Times New Roman" w:eastAsia="Calibri" w:hAnsi="Times New Roman" w:cs="Times New Roman"/>
-          <w:b/>
-          <w:bCs/>
-          <w:sz w:val="28"/>
-          <w:szCs w:val="28"/>
-          <w:lang w:bidi="fa-IR"/>
-        </w:rPr>
-        <w:lastRenderedPageBreak/>
-        <w:t>Unmounting</w:t>
-      </w:r>
-      <w:r>
-        <w:rPr>
-          <w:rFonts w:ascii="Times New Roman" w:eastAsia="Calibri" w:hAnsi="Times New Roman" w:cs="Times New Roman"/>
-          <w:b/>
-          <w:bCs/>
-          <w:sz w:val="28"/>
-          <w:szCs w:val="28"/>
-          <w:lang w:bidi="fa-IR"/>
-        </w:rPr>
-        <w:t>:</w:t>
-      </w:r>
-    </w:p>
-    <w:p>
-      <w:pPr>
-        <w:jc w:val="both"/>
-        <w:rPr>
-          <w:rFonts w:ascii="Times New Roman" w:eastAsia="Calibri" w:hAnsi="Times New Roman" w:cs="Times New Roman"/>
-          <w:sz w:val="28"/>
-          <w:szCs w:val="28"/>
-          <w:lang w:bidi="fa-IR"/>
-        </w:rPr>
-      </w:pPr>
-      <w:r>
-        <w:rPr>
-          <w:rFonts w:ascii="Times New Roman" w:eastAsia="Calibri" w:hAnsi="Times New Roman" w:cs="Times New Roman"/>
-          <w:sz w:val="28"/>
-          <w:szCs w:val="28"/>
-          <w:lang w:bidi="fa-IR"/>
-        </w:rPr>
-        <w:t>To safely remove a mounted filesystem</w:t>
-      </w:r>
-      <w:r>
-        <w:rPr>
-          <w:rFonts w:ascii="Times New Roman" w:eastAsia="Calibri" w:hAnsi="Times New Roman" w:cs="Times New Roman"/>
-          <w:b/>
-          <w:bCs/>
-          <w:i/>
-          <w:iCs/>
-          <w:sz w:val="28"/>
-          <w:szCs w:val="28"/>
-          <w:lang w:bidi="fa-IR"/>
-        </w:rPr>
-        <w:t>:</w:t>
-      </w:r>
-      <w:r>
-        <w:rPr>
-          <w:rFonts w:ascii="Times New Roman" w:eastAsia="Calibri" w:hAnsi="Times New Roman" w:cs="Times New Roman"/>
-          <w:b/>
-          <w:bCs/>
-          <w:i/>
-          <w:iCs/>
-          <w:sz w:val="28"/>
-          <w:szCs w:val="28"/>
-          <w:lang w:bidi="fa-IR"/>
-        </w:rPr>
-        <w:t xml:space="preserve"> </w:t>
-      </w:r>
-      <w:r>
-        <w:rPr>
-          <w:rFonts w:ascii="Times New Roman" w:eastAsia="Calibri" w:hAnsi="Times New Roman" w:cs="Times New Roman"/>
-          <w:b/>
-          <w:bCs/>
-          <w:i/>
-          <w:iCs/>
-          <w:sz w:val="28"/>
-          <w:szCs w:val="28"/>
-          <w:lang w:bidi="fa-IR"/>
-        </w:rPr>
-        <w:t>umount /mnt/usb</w:t>
-      </w:r>
-      <w:r>
-        <w:rPr>
-          <w:rFonts w:ascii="Times New Roman" w:eastAsia="Calibri" w:hAnsi="Times New Roman" w:cs="Times New Roman"/>
-          <w:b/>
-          <w:bCs/>
-          <w:i/>
-          <w:iCs/>
-          <w:sz w:val="28"/>
-          <w:szCs w:val="28"/>
-          <w:lang w:bidi="fa-IR"/>
-        </w:rPr>
-        <w:t xml:space="preserve"> </w:t>
-      </w:r>
-      <w:r>
-        <w:rPr>
-          <w:rFonts w:ascii="Times New Roman" w:eastAsia="Calibri" w:hAnsi="Times New Roman" w:cs="Times New Roman"/>
-          <w:sz w:val="28"/>
-          <w:szCs w:val="28"/>
-          <w:lang w:bidi="fa-IR"/>
-        </w:rPr>
-        <w:t xml:space="preserve">→ </w:t>
-      </w:r>
-      <w:r>
-        <w:rPr>
-          <w:rFonts w:ascii="Times New Roman" w:eastAsia="Calibri" w:hAnsi="Times New Roman" w:cs="Times New Roman"/>
-          <w:sz w:val="28"/>
-          <w:szCs w:val="28"/>
-          <w:lang w:bidi="fa-IR"/>
-        </w:rPr>
-        <w:t>This ensures all cached writes are flushed to disk.</w:t>
-      </w:r>
-    </w:p>
-    <w:p>
-      <w:pPr>
-        <w:pStyle w:val="ListParagraph"/>
-        <w:numPr>
-          <w:ilvl w:val="0"/>
-          <w:numId w:val="23"/>
-        </w:numPr>
-        <w:ind w:left="360"/>
-        <w:jc w:val="both"/>
-        <w:rPr>
-          <w:rFonts w:ascii="Times New Roman" w:eastAsia="Calibri" w:hAnsi="Times New Roman" w:cs="Times New Roman"/>
-          <w:sz w:val="28"/>
-          <w:szCs w:val="28"/>
-          <w:lang w:bidi="fa-IR"/>
-        </w:rPr>
-      </w:pPr>
-      <w:r>
-        <w:rPr>
-          <w:rFonts w:ascii="Times New Roman" w:eastAsia="Calibri" w:hAnsi="Times New Roman" w:cs="Times New Roman"/>
-          <w:sz w:val="28"/>
-          <w:szCs w:val="28"/>
-          <w:lang w:bidi="fa-IR"/>
-        </w:rPr>
-        <w:t xml:space="preserve">Modern Linux systems also support auto-mounting using </w:t>
-      </w:r>
-      <w:proofErr w:type="gramStart"/>
-      <w:r>
-        <w:rPr>
-          <w:rFonts w:ascii="Times New Roman" w:eastAsia="Calibri" w:hAnsi="Times New Roman" w:cs="Times New Roman"/>
-          <w:b/>
-          <w:bCs/>
-          <w:i/>
-          <w:iCs/>
-          <w:sz w:val="28"/>
-          <w:szCs w:val="28"/>
-          <w:lang w:bidi="fa-IR"/>
-        </w:rPr>
-        <w:t>systemd.automount</w:t>
-      </w:r>
-      <w:proofErr w:type="gramEnd"/>
-      <w:r>
-        <w:rPr>
-          <w:rFonts w:ascii="Times New Roman" w:eastAsia="Calibri" w:hAnsi="Times New Roman" w:cs="Times New Roman"/>
-          <w:b/>
-          <w:bCs/>
-          <w:i/>
-          <w:iCs/>
-          <w:sz w:val="28"/>
-          <w:szCs w:val="28"/>
-          <w:lang w:bidi="fa-IR"/>
-        </w:rPr>
-        <w:t>, udisks</w:t>
-      </w:r>
-      <w:r>
-        <w:rPr>
-          <w:rFonts w:ascii="Times New Roman" w:eastAsia="Calibri" w:hAnsi="Times New Roman" w:cs="Times New Roman"/>
-          <w:sz w:val="28"/>
-          <w:szCs w:val="28"/>
-          <w:lang w:bidi="fa-IR"/>
-        </w:rPr>
-        <w:t>, or desktop file managers. useful for removable media like USB sticks.</w:t>
-      </w:r>
-    </w:p>
-    <w:p>
-      <w:pPr>
-        <w:jc w:val="both"/>
-        <w:rPr>
-          <w:rFonts w:ascii="Times New Roman" w:eastAsia="Calibri" w:hAnsi="Times New Roman" w:cs="Times New Roman"/>
-          <w:sz w:val="2"/>
-          <w:szCs w:val="2"/>
-          <w:lang w:bidi="fa-IR"/>
-        </w:rPr>
-      </w:pPr>
-    </w:p>
-    <w:p>
-      <w:pPr>
-        <w:pStyle w:val="ListParagraph"/>
-        <w:numPr>
-          <w:ilvl w:val="0"/>
-          <w:numId w:val="24"/>
-        </w:numPr>
-        <w:ind w:left="360"/>
-        <w:jc w:val="both"/>
-        <w:rPr>
-          <w:rFonts w:ascii="Times New Roman" w:eastAsia="Calibri" w:hAnsi="Times New Roman" w:cs="Times New Roman"/>
-          <w:sz w:val="28"/>
-          <w:szCs w:val="28"/>
-          <w:lang w:bidi="fa-IR"/>
-        </w:rPr>
-      </w:pPr>
-      <w:r>
-        <w:rPr>
-          <w:rFonts w:ascii="Times New Roman" w:eastAsia="Calibri" w:hAnsi="Times New Roman" w:cs="Times New Roman"/>
-          <w:sz w:val="28"/>
-          <w:szCs w:val="28"/>
-          <w:lang w:bidi="fa-IR"/>
-        </w:rPr>
-        <w:t>If you mount a filesystem (partition, USB, etc.) on a directory that already contains files (e.g., /mnt/new_dir/), the existing files in that directory will be temporarily hidden — they are not deleted, just overlaid by the mounted filesystem. Once you unmount the filesystem, the original files in /mnt/new_dir/ become visible again.</w:t>
-      </w:r>
-    </w:p>
-    <w:p>
-      <w:pPr>
-        <w:pStyle w:val="ListParagraph"/>
-        <w:numPr>
-          <w:ilvl w:val="0"/>
-          <w:numId w:val="24"/>
-        </w:numPr>
-        <w:ind w:left="360"/>
-        <w:jc w:val="both"/>
-        <w:rPr>
-          <w:rFonts w:ascii="Times New Roman" w:eastAsia="Calibri" w:hAnsi="Times New Roman" w:cs="Times New Roman"/>
-          <w:sz w:val="28"/>
-          <w:szCs w:val="28"/>
-          <w:lang w:bidi="fa-IR"/>
-        </w:rPr>
-      </w:pPr>
-      <w:r>
-        <w:rPr>
-          <w:rFonts w:ascii="Times New Roman" w:eastAsia="Calibri" w:hAnsi="Times New Roman" w:cs="Times New Roman"/>
-          <w:sz w:val="28"/>
-          <w:szCs w:val="28"/>
-          <w:lang w:bidi="fa-IR"/>
-        </w:rPr>
-        <w:t>On the other hand, when you unmount a partition that was mounted on a directory (e.g., /mnt/dir/), the data from that partition does not disappear permanently — it only becomes inaccessible until you mount the partition again. The data is only actually removed if you format the partition or delete files manually.</w:t>
-      </w:r>
-    </w:p>
-    <w:p>
-      <w:pPr>
-        <w:jc w:val="both"/>
-        <w:rPr>
-          <w:rFonts w:ascii="Times New Roman" w:eastAsia="Calibri" w:hAnsi="Times New Roman" w:cs="Times New Roman"/>
-          <w:sz w:val="28"/>
-          <w:szCs w:val="28"/>
-          <w:lang w:bidi="fa-IR"/>
-        </w:rPr>
-      </w:pPr>
-      <w:r>
-        <w:rPr>
-          <w:rFonts w:ascii="Times New Roman" w:eastAsia="Calibri" w:hAnsi="Times New Roman" w:cs="Times New Roman"/>
-          <w:sz w:val="28"/>
-          <w:szCs w:val="28"/>
-          <w:lang w:bidi="fa-IR"/>
-        </w:rPr>
-        <w:t>You can mount a partition anywhere you want</w:t>
-      </w:r>
-      <w:r>
-        <w:rPr>
-          <w:rFonts w:ascii="Times New Roman" w:eastAsia="Calibri" w:hAnsi="Times New Roman" w:cs="Times New Roman"/>
-          <w:sz w:val="28"/>
-          <w:szCs w:val="28"/>
-          <w:lang w:bidi="fa-IR"/>
-        </w:rPr>
-        <w:t xml:space="preserve">. </w:t>
-      </w:r>
-      <w:r>
-        <w:rPr>
-          <w:rFonts w:ascii="Times New Roman" w:eastAsia="Calibri" w:hAnsi="Times New Roman" w:cs="Times New Roman"/>
-          <w:sz w:val="28"/>
-          <w:szCs w:val="28"/>
-          <w:lang w:bidi="fa-IR"/>
-        </w:rPr>
-        <w:t>it does not have to be the same path as before.</w:t>
-      </w:r>
-    </w:p>
-    <w:p>
-      <w:pPr>
-        <w:jc w:val="both"/>
-        <w:rPr>
-          <w:rFonts w:ascii="Times New Roman" w:eastAsia="Calibri" w:hAnsi="Times New Roman" w:cs="Times New Roman"/>
-          <w:sz w:val="28"/>
-          <w:szCs w:val="28"/>
-          <w:lang w:bidi="fa-IR"/>
-        </w:rPr>
-      </w:pPr>
-      <w:r>
-        <w:rPr>
-          <w:rFonts w:ascii="Times New Roman" w:eastAsia="Calibri" w:hAnsi="Times New Roman" w:cs="Times New Roman"/>
-          <w:sz w:val="28"/>
-          <w:szCs w:val="28"/>
-          <w:lang w:bidi="fa-IR"/>
-        </w:rPr>
-        <w:t>Example:</w:t>
-      </w:r>
-    </w:p>
-    <w:p>
-      <w:pPr>
-        <w:pStyle w:val="ListParagraph"/>
-        <w:numPr>
-          <w:ilvl w:val="0"/>
-          <w:numId w:val="25"/>
-        </w:numPr>
-        <w:ind w:left="360"/>
-        <w:rPr>
-          <w:rFonts w:ascii="Times New Roman" w:eastAsia="Calibri" w:hAnsi="Times New Roman" w:cs="Times New Roman"/>
-          <w:sz w:val="28"/>
-          <w:szCs w:val="28"/>
-          <w:lang w:bidi="fa-IR"/>
-        </w:rPr>
-      </w:pPr>
-      <w:r>
-        <w:rPr>
-          <w:rFonts w:ascii="Times New Roman" w:eastAsia="Calibri" w:hAnsi="Times New Roman" w:cs="Times New Roman"/>
-          <w:b/>
-          <w:bCs/>
-          <w:i/>
-          <w:iCs/>
-          <w:sz w:val="28"/>
-          <w:szCs w:val="28"/>
-          <w:lang w:bidi="fa-IR"/>
-        </w:rPr>
-        <w:t>mount /dev/sdb1 /mnt/usb</w:t>
-      </w:r>
-      <w:r>
-        <w:rPr>
-          <w:rFonts w:ascii="Times New Roman" w:eastAsia="Calibri" w:hAnsi="Times New Roman" w:cs="Times New Roman"/>
-          <w:sz w:val="28"/>
-          <w:szCs w:val="28"/>
-          <w:lang w:bidi="fa-IR"/>
-        </w:rPr>
-        <w:t xml:space="preserve"> → First mount point</w:t>
-      </w:r>
-    </w:p>
-    <w:p>
-      <w:pPr>
-        <w:pStyle w:val="ListParagraph"/>
-        <w:numPr>
-          <w:ilvl w:val="0"/>
-          <w:numId w:val="25"/>
-        </w:numPr>
-        <w:ind w:left="360"/>
-        <w:rPr>
-          <w:rFonts w:ascii="Times New Roman" w:eastAsia="Calibri" w:hAnsi="Times New Roman" w:cs="Times New Roman"/>
-          <w:b/>
-          <w:bCs/>
-          <w:i/>
-          <w:iCs/>
-          <w:sz w:val="28"/>
-          <w:szCs w:val="28"/>
-          <w:lang w:bidi="fa-IR"/>
-        </w:rPr>
-      </w:pPr>
-      <w:r>
-        <w:rPr>
-          <w:rFonts w:ascii="Times New Roman" w:eastAsia="Calibri" w:hAnsi="Times New Roman" w:cs="Times New Roman"/>
-          <w:b/>
-          <w:bCs/>
-          <w:i/>
-          <w:iCs/>
-          <w:sz w:val="28"/>
-          <w:szCs w:val="28"/>
-          <w:lang w:bidi="fa-IR"/>
-        </w:rPr>
-        <w:t>umount /mnt/usb</w:t>
-      </w:r>
-    </w:p>
-    <w:p>
-      <w:pPr>
-        <w:pStyle w:val="ListParagraph"/>
-        <w:numPr>
-          <w:ilvl w:val="0"/>
-          <w:numId w:val="25"/>
-        </w:numPr>
-        <w:ind w:left="360"/>
-        <w:rPr>
-          <w:rFonts w:ascii="Times New Roman" w:eastAsia="Calibri" w:hAnsi="Times New Roman" w:cs="Times New Roman"/>
-          <w:sz w:val="28"/>
-          <w:szCs w:val="28"/>
-          <w:lang w:bidi="fa-IR"/>
-        </w:rPr>
-      </w:pPr>
-      <w:r>
-        <w:rPr>
-          <w:rFonts w:ascii="Times New Roman" w:eastAsia="Calibri" w:hAnsi="Times New Roman" w:cs="Times New Roman"/>
-          <w:b/>
-          <w:bCs/>
-          <w:i/>
-          <w:iCs/>
-          <w:sz w:val="28"/>
-          <w:szCs w:val="28"/>
-          <w:lang w:bidi="fa-IR"/>
-        </w:rPr>
-        <w:t>mount /dev/sdb1 /home/user/data</w:t>
-      </w:r>
-      <w:r>
-        <w:rPr>
-          <w:rFonts w:ascii="Times New Roman" w:eastAsia="Calibri" w:hAnsi="Times New Roman" w:cs="Times New Roman"/>
-          <w:sz w:val="28"/>
-          <w:szCs w:val="28"/>
-          <w:lang w:bidi="fa-IR"/>
-        </w:rPr>
-        <w:t xml:space="preserve"> </w:t>
-      </w:r>
-      <w:r>
-        <w:rPr>
-          <w:rFonts w:ascii="Times New Roman" w:eastAsia="Calibri" w:hAnsi="Times New Roman" w:cs="Times New Roman"/>
-          <w:sz w:val="28"/>
-          <w:szCs w:val="28"/>
-          <w:lang w:bidi="fa-IR"/>
-        </w:rPr>
-        <w:t>→</w:t>
-      </w:r>
-      <w:r>
-        <w:rPr>
-          <w:rFonts w:ascii="Times New Roman" w:eastAsia="Calibri" w:hAnsi="Times New Roman" w:cs="Times New Roman"/>
-          <w:sz w:val="28"/>
-          <w:szCs w:val="28"/>
-          <w:lang w:bidi="fa-IR"/>
-        </w:rPr>
-        <w:t xml:space="preserve"> different mount point</w:t>
-      </w:r>
-    </w:p>
-    <w:p>
-      <w:pPr>
-        <w:ind w:left="360"/>
-        <w:jc w:val="both"/>
-        <w:rPr>
-          <w:rFonts w:ascii="Times New Roman" w:eastAsia="Calibri" w:hAnsi="Times New Roman" w:cs="Times New Roman"/>
-          <w:sz w:val="28"/>
-          <w:szCs w:val="28"/>
-          <w:lang w:bidi="fa-IR"/>
-        </w:rPr>
-      </w:pPr>
-      <w:r>
-        <w:rPr>
-          <w:rFonts w:ascii="Times New Roman" w:eastAsia="Calibri" w:hAnsi="Times New Roman" w:cs="Times New Roman"/>
-          <w:sz w:val="28"/>
-          <w:szCs w:val="28"/>
-          <w:lang w:bidi="fa-IR"/>
-        </w:rPr>
-        <w:t>The partition’s data is always there, regardless of where you mount it. The mount point just decides where in the directory tree the contents become visible.</w:t>
-      </w:r>
-    </w:p>
-    <w:p>
-      <w:pPr>
-        <w:pStyle w:val="ListParagraph"/>
-        <w:numPr>
-          <w:ilvl w:val="0"/>
-          <w:numId w:val="26"/>
-        </w:numPr>
-        <w:ind w:left="360"/>
-        <w:jc w:val="both"/>
-        <w:rPr>
-          <w:rFonts w:ascii="Times New Roman" w:eastAsia="Calibri" w:hAnsi="Times New Roman" w:cs="Times New Roman"/>
-          <w:sz w:val="28"/>
-          <w:szCs w:val="28"/>
-          <w:u w:val="single"/>
-          <w:lang w:bidi="fa-IR"/>
-        </w:rPr>
-      </w:pPr>
-      <w:r>
-        <w:rPr>
-          <w:rFonts w:ascii="Times New Roman" w:eastAsia="Calibri" w:hAnsi="Times New Roman" w:cs="Times New Roman"/>
-          <w:sz w:val="28"/>
-          <w:szCs w:val="28"/>
-          <w:lang w:bidi="fa-IR"/>
-        </w:rPr>
-        <w:t>Think of mounting like plugging a USB drive into different folders in your file tree — the drive’s content doesn’t change, only where you see it does.</w:t>
-      </w:r>
-    </w:p>
-    <w:p>
-      <w:pPr>
-        <w:jc w:val="both"/>
-        <w:rPr>
-          <w:rFonts w:ascii="Times New Roman" w:eastAsia="Calibri" w:hAnsi="Times New Roman" w:cs="Times New Roman"/>
-          <w:sz w:val="28"/>
-          <w:szCs w:val="28"/>
-          <w:u w:val="single"/>
-          <w:lang w:bidi="fa-IR"/>
-        </w:rPr>
-      </w:pPr>
-      <w:r>
-        <w:rPr>
-          <w:rFonts w:ascii="Times New Roman" w:eastAsia="Calibri" w:hAnsi="Times New Roman" w:cs="Times New Roman"/>
-          <w:b/>
-          <w:bCs/>
-          <w:i/>
-          <w:iCs/>
-          <w:sz w:val="28"/>
-          <w:szCs w:val="28"/>
-          <w:u w:val="single"/>
-          <w:lang w:bidi="fa-IR"/>
-        </w:rPr>
-        <w:t>umount</w:t>
-      </w:r>
-      <w:r>
-        <w:rPr>
-          <w:rFonts w:ascii="Times New Roman" w:eastAsia="Calibri" w:hAnsi="Times New Roman" w:cs="Times New Roman"/>
-          <w:sz w:val="28"/>
-          <w:szCs w:val="28"/>
-          <w:u w:val="single"/>
-          <w:lang w:bidi="fa-IR"/>
-        </w:rPr>
-        <w:t xml:space="preserve"> options:</w:t>
-      </w:r>
-    </w:p>
-    <w:p>
-      <w:pPr>
-        <w:pStyle w:val="ListParagraph"/>
-        <w:numPr>
-          <w:ilvl w:val="0"/>
-          <w:numId w:val="27"/>
-        </w:numPr>
-        <w:ind w:left="504"/>
-        <w:jc w:val="both"/>
-        <w:rPr>
-          <w:rFonts w:asciiTheme="majorBidi" w:eastAsia="Calibri" w:hAnsiTheme="majorBidi" w:cstheme="majorBidi"/>
-          <w:sz w:val="28"/>
-          <w:szCs w:val="28"/>
-          <w:lang w:bidi="fa-IR"/>
-        </w:rPr>
-      </w:pPr>
-      <w:r>
-        <w:rPr>
-          <w:rFonts w:asciiTheme="majorBidi" w:eastAsia="Calibri" w:hAnsiTheme="majorBidi" w:cstheme="majorBidi"/>
-          <w:b/>
-          <w:bCs/>
-          <w:i/>
-          <w:iCs/>
-          <w:sz w:val="28"/>
-          <w:szCs w:val="28"/>
-          <w:lang w:bidi="fa-IR"/>
-        </w:rPr>
-        <w:t>-f</w:t>
-      </w:r>
-      <w:r>
-        <w:rPr>
-          <w:rFonts w:asciiTheme="majorBidi" w:eastAsia="Calibri" w:hAnsiTheme="majorBidi" w:cstheme="majorBidi"/>
-          <w:sz w:val="28"/>
-          <w:szCs w:val="28"/>
-          <w:lang w:bidi="fa-IR"/>
-        </w:rPr>
-        <w:t xml:space="preserve"> (Force unmount): Forces the unmount even if the filesystem is busy (open files, active processes, etc.).</w:t>
-      </w:r>
-    </w:p>
-    <w:p>
-      <w:pPr>
-        <w:ind w:left="504"/>
-        <w:jc w:val="both"/>
-        <w:rPr>
-          <w:rFonts w:asciiTheme="majorBidi" w:eastAsia="Calibri" w:hAnsiTheme="majorBidi" w:cstheme="majorBidi"/>
-          <w:sz w:val="28"/>
-          <w:szCs w:val="28"/>
-          <w:lang w:bidi="fa-IR"/>
-        </w:rPr>
-      </w:pPr>
-      <w:r>
-        <w:rPr>
-          <w:rFonts w:asciiTheme="majorBidi" w:eastAsia="Calibri" w:hAnsiTheme="majorBidi" w:cstheme="majorBidi"/>
-          <w:sz w:val="28"/>
-          <w:szCs w:val="28"/>
-          <w:u w:val="single"/>
-          <w:lang w:bidi="fa-IR"/>
-        </w:rPr>
-        <w:t>Use case:</w:t>
-      </w:r>
-      <w:r>
-        <w:rPr>
-          <w:rFonts w:asciiTheme="majorBidi" w:eastAsia="Calibri" w:hAnsiTheme="majorBidi" w:cstheme="majorBidi"/>
-          <w:sz w:val="28"/>
-          <w:szCs w:val="28"/>
-          <w:lang w:bidi="fa-IR"/>
-        </w:rPr>
-        <w:t xml:space="preserve"> When the device is disconnected unexpectedly (like a network share that is unreachable, or a frozen NFS mount).</w:t>
-      </w:r>
-    </w:p>
-    <w:p>
-      <w:pPr>
-        <w:pStyle w:val="ListParagraph"/>
-        <w:numPr>
-          <w:ilvl w:val="0"/>
-          <w:numId w:val="28"/>
-        </w:numPr>
-        <w:ind w:left="864"/>
-        <w:jc w:val="both"/>
-        <w:rPr>
-          <w:rFonts w:asciiTheme="majorBidi" w:eastAsia="Calibri" w:hAnsiTheme="majorBidi" w:cstheme="majorBidi"/>
-          <w:sz w:val="28"/>
-          <w:szCs w:val="28"/>
-          <w:lang w:bidi="fa-IR"/>
-        </w:rPr>
-      </w:pPr>
-      <w:r>
-        <w:rPr>
-          <w:rFonts w:asciiTheme="majorBidi" w:eastAsia="Calibri" w:hAnsiTheme="majorBidi" w:cstheme="majorBidi"/>
-          <w:sz w:val="28"/>
-          <w:szCs w:val="28"/>
-          <w:lang w:bidi="fa-IR"/>
-        </w:rPr>
-        <w:t>Forcing can cause data corruption if files were still being written.</w:t>
-      </w:r>
-    </w:p>
-    <w:p>
-      <w:pPr>
-        <w:jc w:val="both"/>
-        <w:rPr>
-          <w:rFonts w:asciiTheme="majorBidi" w:eastAsia="Calibri" w:hAnsiTheme="majorBidi" w:cstheme="majorBidi"/>
-          <w:sz w:val="2"/>
-          <w:szCs w:val="2"/>
-          <w:lang w:bidi="fa-IR"/>
-        </w:rPr>
-      </w:pPr>
-    </w:p>
-    <w:p>
-      <w:pPr>
-        <w:pStyle w:val="ListParagraph"/>
-        <w:numPr>
-          <w:ilvl w:val="0"/>
-          <w:numId w:val="29"/>
-        </w:numPr>
-        <w:ind w:left="504"/>
-        <w:jc w:val="both"/>
-        <w:rPr>
-          <w:rFonts w:asciiTheme="majorBidi" w:eastAsia="Calibri" w:hAnsiTheme="majorBidi" w:cstheme="majorBidi"/>
-          <w:sz w:val="28"/>
-          <w:szCs w:val="28"/>
-          <w:lang w:bidi="fa-IR"/>
-        </w:rPr>
-      </w:pPr>
-      <w:r>
-        <w:rPr>
-          <w:rFonts w:asciiTheme="majorBidi" w:eastAsia="Calibri" w:hAnsiTheme="majorBidi" w:cstheme="majorBidi"/>
-          <w:b/>
-          <w:bCs/>
-          <w:i/>
-          <w:iCs/>
-          <w:sz w:val="28"/>
-          <w:szCs w:val="28"/>
-          <w:lang w:bidi="fa-IR"/>
-        </w:rPr>
-        <w:t>-l</w:t>
-      </w:r>
-      <w:r>
-        <w:rPr>
-          <w:rFonts w:asciiTheme="majorBidi" w:eastAsia="Calibri" w:hAnsiTheme="majorBidi" w:cstheme="majorBidi"/>
-          <w:sz w:val="28"/>
-          <w:szCs w:val="28"/>
-          <w:lang w:bidi="fa-IR"/>
-        </w:rPr>
-        <w:t xml:space="preserve"> (Lazy unmount): Detaches the filesystem from the directory tree immediately, but actually cleans up references later when the filesystem is no longer busy.</w:t>
-      </w:r>
-      <w:r>
-        <w:rPr>
-          <w:rFonts w:asciiTheme="majorBidi" w:eastAsia="Calibri" w:hAnsiTheme="majorBidi" w:cstheme="majorBidi"/>
-          <w:sz w:val="28"/>
-          <w:szCs w:val="28"/>
-          <w:lang w:bidi="fa-IR"/>
-        </w:rPr>
-        <w:t xml:space="preserve"> It means I’m in the mounted directory and then run umount -l, I can see it’s contents until I’m in the directory. Since I left the </w:t>
-      </w:r>
-      <w:proofErr w:type="gramStart"/>
-      <w:r>
-        <w:rPr>
-          <w:rFonts w:asciiTheme="majorBidi" w:eastAsia="Calibri" w:hAnsiTheme="majorBidi" w:cstheme="majorBidi"/>
-          <w:sz w:val="28"/>
-          <w:szCs w:val="28"/>
-          <w:lang w:bidi="fa-IR"/>
-        </w:rPr>
-        <w:t>directory</w:t>
-      </w:r>
-      <w:proofErr w:type="gramEnd"/>
-      <w:r>
-        <w:rPr>
-          <w:rFonts w:asciiTheme="majorBidi" w:eastAsia="Calibri" w:hAnsiTheme="majorBidi" w:cstheme="majorBidi"/>
-          <w:sz w:val="28"/>
-          <w:szCs w:val="28"/>
-          <w:lang w:bidi="fa-IR"/>
-        </w:rPr>
-        <w:t xml:space="preserve"> I don’t have access anymore.</w:t>
-      </w:r>
-    </w:p>
-    <w:p>
-      <w:pPr>
-        <w:ind w:left="504"/>
-        <w:jc w:val="both"/>
-        <w:rPr>
-          <w:rFonts w:asciiTheme="majorBidi" w:eastAsia="Calibri" w:hAnsiTheme="majorBidi" w:cstheme="majorBidi"/>
-          <w:sz w:val="28"/>
-          <w:szCs w:val="28"/>
-          <w:lang w:bidi="fa-IR"/>
-        </w:rPr>
-      </w:pPr>
-      <w:r>
-        <w:rPr>
-          <w:rFonts w:asciiTheme="majorBidi" w:eastAsia="Calibri" w:hAnsiTheme="majorBidi" w:cstheme="majorBidi"/>
-          <w:sz w:val="28"/>
-          <w:szCs w:val="28"/>
-          <w:u w:val="single"/>
-          <w:lang w:bidi="fa-IR"/>
-        </w:rPr>
-        <w:t>Use case:</w:t>
-      </w:r>
-      <w:r>
-        <w:rPr>
-          <w:rFonts w:asciiTheme="majorBidi" w:eastAsia="Calibri" w:hAnsiTheme="majorBidi" w:cstheme="majorBidi"/>
-          <w:sz w:val="28"/>
-          <w:szCs w:val="28"/>
-          <w:lang w:bidi="fa-IR"/>
-        </w:rPr>
-        <w:t xml:space="preserve"> Safe for cases where processes are still using the mount but you don’t care about them anymore.</w:t>
-      </w:r>
-      <w:r>
-        <w:rPr>
-          <w:rFonts w:asciiTheme="majorBidi" w:eastAsia="Calibri" w:hAnsiTheme="majorBidi" w:cstheme="majorBidi"/>
-          <w:sz w:val="28"/>
-          <w:szCs w:val="28"/>
-          <w:lang w:bidi="fa-IR"/>
-        </w:rPr>
-        <w:t xml:space="preserve"> </w:t>
-      </w:r>
-      <w:r>
-        <w:rPr>
-          <w:rFonts w:asciiTheme="majorBidi" w:eastAsia="Calibri" w:hAnsiTheme="majorBidi" w:cstheme="majorBidi"/>
-          <w:sz w:val="28"/>
-          <w:szCs w:val="28"/>
-          <w:lang w:bidi="fa-IR"/>
-        </w:rPr>
-        <w:t>Example:</w:t>
-      </w:r>
-      <w:r>
-        <w:rPr>
-          <w:rFonts w:asciiTheme="majorBidi" w:eastAsia="Calibri" w:hAnsiTheme="majorBidi" w:cstheme="majorBidi"/>
-          <w:sz w:val="28"/>
-          <w:szCs w:val="28"/>
-          <w:lang w:bidi="fa-IR"/>
-        </w:rPr>
-        <w:t xml:space="preserve"> </w:t>
-      </w:r>
-      <w:r>
-        <w:rPr>
-          <w:rFonts w:asciiTheme="majorBidi" w:eastAsia="Calibri" w:hAnsiTheme="majorBidi" w:cstheme="majorBidi"/>
-          <w:b/>
-          <w:bCs/>
-          <w:i/>
-          <w:iCs/>
-          <w:sz w:val="28"/>
-          <w:szCs w:val="28"/>
-          <w:lang w:bidi="fa-IR"/>
-        </w:rPr>
-        <w:t>umount -l /mnt/old_mount</w:t>
-      </w:r>
-    </w:p>
-    <w:p>
-      <w:pPr>
-        <w:pStyle w:val="ListParagraph"/>
-        <w:numPr>
-          <w:ilvl w:val="0"/>
-          <w:numId w:val="30"/>
-        </w:numPr>
-        <w:ind w:left="864"/>
-        <w:jc w:val="both"/>
-        <w:rPr>
-          <w:rFonts w:asciiTheme="majorBidi" w:eastAsia="Calibri" w:hAnsiTheme="majorBidi" w:cstheme="majorBidi"/>
-          <w:sz w:val="28"/>
-          <w:szCs w:val="28"/>
-          <w:lang w:bidi="fa-IR"/>
-        </w:rPr>
-      </w:pPr>
-      <w:r>
-        <w:rPr>
-          <w:rFonts w:asciiTheme="majorBidi" w:eastAsia="Calibri" w:hAnsiTheme="majorBidi" w:cstheme="majorBidi"/>
-          <w:sz w:val="28"/>
-          <w:szCs w:val="28"/>
-          <w:lang w:bidi="fa-IR"/>
-        </w:rPr>
-        <w:t>Safer than -f, because it doesn’t forcefully kill processes — it just waits until they’re done.</w:t>
-      </w:r>
-    </w:p>
-    <w:p>
-      <w:pPr>
-        <w:jc w:val="both"/>
-        <w:rPr>
-          <w:rFonts w:asciiTheme="majorBidi" w:eastAsia="Calibri" w:hAnsiTheme="majorBidi" w:cstheme="majorBidi"/>
-          <w:sz w:val="2"/>
-          <w:szCs w:val="2"/>
-          <w:lang w:bidi="fa-IR"/>
-        </w:rPr>
-      </w:pPr>
-    </w:p>
-    <w:p>
-      <w:pPr>
-        <w:pStyle w:val="ListParagraph"/>
-        <w:numPr>
-          <w:ilvl w:val="0"/>
-          <w:numId w:val="31"/>
-        </w:numPr>
-        <w:ind w:left="504"/>
-        <w:jc w:val="both"/>
-        <w:rPr>
-          <w:rFonts w:asciiTheme="majorBidi" w:eastAsia="Calibri" w:hAnsiTheme="majorBidi" w:cstheme="majorBidi"/>
-          <w:sz w:val="28"/>
-          <w:szCs w:val="28"/>
-          <w:lang w:bidi="fa-IR"/>
-        </w:rPr>
-      </w:pPr>
-      <w:r>
-        <w:rPr>
-          <w:rFonts w:asciiTheme="majorBidi" w:eastAsia="Calibri" w:hAnsiTheme="majorBidi" w:cstheme="majorBidi"/>
-          <w:b/>
-          <w:bCs/>
-          <w:i/>
-          <w:iCs/>
-          <w:sz w:val="28"/>
-          <w:szCs w:val="28"/>
-          <w:lang w:bidi="fa-IR"/>
-        </w:rPr>
-        <w:t>-r</w:t>
-      </w:r>
-      <w:r>
-        <w:rPr>
-          <w:rFonts w:asciiTheme="majorBidi" w:eastAsia="Calibri" w:hAnsiTheme="majorBidi" w:cstheme="majorBidi"/>
-          <w:sz w:val="28"/>
-          <w:szCs w:val="28"/>
-          <w:lang w:bidi="fa-IR"/>
-        </w:rPr>
-        <w:t xml:space="preserve"> (Read-only remount if unmount fails): If normal unmount fails, remount the filesystem as read-only.</w:t>
-      </w:r>
-    </w:p>
-    <w:p>
-      <w:pPr>
-        <w:ind w:left="504"/>
-        <w:jc w:val="both"/>
-        <w:rPr>
-          <w:rFonts w:asciiTheme="majorBidi" w:eastAsia="Calibri" w:hAnsiTheme="majorBidi" w:cstheme="majorBidi"/>
-          <w:sz w:val="28"/>
-          <w:szCs w:val="28"/>
-          <w:lang w:bidi="fa-IR"/>
-        </w:rPr>
-      </w:pPr>
-      <w:r>
-        <w:rPr>
-          <w:rFonts w:asciiTheme="majorBidi" w:eastAsia="Calibri" w:hAnsiTheme="majorBidi" w:cstheme="majorBidi"/>
-          <w:sz w:val="28"/>
-          <w:szCs w:val="28"/>
-          <w:u w:val="single"/>
-          <w:lang w:bidi="fa-IR"/>
-        </w:rPr>
-        <w:t>Use case:</w:t>
-      </w:r>
-      <w:r>
-        <w:rPr>
-          <w:rFonts w:asciiTheme="majorBidi" w:eastAsia="Calibri" w:hAnsiTheme="majorBidi" w:cstheme="majorBidi"/>
-          <w:sz w:val="28"/>
-          <w:szCs w:val="28"/>
-          <w:lang w:bidi="fa-IR"/>
-        </w:rPr>
-        <w:t xml:space="preserve"> Helpful if a disk has errors and you want to prevent further writes while still being able to access the data.</w:t>
-      </w:r>
-    </w:p>
-    <w:p>
-      <w:pPr>
-        <w:pStyle w:val="ListParagraph"/>
-        <w:numPr>
-          <w:ilvl w:val="0"/>
-          <w:numId w:val="31"/>
-        </w:numPr>
-        <w:ind w:left="504"/>
-        <w:jc w:val="both"/>
-        <w:rPr>
-          <w:rFonts w:asciiTheme="majorBidi" w:eastAsia="Calibri" w:hAnsiTheme="majorBidi" w:cstheme="majorBidi"/>
-          <w:sz w:val="28"/>
-          <w:szCs w:val="28"/>
-          <w:lang w:bidi="fa-IR"/>
-        </w:rPr>
-      </w:pPr>
-      <w:r>
-        <w:rPr>
-          <w:rFonts w:asciiTheme="majorBidi" w:eastAsia="Calibri" w:hAnsiTheme="majorBidi" w:cstheme="majorBidi"/>
-          <w:b/>
-          <w:bCs/>
-          <w:i/>
-          <w:iCs/>
-          <w:sz w:val="28"/>
-          <w:szCs w:val="28"/>
-          <w:lang w:bidi="fa-IR"/>
-        </w:rPr>
-        <w:t>-d</w:t>
-      </w:r>
-      <w:r>
-        <w:rPr>
-          <w:rFonts w:asciiTheme="majorBidi" w:eastAsia="Calibri" w:hAnsiTheme="majorBidi" w:cstheme="majorBidi"/>
-          <w:sz w:val="28"/>
-          <w:szCs w:val="28"/>
-          <w:lang w:bidi="fa-IR"/>
-        </w:rPr>
-        <w:t xml:space="preserve"> (Detach loop device): If the mount is backed by a loop device (e.g., mounting an .iso or .img file), this option detaches the loop device automatically.</w:t>
-      </w:r>
-    </w:p>
-    <w:p>
-      <w:pPr>
-        <w:ind w:left="504"/>
-        <w:jc w:val="both"/>
-        <w:rPr>
-          <w:rFonts w:asciiTheme="majorBidi" w:eastAsia="Calibri" w:hAnsiTheme="majorBidi" w:cstheme="majorBidi"/>
-          <w:sz w:val="28"/>
-          <w:szCs w:val="28"/>
-          <w:lang w:bidi="fa-IR"/>
-        </w:rPr>
-      </w:pPr>
-      <w:r>
-        <w:rPr>
-          <w:rFonts w:asciiTheme="majorBidi" w:eastAsia="Calibri" w:hAnsiTheme="majorBidi" w:cstheme="majorBidi"/>
-          <w:sz w:val="28"/>
-          <w:szCs w:val="28"/>
-          <w:u w:val="single"/>
-          <w:lang w:bidi="fa-IR"/>
-        </w:rPr>
-        <w:t>Use case:</w:t>
-      </w:r>
-      <w:r>
-        <w:rPr>
-          <w:rFonts w:asciiTheme="majorBidi" w:eastAsia="Calibri" w:hAnsiTheme="majorBidi" w:cstheme="majorBidi"/>
-          <w:sz w:val="28"/>
-          <w:szCs w:val="28"/>
-          <w:lang w:bidi="fa-IR"/>
-        </w:rPr>
-        <w:t xml:space="preserve"> Prevents leftover loop devices hanging around.</w:t>
-      </w:r>
-    </w:p>
     <w:p>
       <w:pPr>
         <w:rPr>
@@ -5524,6 +490,7 @@
           <w:szCs w:val="28"/>
         </w:rPr>
       </w:pPr>
+      <w:proofErr w:type="spellStart"/>
       <w:r>
         <w:rPr>
           <w:rFonts w:asciiTheme="majorBidi" w:hAnsiTheme="majorBidi" w:cstheme="majorBidi"/>
@@ -5534,7 +501,20 @@
           <w:sz w:val="28"/>
           <w:szCs w:val="28"/>
         </w:rPr>
-        <w:t>smbclient //server/share -U username</w:t>
+        <w:t>smbclient</w:t>
+      </w:r>
+      <w:proofErr w:type="spellEnd"/>
+      <w:r>
+        <w:rPr>
+          <w:rFonts w:asciiTheme="majorBidi" w:hAnsiTheme="majorBidi" w:cstheme="majorBidi"/>
+          <w:b/>
+          <w:bCs/>
+          <w:i/>
+          <w:iCs/>
+          <w:sz w:val="28"/>
+          <w:szCs w:val="28"/>
+        </w:rPr>
+        <w:t xml:space="preserve"> //server/share -U username</w:t>
       </w:r>
     </w:p>
     <w:p>
@@ -5559,7 +539,6 @@
           <w:sz w:val="28"/>
           <w:szCs w:val="28"/>
         </w:rPr>
-        <w:lastRenderedPageBreak/>
         <w:t>Very common in mixed Windows/Linux networks.</w:t>
       </w:r>
     </w:p>
@@ -5691,6 +670,7 @@
           <w:sz w:val="28"/>
           <w:szCs w:val="28"/>
         </w:rPr>
+        <w:lastRenderedPageBreak/>
         <w:t>Clients mount them into their filesystem.</w:t>
       </w:r>
     </w:p>
@@ -5737,8 +717,48 @@
           <w:sz w:val="28"/>
           <w:szCs w:val="28"/>
         </w:rPr>
-        <w:t>mount -t nfs server:/share /mnt</w:t>
-      </w:r>
+        <w:t xml:space="preserve">mount -t </w:t>
+      </w:r>
+      <w:proofErr w:type="spellStart"/>
+      <w:r>
+        <w:rPr>
+          <w:rFonts w:asciiTheme="majorBidi" w:hAnsiTheme="majorBidi" w:cstheme="majorBidi"/>
+          <w:b/>
+          <w:bCs/>
+          <w:i/>
+          <w:iCs/>
+          <w:sz w:val="28"/>
+          <w:szCs w:val="28"/>
+        </w:rPr>
+        <w:t>nfs</w:t>
+      </w:r>
+      <w:proofErr w:type="spellEnd"/>
+      <w:r>
+        <w:rPr>
+          <w:rFonts w:asciiTheme="majorBidi" w:hAnsiTheme="majorBidi" w:cstheme="majorBidi"/>
+          <w:b/>
+          <w:bCs/>
+          <w:i/>
+          <w:iCs/>
+          <w:sz w:val="28"/>
+          <w:szCs w:val="28"/>
+        </w:rPr>
+        <w:t xml:space="preserve"> server:/share /</w:t>
+      </w:r>
+      <w:proofErr w:type="spellStart"/>
+      <w:r>
+        <w:rPr>
+          <w:rFonts w:asciiTheme="majorBidi" w:hAnsiTheme="majorBidi" w:cstheme="majorBidi"/>
+          <w:b/>
+          <w:bCs/>
+          <w:i/>
+          <w:iCs/>
+          <w:sz w:val="28"/>
+          <w:szCs w:val="28"/>
+        </w:rPr>
+        <w:t>mnt</w:t>
+      </w:r>
+      <w:proofErr w:type="spellEnd"/>
     </w:p>
     <w:p>
       <w:pPr>
@@ -5834,13 +854,23 @@
           <w:szCs w:val="28"/>
         </w:rPr>
       </w:pPr>
-      <w:r>
-        <w:rPr>
-          <w:rFonts w:asciiTheme="majorBidi" w:hAnsiTheme="majorBidi" w:cstheme="majorBidi"/>
-          <w:sz w:val="28"/>
-          <w:szCs w:val="28"/>
-        </w:rPr>
-        <w:t>Rsync: Efficient syncing and file transfer over SSH.</w:t>
+      <w:proofErr w:type="spellStart"/>
+      <w:r>
+        <w:rPr>
+          <w:rFonts w:asciiTheme="majorBidi" w:hAnsiTheme="majorBidi" w:cstheme="majorBidi"/>
+          <w:sz w:val="28"/>
+          <w:szCs w:val="28"/>
+        </w:rPr>
+        <w:t>Rsync</w:t>
+      </w:r>
+      <w:proofErr w:type="spellEnd"/>
+      <w:r>
+        <w:rPr>
+          <w:rFonts w:asciiTheme="majorBidi" w:hAnsiTheme="majorBidi" w:cstheme="majorBidi"/>
+          <w:sz w:val="28"/>
+          <w:szCs w:val="28"/>
+        </w:rPr>
+        <w:t>: Efficient syncing and file transfer over SSH.</w:t>
       </w:r>
     </w:p>
     <w:p>
@@ -5955,7 +985,25 @@
           <w:sz w:val="28"/>
           <w:szCs w:val="28"/>
         </w:rPr>
-        <w:t>Modern alternatives: SFTP, Rsync, HTTPS.</w:t>
+        <w:t xml:space="preserve">Modern alternatives: SFTP, </w:t>
+      </w:r>
+      <w:proofErr w:type="spellStart"/>
+      <w:r>
+        <w:rPr>
+          <w:rFonts w:asciiTheme="majorBidi" w:hAnsiTheme="majorBidi" w:cstheme="majorBidi"/>
+          <w:sz w:val="28"/>
+          <w:szCs w:val="28"/>
+        </w:rPr>
+        <w:t>Rsync</w:t>
+      </w:r>
+      <w:proofErr w:type="spellEnd"/>
+      <w:r>
+        <w:rPr>
+          <w:rFonts w:asciiTheme="majorBidi" w:hAnsiTheme="majorBidi" w:cstheme="majorBidi"/>
+          <w:sz w:val="28"/>
+          <w:szCs w:val="28"/>
+        </w:rPr>
+        <w:t>, HTTPS.</w:t>
       </w:r>
     </w:p>
     <w:p>
@@ -6273,7 +1321,6 @@
           <w:sz w:val="28"/>
           <w:szCs w:val="28"/>
         </w:rPr>
-        <w:lastRenderedPageBreak/>
         <w:t>Supports PuTTY integration for SSH access.</w:t>
       </w:r>
     </w:p>
@@ -6294,6 +1341,7 @@
         </w:rPr>
         <w:t xml:space="preserve">It makes secure file transfer easy for users who don’t like command line tools (like </w:t>
       </w:r>
+      <w:proofErr w:type="spellStart"/>
       <w:r>
         <w:rPr>
           <w:rFonts w:asciiTheme="majorBidi" w:hAnsiTheme="majorBidi" w:cstheme="majorBidi"/>
@@ -6304,8 +1352,35 @@
           <w:sz w:val="28"/>
           <w:szCs w:val="28"/>
         </w:rPr>
-        <w:t>scp, sftp, or rsync</w:t>
-      </w:r>
+        <w:t>scp</w:t>
+      </w:r>
+      <w:proofErr w:type="spellEnd"/>
+      <w:r>
+        <w:rPr>
+          <w:rFonts w:asciiTheme="majorBidi" w:hAnsiTheme="majorBidi" w:cstheme="majorBidi"/>
+          <w:b/>
+          <w:bCs/>
+          <w:i/>
+          <w:iCs/>
+          <w:sz w:val="28"/>
+          <w:szCs w:val="28"/>
+        </w:rPr>
+        <w:t xml:space="preserve">, sftp, or </w:t>
+      </w:r>
+      <w:proofErr w:type="spellStart"/>
+      <w:r>
+        <w:rPr>
+          <w:rFonts w:asciiTheme="majorBidi" w:hAnsiTheme="majorBidi" w:cstheme="majorBidi"/>
+          <w:b/>
+          <w:bCs/>
+          <w:i/>
+          <w:iCs/>
+          <w:sz w:val="28"/>
+          <w:szCs w:val="28"/>
+        </w:rPr>
+        <w:t>rsync</w:t>
+      </w:r>
+      <w:proofErr w:type="spellEnd"/>
       <w:r>
         <w:rPr>
           <w:rFonts w:asciiTheme="majorBidi" w:hAnsiTheme="majorBidi" w:cstheme="majorBidi"/>
@@ -6646,7 +1721,7 @@
           </mc:Choice>
           <mc:Fallback>
             <w:pict>
-              <v:rect w14:anchorId="3F9B2097" id="Rectangle 9" o:spid="_x0000_s1031" style="position:absolute;left:0;text-align:left;margin-left:487.3pt;margin-top:.75pt;width:538.5pt;height:169.5pt;z-index:251674624;visibility:visible;mso-wrap-style:square;mso-width-percent:0;mso-height-percent:0;mso-wrap-distance-left:9pt;mso-wrap-distance-top:0;mso-wrap-distance-right:9pt;mso-wrap-distance-bottom:0;mso-position-horizontal:right;mso-position-horizontal-relative:margin;mso-position-vertical:absolute;mso-position-vertical-relative:text;mso-width-percent:0;mso-height-percent:0;mso-width-relative:margin;mso-height-relative:margin;v-text-anchor:middle" o:gfxdata="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" fillcolor="#555 [2160]" strokecolor="black [3200]" strokeweight=".5pt">
+              <v:rect w14:anchorId="3F9B2097" id="Rectangle 9" o:spid="_x0000_s1026" style="position:absolute;left:0;text-align:left;margin-left:487.3pt;margin-top:.75pt;width:538.5pt;height:169.5pt;z-index:251674624;visibility:visible;mso-wrap-style:square;mso-width-percent:0;mso-height-percent:0;mso-wrap-distance-left:9pt;mso-wrap-distance-top:0;mso-wrap-distance-right:9pt;mso-wrap-distance-bottom:0;mso-position-horizontal:right;mso-position-horizontal-relative:margin;mso-position-vertical:absolute;mso-position-vertical-relative:text;mso-width-percent:0;mso-height-percent:0;mso-width-relative:margin;mso-height-relative:margin;v-text-anchor:middle" o:gfxdata="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" fillcolor="#555 [2160]" strokecolor="black [3200]" strokeweight=".5pt">
                 <v:fill color2="#313131 [2608]" rotate="t" colors="0 #9b9b9b;.5 #8e8e8e;1 #797979" focus="100%" type="gradient">
                   <o:fill v:ext="view" type="gradientUnscaled"/>
                 </v:fill>
@@ -6928,6 +2003,7 @@
           <w:szCs w:val="32"/>
         </w:rPr>
       </w:pPr>
+      <w:proofErr w:type="spellStart"/>
       <w:r>
         <w:rPr>
           <w:rFonts w:asciiTheme="majorBidi" w:hAnsiTheme="majorBidi" w:cstheme="majorBidi"/>
@@ -6941,6 +2017,7 @@
         </w:rPr>
         <w:t>scp</w:t>
       </w:r>
+      <w:proofErr w:type="spellEnd"/>
       <w:r>
         <w:rPr>
           <w:rFonts w:asciiTheme="majorBidi" w:hAnsiTheme="majorBidi" w:cstheme="majorBidi"/>
@@ -6974,6 +2051,7 @@
           <w:szCs w:val="28"/>
         </w:rPr>
       </w:pPr>
+      <w:proofErr w:type="spellStart"/>
       <w:r>
         <w:rPr>
           <w:rFonts w:asciiTheme="majorBidi" w:hAnsiTheme="majorBidi" w:cstheme="majorBidi"/>
@@ -6987,6 +2065,7 @@
         </w:rPr>
         <w:t>scp</w:t>
       </w:r>
+      <w:proofErr w:type="spellEnd"/>
       <w:r>
         <w:rPr>
           <w:rFonts w:asciiTheme="majorBidi" w:hAnsiTheme="majorBidi" w:cstheme="majorBidi"/>
@@ -7075,6 +2154,7 @@
         </w:rPr>
         <w:t xml:space="preserve">In short: </w:t>
       </w:r>
+      <w:proofErr w:type="spellStart"/>
       <w:r>
         <w:rPr>
           <w:rFonts w:asciiTheme="majorBidi" w:hAnsiTheme="majorBidi" w:cstheme="majorBidi"/>
@@ -7085,7 +2165,20 @@
           <w:sz w:val="28"/>
           <w:szCs w:val="28"/>
         </w:rPr>
-        <w:t>scp = cp + SSH</w:t>
+        <w:t>scp</w:t>
+      </w:r>
+      <w:proofErr w:type="spellEnd"/>
+      <w:r>
+        <w:rPr>
+          <w:rFonts w:asciiTheme="majorBidi" w:hAnsiTheme="majorBidi" w:cstheme="majorBidi"/>
+          <w:b/>
+          <w:bCs/>
+          <w:i/>
+          <w:iCs/>
+          <w:sz w:val="28"/>
+          <w:szCs w:val="28"/>
+        </w:rPr>
+        <w:t xml:space="preserve"> = cp + SSH</w:t>
       </w:r>
     </w:p>
     <w:p>
@@ -7124,6 +2217,7 @@
           <w:szCs w:val="28"/>
         </w:rPr>
       </w:pPr>
+      <w:proofErr w:type="spellStart"/>
       <w:r>
         <w:rPr>
           <w:rFonts w:asciiTheme="majorBidi" w:hAnsiTheme="majorBidi" w:cstheme="majorBidi"/>
@@ -7135,7 +2229,21 @@
           <w:szCs w:val="28"/>
           <w:u w:val="single"/>
         </w:rPr>
-        <w:t>scp [options] source</w:t>
+        <w:t>scp</w:t>
+      </w:r>
+      <w:proofErr w:type="spellEnd"/>
+      <w:r>
+        <w:rPr>
+          <w:rFonts w:asciiTheme="majorBidi" w:hAnsiTheme="majorBidi" w:cstheme="majorBidi"/>
+          <w:b/>
+          <w:bCs/>
+          <w:i/>
+          <w:iCs/>
+          <w:sz w:val="28"/>
+          <w:szCs w:val="28"/>
+          <w:u w:val="single"/>
+        </w:rPr>
+        <w:t xml:space="preserve"> [options] source</w:t>
       </w:r>
       <w:r>
         <w:rPr>
@@ -7237,6 +2345,7 @@
         </w:rPr>
         <w:t xml:space="preserve">Remote files: </w:t>
       </w:r>
+      <w:proofErr w:type="spellStart"/>
       <w:r>
         <w:rPr>
           <w:rFonts w:asciiTheme="majorBidi" w:hAnsiTheme="majorBidi" w:cstheme="majorBidi"/>
@@ -7247,7 +2356,20 @@
           <w:sz w:val="28"/>
           <w:szCs w:val="28"/>
         </w:rPr>
-        <w:t>user@host:/path/to/file</w:t>
+        <w:t>user@host</w:t>
+      </w:r>
+      <w:proofErr w:type="spellEnd"/>
+      <w:r>
+        <w:rPr>
+          <w:rFonts w:asciiTheme="majorBidi" w:hAnsiTheme="majorBidi" w:cstheme="majorBidi"/>
+          <w:b/>
+          <w:bCs/>
+          <w:i/>
+          <w:iCs/>
+          <w:sz w:val="28"/>
+          <w:szCs w:val="28"/>
+        </w:rPr>
+        <w:t>:/path/to/file</w:t>
       </w:r>
     </w:p>
     <w:p>
@@ -7325,6 +2447,7 @@
         </w:rPr>
         <w:t xml:space="preserve">: </w:t>
       </w:r>
+      <w:proofErr w:type="spellStart"/>
       <w:r>
         <w:rPr>
           <w:rFonts w:asciiTheme="majorBidi" w:hAnsiTheme="majorBidi" w:cstheme="majorBidi"/>
@@ -7336,7 +2459,21 @@
           <w:szCs w:val="28"/>
           <w:u w:val="single"/>
         </w:rPr>
-        <w:t xml:space="preserve">scp file.txt </w:t>
+        <w:t>scp</w:t>
+      </w:r>
+      <w:proofErr w:type="spellEnd"/>
+      <w:r>
+        <w:rPr>
+          <w:rFonts w:asciiTheme="majorBidi" w:hAnsiTheme="majorBidi" w:cstheme="majorBidi"/>
+          <w:b/>
+          <w:bCs/>
+          <w:i/>
+          <w:iCs/>
+          <w:sz w:val="28"/>
+          <w:szCs w:val="28"/>
+          <w:u w:val="single"/>
+        </w:rPr>
+        <w:t xml:space="preserve"> file.txt </w:t>
       </w:r>
       <w:hyperlink r:id="rId6" w:history="1">
         <w:r>
@@ -7442,6 +2579,7 @@
         </w:rPr>
         <w:t xml:space="preserve"> </w:t>
       </w:r>
+      <w:proofErr w:type="spellStart"/>
       <w:r>
         <w:rPr>
           <w:rFonts w:asciiTheme="majorBidi" w:hAnsiTheme="majorBidi" w:cstheme="majorBidi"/>
@@ -7453,7 +2591,21 @@
           <w:szCs w:val="28"/>
           <w:u w:val="single"/>
         </w:rPr>
-        <w:t xml:space="preserve">scp </w:t>
+        <w:t>scp</w:t>
+      </w:r>
+      <w:proofErr w:type="spellEnd"/>
+      <w:r>
+        <w:rPr>
+          <w:rFonts w:asciiTheme="majorBidi" w:hAnsiTheme="majorBidi" w:cstheme="majorBidi"/>
+          <w:b/>
+          <w:bCs/>
+          <w:i/>
+          <w:iCs/>
+          <w:sz w:val="28"/>
+          <w:szCs w:val="28"/>
+          <w:u w:val="single"/>
+        </w:rPr>
+        <w:t xml:space="preserve"> </w:t>
       </w:r>
       <w:hyperlink r:id="rId7" w:history="1">
         <w:r>
@@ -7467,7 +2619,35 @@
             <w:sz w:val="28"/>
             <w:szCs w:val="28"/>
           </w:rPr>
-          <w:t>user@192.168.1.10:/home/user/file.txt /local/dir/</w:t>
+          <w:t>user@192.168.1.10:/home/user/file.txt /local/</w:t>
+        </w:r>
+        <w:proofErr w:type="spellStart"/>
+        <w:r>
+          <w:rPr>
+            <w:rStyle w:val="Hyperlink"/>
+            <w:rFonts w:asciiTheme="majorBidi" w:hAnsiTheme="majorBidi" w:cstheme="majorBidi"/>
+            <w:b/>
+            <w:bCs/>
+            <w:i/>
+            <w:iCs/>
+            <w:sz w:val="28"/>
+            <w:szCs w:val="28"/>
+          </w:rPr>
+          <w:t>dir</w:t>
+        </w:r>
+        <w:proofErr w:type="spellEnd"/>
+        <w:r>
+          <w:rPr>
+            <w:rStyle w:val="Hyperlink"/>
+            <w:rFonts w:asciiTheme="majorBidi" w:hAnsiTheme="majorBidi" w:cstheme="majorBidi"/>
+            <w:b/>
+            <w:bCs/>
+            <w:i/>
+            <w:iCs/>
+            <w:sz w:val="28"/>
+            <w:szCs w:val="28"/>
+          </w:rPr>
+          <w:t>/</w:t>
         </w:r>
       </w:hyperlink>
       <w:r>
@@ -7510,7 +2690,25 @@
           <w:sz w:val="28"/>
           <w:szCs w:val="28"/>
         </w:rPr>
-        <w:t>Downloads file.txt from remote server to /local/dir/.</w:t>
+        <w:t>Downloads file.txt from remote server to /local/</w:t>
+      </w:r>
+      <w:proofErr w:type="spellStart"/>
+      <w:r>
+        <w:rPr>
+          <w:rFonts w:asciiTheme="majorBidi" w:hAnsiTheme="majorBidi" w:cstheme="majorBidi"/>
+          <w:sz w:val="28"/>
+          <w:szCs w:val="28"/>
+        </w:rPr>
+        <w:t>dir</w:t>
+      </w:r>
+      <w:proofErr w:type="spellEnd"/>
+      <w:r>
+        <w:rPr>
+          <w:rFonts w:asciiTheme="majorBidi" w:hAnsiTheme="majorBidi" w:cstheme="majorBidi"/>
+          <w:sz w:val="28"/>
+          <w:szCs w:val="28"/>
+        </w:rPr>
+        <w:t>/.</w:t>
       </w:r>
     </w:p>
     <w:p>
@@ -7549,6 +2747,7 @@
         </w:rPr>
         <w:t xml:space="preserve">: </w:t>
       </w:r>
+      <w:proofErr w:type="spellStart"/>
       <w:r>
         <w:rPr>
           <w:rFonts w:asciiTheme="majorBidi" w:hAnsiTheme="majorBidi" w:cstheme="majorBidi"/>
@@ -7560,7 +2759,21 @@
           <w:szCs w:val="28"/>
           <w:u w:val="single"/>
         </w:rPr>
-        <w:t xml:space="preserve">scp -r project/ </w:t>
+        <w:t>scp</w:t>
+      </w:r>
+      <w:proofErr w:type="spellEnd"/>
+      <w:r>
+        <w:rPr>
+          <w:rFonts w:asciiTheme="majorBidi" w:hAnsiTheme="majorBidi" w:cstheme="majorBidi"/>
+          <w:b/>
+          <w:bCs/>
+          <w:i/>
+          <w:iCs/>
+          <w:sz w:val="28"/>
+          <w:szCs w:val="28"/>
+          <w:u w:val="single"/>
+        </w:rPr>
+        <w:t xml:space="preserve"> -r project/ </w:t>
       </w:r>
       <w:hyperlink r:id="rId8" w:history="1">
         <w:r>
@@ -7676,6 +2889,7 @@
         </w:rPr>
         <w:t xml:space="preserve">→ </w:t>
       </w:r>
+      <w:proofErr w:type="spellStart"/>
       <w:r>
         <w:rPr>
           <w:rFonts w:asciiTheme="majorBidi" w:hAnsiTheme="majorBidi" w:cstheme="majorBidi"/>
@@ -7687,7 +2901,21 @@
           <w:szCs w:val="28"/>
           <w:u w:val="single"/>
         </w:rPr>
-        <w:t xml:space="preserve">scp -P 2222 file.txt </w:t>
+        <w:t>scp</w:t>
+      </w:r>
+      <w:proofErr w:type="spellEnd"/>
+      <w:r>
+        <w:rPr>
+          <w:rFonts w:asciiTheme="majorBidi" w:hAnsiTheme="majorBidi" w:cstheme="majorBidi"/>
+          <w:b/>
+          <w:bCs/>
+          <w:i/>
+          <w:iCs/>
+          <w:sz w:val="28"/>
+          <w:szCs w:val="28"/>
+          <w:u w:val="single"/>
+        </w:rPr>
+        <w:t xml:space="preserve"> -P 2222 file.txt </w:t>
       </w:r>
       <w:hyperlink r:id="rId9" w:history="1">
         <w:r>
@@ -7761,7 +2989,25 @@
           <w:sz w:val="28"/>
           <w:szCs w:val="28"/>
         </w:rPr>
-        <w:t>It tells the underlying SSH connection to compress the data before sending and decompress it after receiving. The compression algorithm is the same as SSH’s (commonly zlib).</w:t>
+        <w:t xml:space="preserve">It tells the underlying SSH connection to compress the data before sending and decompress it after receiving. The compression algorithm is the same as SSH’s (commonly </w:t>
+      </w:r>
+      <w:proofErr w:type="spellStart"/>
+      <w:r>
+        <w:rPr>
+          <w:rFonts w:asciiTheme="majorBidi" w:hAnsiTheme="majorBidi" w:cstheme="majorBidi"/>
+          <w:sz w:val="28"/>
+          <w:szCs w:val="28"/>
+        </w:rPr>
+        <w:t>zlib</w:t>
+      </w:r>
+      <w:proofErr w:type="spellEnd"/>
+      <w:r>
+        <w:rPr>
+          <w:rFonts w:asciiTheme="majorBidi" w:hAnsiTheme="majorBidi" w:cstheme="majorBidi"/>
+          <w:sz w:val="28"/>
+          <w:szCs w:val="28"/>
+        </w:rPr>
+        <w:t>).</w:t>
       </w:r>
     </w:p>
     <w:p>
@@ -7817,7 +3063,6 @@
           <w:sz w:val="28"/>
           <w:szCs w:val="28"/>
         </w:rPr>
-        <w:lastRenderedPageBreak/>
         <w:t xml:space="preserve">Best case: </w:t>
       </w:r>
     </w:p>
@@ -7941,6 +3186,7 @@
           <w:sz w:val="28"/>
           <w:szCs w:val="28"/>
         </w:rPr>
+        <w:lastRenderedPageBreak/>
         <w:t xml:space="preserve">The </w:t>
       </w:r>
       <w:r>
@@ -7961,6 +3207,7 @@
         </w:rPr>
         <w:t xml:space="preserve"> option tells </w:t>
       </w:r>
+      <w:proofErr w:type="spellStart"/>
       <w:r>
         <w:rPr>
           <w:rFonts w:asciiTheme="majorBidi" w:hAnsiTheme="majorBidi" w:cstheme="majorBidi"/>
@@ -7974,6 +3221,7 @@
         </w:rPr>
         <w:t>scp</w:t>
       </w:r>
+      <w:proofErr w:type="spellEnd"/>
       <w:r>
         <w:rPr>
           <w:rFonts w:asciiTheme="majorBidi" w:hAnsiTheme="majorBidi" w:cstheme="majorBidi"/>
@@ -8445,6 +3693,7 @@
         </w:rPr>
         <w:t xml:space="preserve">If speed is critical, </w:t>
       </w:r>
+      <w:proofErr w:type="spellStart"/>
       <w:r>
         <w:rPr>
           <w:rFonts w:asciiTheme="majorBidi" w:hAnsiTheme="majorBidi" w:cstheme="majorBidi"/>
@@ -8458,6 +3707,7 @@
         </w:rPr>
         <w:t>rsync</w:t>
       </w:r>
+      <w:proofErr w:type="spellEnd"/>
       <w:r>
         <w:rPr>
           <w:rFonts w:asciiTheme="majorBidi" w:hAnsiTheme="majorBidi" w:cstheme="majorBidi"/>
@@ -8477,6 +3727,7 @@
           <w:szCs w:val="32"/>
         </w:rPr>
       </w:pPr>
+      <w:proofErr w:type="spellStart"/>
       <w:r>
         <w:rPr>
           <w:rFonts w:asciiTheme="majorBidi" w:hAnsiTheme="majorBidi" w:cstheme="majorBidi"/>
@@ -8488,15 +3739,29 @@
           <w:szCs w:val="32"/>
           <w:u w:val="single"/>
         </w:rPr>
-        <w:t xml:space="preserve">rsync </w:t>
-      </w:r>
-      <w:r>
-        <w:rPr>
-          <w:rFonts w:asciiTheme="majorBidi" w:hAnsiTheme="majorBidi" w:cstheme="majorBidi"/>
-          <w:b/>
-          <w:bCs/>
+        <w:t>rsync</w:t>
+      </w:r>
+      <w:proofErr w:type="spellEnd"/>
+      <w:r>
+        <w:rPr>
+          <w:rFonts w:asciiTheme="majorBidi" w:hAnsiTheme="majorBidi" w:cstheme="majorBidi"/>
+          <w:b/>
+          <w:bCs/>
+          <w:i/>
+          <w:iCs/>
           <w:sz w:val="32"/>
           <w:szCs w:val="32"/>
+          <w:u w:val="single"/>
+        </w:rPr>
+        <w:t xml:space="preserve"> </w:t>
+      </w:r>
+      <w:r>
+        <w:rPr>
+          <w:rFonts w:asciiTheme="majorBidi" w:hAnsiTheme="majorBidi" w:cstheme="majorBidi"/>
+          <w:b/>
+          <w:bCs/>
+          <w:sz w:val="32"/>
+          <w:szCs w:val="32"/>
         </w:rPr>
         <w:t>command:</w:t>
       </w:r>
@@ -8510,6 +3775,7 @@
           <w:szCs w:val="28"/>
         </w:rPr>
       </w:pPr>
+      <w:proofErr w:type="spellStart"/>
       <w:r>
         <w:rPr>
           <w:rFonts w:asciiTheme="majorBidi" w:hAnsiTheme="majorBidi" w:cstheme="majorBidi"/>
@@ -8520,48 +3786,9 @@
           <w:sz w:val="28"/>
           <w:szCs w:val="28"/>
         </w:rPr>
-        <w:t xml:space="preserve">rsync </w:t>
-      </w:r>
-      <w:r>
-        <w:rPr>
-          <w:rFonts w:asciiTheme="majorBidi" w:hAnsiTheme="majorBidi" w:cstheme="majorBidi"/>
-          <w:sz w:val="28"/>
-          <w:szCs w:val="28"/>
-        </w:rPr>
-        <w:t>stands for Remote Synchronization.</w:t>
-      </w:r>
-      <w:r>
-        <w:rPr>
-          <w:rFonts w:asciiTheme="majorBidi" w:hAnsiTheme="majorBidi" w:cstheme="majorBidi"/>
-          <w:sz w:val="28"/>
-          <w:szCs w:val="28"/>
-        </w:rPr>
-        <w:t xml:space="preserve"> </w:t>
-      </w:r>
-      <w:r>
-        <w:rPr>
-          <w:rFonts w:asciiTheme="majorBidi" w:hAnsiTheme="majorBidi" w:cstheme="majorBidi"/>
-          <w:sz w:val="28"/>
-          <w:szCs w:val="28"/>
-        </w:rPr>
-        <w:t>A fast, efficient, and versatile file-copying tool.</w:t>
-      </w:r>
-      <w:r>
-        <w:rPr>
-          <w:rFonts w:asciiTheme="majorBidi" w:hAnsiTheme="majorBidi" w:cstheme="majorBidi"/>
-          <w:sz w:val="28"/>
-          <w:szCs w:val="28"/>
-        </w:rPr>
-        <w:t xml:space="preserve"> </w:t>
-      </w:r>
-      <w:r>
-        <w:rPr>
-          <w:rFonts w:asciiTheme="majorBidi" w:hAnsiTheme="majorBidi" w:cstheme="majorBidi"/>
-          <w:sz w:val="28"/>
-          <w:szCs w:val="28"/>
-        </w:rPr>
-        <w:t xml:space="preserve">Unlike </w:t>
-      </w:r>
+        <w:t>rsync</w:t>
+      </w:r>
+      <w:proofErr w:type="spellEnd"/>
       <w:r>
         <w:rPr>
           <w:rFonts w:asciiTheme="majorBidi" w:hAnsiTheme="majorBidi" w:cstheme="majorBidi"/>
@@ -8572,8 +3799,62 @@
           <w:sz w:val="28"/>
           <w:szCs w:val="28"/>
         </w:rPr>
+        <w:t xml:space="preserve"> </w:t>
+      </w:r>
+      <w:r>
+        <w:rPr>
+          <w:rFonts w:asciiTheme="majorBidi" w:hAnsiTheme="majorBidi" w:cstheme="majorBidi"/>
+          <w:sz w:val="28"/>
+          <w:szCs w:val="28"/>
+        </w:rPr>
+        <w:t>stands for Remote Synchronization.</w:t>
+      </w:r>
+      <w:r>
+        <w:rPr>
+          <w:rFonts w:asciiTheme="majorBidi" w:hAnsiTheme="majorBidi" w:cstheme="majorBidi"/>
+          <w:sz w:val="28"/>
+          <w:szCs w:val="28"/>
+        </w:rPr>
+        <w:t xml:space="preserve"> </w:t>
+      </w:r>
+      <w:r>
+        <w:rPr>
+          <w:rFonts w:asciiTheme="majorBidi" w:hAnsiTheme="majorBidi" w:cstheme="majorBidi"/>
+          <w:sz w:val="28"/>
+          <w:szCs w:val="28"/>
+        </w:rPr>
+        <w:t>A fast, efficient, and versatile file-copying tool.</w:t>
+      </w:r>
+      <w:r>
+        <w:rPr>
+          <w:rFonts w:asciiTheme="majorBidi" w:hAnsiTheme="majorBidi" w:cstheme="majorBidi"/>
+          <w:sz w:val="28"/>
+          <w:szCs w:val="28"/>
+        </w:rPr>
+        <w:t xml:space="preserve"> </w:t>
+      </w:r>
+      <w:r>
+        <w:rPr>
+          <w:rFonts w:asciiTheme="majorBidi" w:hAnsiTheme="majorBidi" w:cstheme="majorBidi"/>
+          <w:sz w:val="28"/>
+          <w:szCs w:val="28"/>
+        </w:rPr>
+        <w:t xml:space="preserve">Unlike </w:t>
+      </w:r>
+      <w:proofErr w:type="spellStart"/>
+      <w:r>
+        <w:rPr>
+          <w:rFonts w:asciiTheme="majorBidi" w:hAnsiTheme="majorBidi" w:cstheme="majorBidi"/>
+          <w:b/>
+          <w:bCs/>
+          <w:i/>
+          <w:iCs/>
+          <w:sz w:val="28"/>
+          <w:szCs w:val="28"/>
+        </w:rPr>
         <w:t>scp</w:t>
       </w:r>
+      <w:proofErr w:type="spellEnd"/>
       <w:r>
         <w:rPr>
           <w:rFonts w:asciiTheme="majorBidi" w:hAnsiTheme="majorBidi" w:cstheme="majorBidi"/>
@@ -8758,6 +4039,7 @@
         </w:rPr>
         <w:t xml:space="preserve"> → compress data during transfer (like </w:t>
       </w:r>
+      <w:proofErr w:type="spellStart"/>
       <w:r>
         <w:rPr>
           <w:rFonts w:asciiTheme="majorBidi" w:hAnsiTheme="majorBidi" w:cstheme="majorBidi"/>
@@ -8768,7 +4050,20 @@
           <w:sz w:val="28"/>
           <w:szCs w:val="28"/>
         </w:rPr>
-        <w:t>scp -C</w:t>
+        <w:t>scp</w:t>
+      </w:r>
+      <w:proofErr w:type="spellEnd"/>
+      <w:r>
+        <w:rPr>
+          <w:rFonts w:asciiTheme="majorBidi" w:hAnsiTheme="majorBidi" w:cstheme="majorBidi"/>
+          <w:b/>
+          <w:bCs/>
+          <w:i/>
+          <w:iCs/>
+          <w:sz w:val="28"/>
+          <w:szCs w:val="28"/>
+        </w:rPr>
+        <w:t xml:space="preserve"> -C</w:t>
       </w:r>
       <w:r>
         <w:rPr>
@@ -8845,6 +4140,7 @@
         </w:rPr>
         <w:t xml:space="preserve"> (archive mode), </w:t>
       </w:r>
+      <w:proofErr w:type="spellStart"/>
       <w:r>
         <w:rPr>
           <w:rFonts w:asciiTheme="majorBidi" w:hAnsiTheme="majorBidi" w:cstheme="majorBidi"/>
@@ -8857,6 +4153,7 @@
         </w:rPr>
         <w:t>rsync</w:t>
       </w:r>
+      <w:proofErr w:type="spellEnd"/>
       <w:r>
         <w:rPr>
           <w:rFonts w:asciiTheme="majorBidi" w:hAnsiTheme="majorBidi" w:cstheme="majorBidi"/>
@@ -8935,7 +4232,6 @@
           <w:sz w:val="28"/>
           <w:szCs w:val="28"/>
         </w:rPr>
-        <w:lastRenderedPageBreak/>
         <w:t>Timestamps</w:t>
       </w:r>
     </w:p>
@@ -9069,6 +4365,7 @@
         </w:rPr>
         <w:t xml:space="preserve">If interrupted, </w:t>
       </w:r>
+      <w:proofErr w:type="spellStart"/>
       <w:r>
         <w:rPr>
           <w:rFonts w:asciiTheme="majorBidi" w:hAnsiTheme="majorBidi" w:cstheme="majorBidi"/>
@@ -9081,6 +4378,7 @@
         </w:rPr>
         <w:t>rsync</w:t>
       </w:r>
+      <w:proofErr w:type="spellEnd"/>
       <w:r>
         <w:rPr>
           <w:rFonts w:asciiTheme="majorBidi" w:hAnsiTheme="majorBidi" w:cstheme="majorBidi"/>
@@ -9121,6 +4419,7 @@
           <w:szCs w:val="28"/>
         </w:rPr>
       </w:pPr>
+      <w:proofErr w:type="spellStart"/>
       <w:r>
         <w:rPr>
           <w:rFonts w:asciiTheme="majorBidi" w:hAnsiTheme="majorBidi" w:cstheme="majorBidi"/>
@@ -9131,7 +4430,21 @@
           <w:sz w:val="28"/>
           <w:szCs w:val="28"/>
         </w:rPr>
-        <w:t>rsync [options] SOURCE DESTINATION</w:t>
+        <w:lastRenderedPageBreak/>
+        <w:t>rsync</w:t>
+      </w:r>
+      <w:proofErr w:type="spellEnd"/>
+      <w:r>
+        <w:rPr>
+          <w:rFonts w:asciiTheme="majorBidi" w:hAnsiTheme="majorBidi" w:cstheme="majorBidi"/>
+          <w:b/>
+          <w:bCs/>
+          <w:i/>
+          <w:iCs/>
+          <w:sz w:val="28"/>
+          <w:szCs w:val="28"/>
+        </w:rPr>
+        <w:t xml:space="preserve"> [options] SOURCE DESTINATION</w:t>
       </w:r>
     </w:p>
     <w:p>
@@ -9158,6 +4471,7 @@
         </w:rPr>
         <w:t xml:space="preserve"> </w:t>
       </w:r>
+      <w:proofErr w:type="spellStart"/>
       <w:r>
         <w:rPr>
           <w:rFonts w:asciiTheme="majorBidi" w:hAnsiTheme="majorBidi" w:cstheme="majorBidi"/>
@@ -9168,7 +4482,20 @@
           <w:sz w:val="28"/>
           <w:szCs w:val="28"/>
         </w:rPr>
-        <w:t>rsync -av file.txt /backup/</w:t>
+        <w:t>rsync</w:t>
+      </w:r>
+      <w:proofErr w:type="spellEnd"/>
+      <w:r>
+        <w:rPr>
+          <w:rFonts w:asciiTheme="majorBidi" w:hAnsiTheme="majorBidi" w:cstheme="majorBidi"/>
+          <w:b/>
+          <w:bCs/>
+          <w:i/>
+          <w:iCs/>
+          <w:sz w:val="28"/>
+          <w:szCs w:val="28"/>
+        </w:rPr>
+        <w:t xml:space="preserve"> -av file.txt /backup/</w:t>
       </w:r>
     </w:p>
     <w:p>
@@ -9199,6 +4526,7 @@
         </w:rPr>
         <w:t xml:space="preserve"> </w:t>
       </w:r>
+      <w:proofErr w:type="spellStart"/>
       <w:r>
         <w:rPr>
           <w:rFonts w:asciiTheme="majorBidi" w:hAnsiTheme="majorBidi" w:cstheme="majorBidi"/>
@@ -9209,7 +4537,72 @@
           <w:sz w:val="28"/>
           <w:szCs w:val="28"/>
         </w:rPr>
-        <w:t>rsync -avz file.txt user@remote:/backup/</w:t>
+        <w:t>rsync</w:t>
+      </w:r>
+      <w:proofErr w:type="spellEnd"/>
+      <w:r>
+        <w:rPr>
+          <w:rFonts w:asciiTheme="majorBidi" w:hAnsiTheme="majorBidi" w:cstheme="majorBidi"/>
+          <w:b/>
+          <w:bCs/>
+          <w:i/>
+          <w:iCs/>
+          <w:sz w:val="28"/>
+          <w:szCs w:val="28"/>
+        </w:rPr>
+        <w:t xml:space="preserve"> -</w:t>
+      </w:r>
+      <w:proofErr w:type="spellStart"/>
+      <w:r>
+        <w:rPr>
+          <w:rFonts w:asciiTheme="majorBidi" w:hAnsiTheme="majorBidi" w:cstheme="majorBidi"/>
+          <w:b/>
+          <w:bCs/>
+          <w:i/>
+          <w:iCs/>
+          <w:sz w:val="28"/>
+          <w:szCs w:val="28"/>
+        </w:rPr>
+        <w:t>avz</w:t>
+      </w:r>
+      <w:proofErr w:type="spellEnd"/>
+      <w:r>
+        <w:rPr>
+          <w:rFonts w:asciiTheme="majorBidi" w:hAnsiTheme="majorBidi" w:cstheme="majorBidi"/>
+          <w:b/>
+          <w:bCs/>
+          <w:i/>
+          <w:iCs/>
+          <w:sz w:val="28"/>
+          <w:szCs w:val="28"/>
+        </w:rPr>
+        <w:t xml:space="preserve"> file.txt </w:t>
+      </w:r>
+      <w:proofErr w:type="spellStart"/>
+      <w:r>
+        <w:rPr>
+          <w:rFonts w:asciiTheme="majorBidi" w:hAnsiTheme="majorBidi" w:cstheme="majorBidi"/>
+          <w:b/>
+          <w:bCs/>
+          <w:i/>
+          <w:iCs/>
+          <w:sz w:val="28"/>
+          <w:szCs w:val="28"/>
+        </w:rPr>
+        <w:t>user@remote</w:t>
+      </w:r>
+      <w:proofErr w:type="spellEnd"/>
+      <w:r>
+        <w:rPr>
+          <w:rFonts w:asciiTheme="majorBidi" w:hAnsiTheme="majorBidi" w:cstheme="majorBidi"/>
+          <w:b/>
+          <w:bCs/>
+          <w:i/>
+          <w:iCs/>
+          <w:sz w:val="28"/>
+          <w:szCs w:val="28"/>
+        </w:rPr>
+        <w:t>:/backup/</w:t>
       </w:r>
     </w:p>
     <w:p>
@@ -9704,6 +5097,7 @@
           <w:szCs w:val="28"/>
         </w:rPr>
       </w:pPr>
+      <w:proofErr w:type="spellStart"/>
       <w:r>
         <w:rPr>
           <w:rFonts w:asciiTheme="majorBidi" w:hAnsiTheme="majorBidi" w:cstheme="majorBidi"/>
@@ -9714,7 +5108,20 @@
           <w:sz w:val="28"/>
           <w:szCs w:val="28"/>
         </w:rPr>
-        <w:t>rsync -e</w:t>
+        <w:t>rsync</w:t>
+      </w:r>
+      <w:proofErr w:type="spellEnd"/>
+      <w:r>
+        <w:rPr>
+          <w:rFonts w:asciiTheme="majorBidi" w:hAnsiTheme="majorBidi" w:cstheme="majorBidi"/>
+          <w:b/>
+          <w:bCs/>
+          <w:i/>
+          <w:iCs/>
+          <w:sz w:val="28"/>
+          <w:szCs w:val="28"/>
+        </w:rPr>
+        <w:t xml:space="preserve"> -e</w:t>
       </w:r>
       <w:r>
         <w:rPr>
@@ -9741,7 +5148,43 @@
           <w:sz w:val="28"/>
           <w:szCs w:val="28"/>
         </w:rPr>
-        <w:t>The -e flag lets you specify the remote shell program that rsync should use for the transfer. By default, rsync uses SSH to connect to remote machines.</w:t>
+        <w:t xml:space="preserve">The -e flag lets you specify the remote shell program that </w:t>
+      </w:r>
+      <w:proofErr w:type="spellStart"/>
+      <w:r>
+        <w:rPr>
+          <w:rFonts w:asciiTheme="majorBidi" w:hAnsiTheme="majorBidi" w:cstheme="majorBidi"/>
+          <w:sz w:val="28"/>
+          <w:szCs w:val="28"/>
+        </w:rPr>
+        <w:t>rsync</w:t>
+      </w:r>
+      <w:proofErr w:type="spellEnd"/>
+      <w:r>
+        <w:rPr>
+          <w:rFonts w:asciiTheme="majorBidi" w:hAnsiTheme="majorBidi" w:cstheme="majorBidi"/>
+          <w:sz w:val="28"/>
+          <w:szCs w:val="28"/>
+        </w:rPr>
+        <w:t xml:space="preserve"> should use for the transfer. By default, </w:t>
+      </w:r>
+      <w:proofErr w:type="spellStart"/>
+      <w:r>
+        <w:rPr>
+          <w:rFonts w:asciiTheme="majorBidi" w:hAnsiTheme="majorBidi" w:cstheme="majorBidi"/>
+          <w:sz w:val="28"/>
+          <w:szCs w:val="28"/>
+        </w:rPr>
+        <w:t>rsync</w:t>
+      </w:r>
+      <w:proofErr w:type="spellEnd"/>
+      <w:r>
+        <w:rPr>
+          <w:rFonts w:asciiTheme="majorBidi" w:hAnsiTheme="majorBidi" w:cstheme="majorBidi"/>
+          <w:sz w:val="28"/>
+          <w:szCs w:val="28"/>
+        </w:rPr>
+        <w:t xml:space="preserve"> uses SSH to connect to remote machines.</w:t>
       </w:r>
     </w:p>
     <w:p>
@@ -9764,6 +5207,7 @@
         </w:rPr>
         <w:t xml:space="preserve">Syntax: </w:t>
       </w:r>
+      <w:proofErr w:type="spellStart"/>
       <w:r>
         <w:rPr>
           <w:rFonts w:asciiTheme="majorBidi" w:hAnsiTheme="majorBidi" w:cstheme="majorBidi"/>
@@ -9774,7 +5218,20 @@
           <w:sz w:val="28"/>
           <w:szCs w:val="28"/>
         </w:rPr>
-        <w:t>rsync -av -e "ssh [options]" SOURCE DEST</w:t>
+        <w:t>rsync</w:t>
+      </w:r>
+      <w:proofErr w:type="spellEnd"/>
+      <w:r>
+        <w:rPr>
+          <w:rFonts w:asciiTheme="majorBidi" w:hAnsiTheme="majorBidi" w:cstheme="majorBidi"/>
+          <w:b/>
+          <w:bCs/>
+          <w:i/>
+          <w:iCs/>
+          <w:sz w:val="28"/>
+          <w:szCs w:val="28"/>
+        </w:rPr>
+        <w:t xml:space="preserve"> -av -e "ssh [options]" SOURCE DEST</w:t>
       </w:r>
     </w:p>
     <w:p>
@@ -9823,6 +5280,7 @@
         </w:rPr>
         <w:t xml:space="preserve">Custom SSH port: If your server runs SSH on a non-standard port (not 22) → </w:t>
       </w:r>
+      <w:proofErr w:type="spellStart"/>
       <w:r>
         <w:rPr>
           <w:rFonts w:asciiTheme="majorBidi" w:hAnsiTheme="majorBidi" w:cstheme="majorBidi"/>
@@ -9833,7 +5291,46 @@
           <w:sz w:val="28"/>
           <w:szCs w:val="28"/>
         </w:rPr>
-        <w:t>rsync -av -e "ssh -p 2222" file.txt user@remote:/backup/</w:t>
+        <w:t>rsync</w:t>
+      </w:r>
+      <w:proofErr w:type="spellEnd"/>
+      <w:r>
+        <w:rPr>
+          <w:rFonts w:asciiTheme="majorBidi" w:hAnsiTheme="majorBidi" w:cstheme="majorBidi"/>
+          <w:b/>
+          <w:bCs/>
+          <w:i/>
+          <w:iCs/>
+          <w:sz w:val="28"/>
+          <w:szCs w:val="28"/>
+        </w:rPr>
+        <w:t xml:space="preserve"> -av -e "ssh -p 2222" file.txt </w:t>
+      </w:r>
+      <w:proofErr w:type="spellStart"/>
+      <w:r>
+        <w:rPr>
+          <w:rFonts w:asciiTheme="majorBidi" w:hAnsiTheme="majorBidi" w:cstheme="majorBidi"/>
+          <w:b/>
+          <w:bCs/>
+          <w:i/>
+          <w:iCs/>
+          <w:sz w:val="28"/>
+          <w:szCs w:val="28"/>
+        </w:rPr>
+        <w:t>user@remote</w:t>
+      </w:r>
+      <w:proofErr w:type="spellEnd"/>
+      <w:r>
+        <w:rPr>
+          <w:rFonts w:asciiTheme="majorBidi" w:hAnsiTheme="majorBidi" w:cstheme="majorBidi"/>
+          <w:b/>
+          <w:bCs/>
+          <w:i/>
+          <w:iCs/>
+          <w:sz w:val="28"/>
+          <w:szCs w:val="28"/>
+        </w:rPr>
+        <w:t>:/backup/</w:t>
       </w:r>
     </w:p>
     <w:p>
@@ -9859,6 +5356,7 @@
         </w:rPr>
         <w:t xml:space="preserve">Use specific SSH key: </w:t>
       </w:r>
+      <w:proofErr w:type="spellStart"/>
       <w:r>
         <w:rPr>
           <w:rFonts w:asciiTheme="majorBidi" w:hAnsiTheme="majorBidi" w:cstheme="majorBidi"/>
@@ -9869,7 +5367,98 @@
           <w:sz w:val="28"/>
           <w:szCs w:val="28"/>
         </w:rPr>
-        <w:t>rsync -av -e "ssh -i ~/.ssh/mykey" /data user@remote:/backup/</w:t>
+        <w:t>rsync</w:t>
+      </w:r>
+      <w:proofErr w:type="spellEnd"/>
+      <w:r>
+        <w:rPr>
+          <w:rFonts w:asciiTheme="majorBidi" w:hAnsiTheme="majorBidi" w:cstheme="majorBidi"/>
+          <w:b/>
+          <w:bCs/>
+          <w:i/>
+          <w:iCs/>
+          <w:sz w:val="28"/>
+          <w:szCs w:val="28"/>
+        </w:rPr>
+        <w:t xml:space="preserve"> -av -e "ssh -</w:t>
+      </w:r>
+      <w:proofErr w:type="spellStart"/>
+      <w:r>
+        <w:rPr>
+          <w:rFonts w:asciiTheme="majorBidi" w:hAnsiTheme="majorBidi" w:cstheme="majorBidi"/>
+          <w:b/>
+          <w:bCs/>
+          <w:i/>
+          <w:iCs/>
+          <w:sz w:val="28"/>
+          <w:szCs w:val="28"/>
+        </w:rPr>
+        <w:t>i</w:t>
+      </w:r>
+      <w:proofErr w:type="spellEnd"/>
+      <w:r>
+        <w:rPr>
+          <w:rFonts w:asciiTheme="majorBidi" w:hAnsiTheme="majorBidi" w:cstheme="majorBidi"/>
+          <w:b/>
+          <w:bCs/>
+          <w:i/>
+          <w:iCs/>
+          <w:sz w:val="28"/>
+          <w:szCs w:val="28"/>
+        </w:rPr>
+        <w:t xml:space="preserve"> ~/.ssh/</w:t>
+      </w:r>
+      <w:proofErr w:type="spellStart"/>
+      <w:r>
+        <w:rPr>
+          <w:rFonts w:asciiTheme="majorBidi" w:hAnsiTheme="majorBidi" w:cstheme="majorBidi"/>
+          <w:b/>
+          <w:bCs/>
+          <w:i/>
+          <w:iCs/>
+          <w:sz w:val="28"/>
+          <w:szCs w:val="28"/>
+        </w:rPr>
+        <w:t>mykey</w:t>
+      </w:r>
+      <w:proofErr w:type="spellEnd"/>
+      <w:r>
+        <w:rPr>
+          <w:rFonts w:asciiTheme="majorBidi" w:hAnsiTheme="majorBidi" w:cstheme="majorBidi"/>
+          <w:b/>
+          <w:bCs/>
+          <w:i/>
+          <w:iCs/>
+          <w:sz w:val="28"/>
+          <w:szCs w:val="28"/>
+        </w:rPr>
+        <w:t xml:space="preserve">" /data </w:t>
+      </w:r>
+      <w:proofErr w:type="spellStart"/>
+      <w:r>
+        <w:rPr>
+          <w:rFonts w:asciiTheme="majorBidi" w:hAnsiTheme="majorBidi" w:cstheme="majorBidi"/>
+          <w:b/>
+          <w:bCs/>
+          <w:i/>
+          <w:iCs/>
+          <w:sz w:val="28"/>
+          <w:szCs w:val="28"/>
+        </w:rPr>
+        <w:t>user@remote</w:t>
+      </w:r>
+      <w:proofErr w:type="spellEnd"/>
+      <w:r>
+        <w:rPr>
+          <w:rFonts w:asciiTheme="majorBidi" w:hAnsiTheme="majorBidi" w:cstheme="majorBidi"/>
+          <w:b/>
+          <w:bCs/>
+          <w:i/>
+          <w:iCs/>
+          <w:sz w:val="28"/>
+          <w:szCs w:val="28"/>
+        </w:rPr>
+        <w:t>:/backup/</w:t>
       </w:r>
     </w:p>
     <w:p>
@@ -9895,6 +5484,7 @@
         </w:rPr>
         <w:t xml:space="preserve">Force another remote shell (rare, but possible): You could even use </w:t>
       </w:r>
+      <w:proofErr w:type="spellStart"/>
       <w:r>
         <w:rPr>
           <w:rFonts w:asciiTheme="majorBidi" w:hAnsiTheme="majorBidi" w:cstheme="majorBidi"/>
@@ -9907,6 +5497,7 @@
         </w:rPr>
         <w:t>rsh</w:t>
       </w:r>
+      <w:proofErr w:type="spellEnd"/>
       <w:r>
         <w:rPr>
           <w:rFonts w:asciiTheme="majorBidi" w:hAnsiTheme="majorBidi" w:cstheme="majorBidi"/>
@@ -9955,6 +5546,7 @@
         </w:rPr>
         <w:t xml:space="preserve"> → </w:t>
       </w:r>
+      <w:proofErr w:type="spellStart"/>
       <w:r>
         <w:rPr>
           <w:rFonts w:asciiTheme="majorBidi" w:hAnsiTheme="majorBidi" w:cstheme="majorBidi"/>
@@ -9965,7 +5557,72 @@
           <w:sz w:val="28"/>
           <w:szCs w:val="28"/>
         </w:rPr>
-        <w:t>rsync -av -e rsh /data user@remote:/backup/</w:t>
+        <w:t>rsync</w:t>
+      </w:r>
+      <w:proofErr w:type="spellEnd"/>
+      <w:r>
+        <w:rPr>
+          <w:rFonts w:asciiTheme="majorBidi" w:hAnsiTheme="majorBidi" w:cstheme="majorBidi"/>
+          <w:b/>
+          <w:bCs/>
+          <w:i/>
+          <w:iCs/>
+          <w:sz w:val="28"/>
+          <w:szCs w:val="28"/>
+        </w:rPr>
+        <w:t xml:space="preserve"> -av -e </w:t>
+      </w:r>
+      <w:proofErr w:type="spellStart"/>
+      <w:r>
+        <w:rPr>
+          <w:rFonts w:asciiTheme="majorBidi" w:hAnsiTheme="majorBidi" w:cstheme="majorBidi"/>
+          <w:b/>
+          <w:bCs/>
+          <w:i/>
+          <w:iCs/>
+          <w:sz w:val="28"/>
+          <w:szCs w:val="28"/>
+        </w:rPr>
+        <w:t>rsh</w:t>
+      </w:r>
+      <w:proofErr w:type="spellEnd"/>
+      <w:r>
+        <w:rPr>
+          <w:rFonts w:asciiTheme="majorBidi" w:hAnsiTheme="majorBidi" w:cstheme="majorBidi"/>
+          <w:b/>
+          <w:bCs/>
+          <w:i/>
+          <w:iCs/>
+          <w:sz w:val="28"/>
+          <w:szCs w:val="28"/>
+        </w:rPr>
+        <w:t xml:space="preserve"> /data </w:t>
+      </w:r>
+      <w:proofErr w:type="spellStart"/>
+      <w:r>
+        <w:rPr>
+          <w:rFonts w:asciiTheme="majorBidi" w:hAnsiTheme="majorBidi" w:cstheme="majorBidi"/>
+          <w:b/>
+          <w:bCs/>
+          <w:i/>
+          <w:iCs/>
+          <w:sz w:val="28"/>
+          <w:szCs w:val="28"/>
+        </w:rPr>
+        <w:t>user@remote</w:t>
+      </w:r>
+      <w:proofErr w:type="spellEnd"/>
+      <w:r>
+        <w:rPr>
+          <w:rFonts w:asciiTheme="majorBidi" w:hAnsiTheme="majorBidi" w:cstheme="majorBidi"/>
+          <w:b/>
+          <w:bCs/>
+          <w:i/>
+          <w:iCs/>
+          <w:sz w:val="28"/>
+          <w:szCs w:val="28"/>
+        </w:rPr>
+        <w:t>:/backup/</w:t>
       </w:r>
     </w:p>
     <w:p>
@@ -10000,6 +5657,7 @@
           <w:szCs w:val="28"/>
         </w:rPr>
       </w:pPr>
+      <w:proofErr w:type="spellStart"/>
       <w:r>
         <w:rPr>
           <w:rFonts w:asciiTheme="majorBidi" w:hAnsiTheme="majorBidi" w:cstheme="majorBidi"/>
@@ -10010,8 +5668,9 @@
           <w:sz w:val="28"/>
           <w:szCs w:val="28"/>
         </w:rPr>
-        <w:t>rsync -avz -e "ssh -p 2200 -i ~/.ssh/id_rsa" /var/www user@server:/var/backups/</w:t>
-      </w:r>
+        <w:t>rsync</w:t>
+      </w:r>
+      <w:proofErr w:type="spellEnd"/>
       <w:r>
         <w:rPr>
           <w:rFonts w:asciiTheme="majorBidi" w:hAnsiTheme="majorBidi" w:cstheme="majorBidi"/>
@@ -10022,16 +5681,9 @@
           <w:sz w:val="28"/>
           <w:szCs w:val="28"/>
         </w:rPr>
-        <w:t xml:space="preserve"> </w:t>
-      </w:r>
-      <w:r>
-        <w:rPr>
-          <w:rFonts w:asciiTheme="majorBidi" w:hAnsiTheme="majorBidi" w:cstheme="majorBidi"/>
-          <w:sz w:val="28"/>
-          <w:szCs w:val="28"/>
-        </w:rPr>
-        <w:t>→</w:t>
-      </w:r>
+        <w:t xml:space="preserve"> -</w:t>
+      </w:r>
+      <w:proofErr w:type="spellStart"/>
       <w:r>
         <w:rPr>
           <w:rFonts w:asciiTheme="majorBidi" w:hAnsiTheme="majorBidi" w:cstheme="majorBidi"/>
@@ -10042,6 +5694,109 @@
           <w:sz w:val="28"/>
           <w:szCs w:val="28"/>
         </w:rPr>
+        <w:t>avz</w:t>
+      </w:r>
+      <w:proofErr w:type="spellEnd"/>
+      <w:r>
+        <w:rPr>
+          <w:rFonts w:asciiTheme="majorBidi" w:hAnsiTheme="majorBidi" w:cstheme="majorBidi"/>
+          <w:b/>
+          <w:bCs/>
+          <w:i/>
+          <w:iCs/>
+          <w:sz w:val="28"/>
+          <w:szCs w:val="28"/>
+        </w:rPr>
+        <w:t xml:space="preserve"> -e "ssh -p 2200 -</w:t>
+      </w:r>
+      <w:proofErr w:type="spellStart"/>
+      <w:r>
+        <w:rPr>
+          <w:rFonts w:asciiTheme="majorBidi" w:hAnsiTheme="majorBidi" w:cstheme="majorBidi"/>
+          <w:b/>
+          <w:bCs/>
+          <w:i/>
+          <w:iCs/>
+          <w:sz w:val="28"/>
+          <w:szCs w:val="28"/>
+        </w:rPr>
+        <w:t>i</w:t>
+      </w:r>
+      <w:proofErr w:type="spellEnd"/>
+      <w:r>
+        <w:rPr>
+          <w:rFonts w:asciiTheme="majorBidi" w:hAnsiTheme="majorBidi" w:cstheme="majorBidi"/>
+          <w:b/>
+          <w:bCs/>
+          <w:i/>
+          <w:iCs/>
+          <w:sz w:val="28"/>
+          <w:szCs w:val="28"/>
+        </w:rPr>
+        <w:t xml:space="preserve"> ~/.ssh/</w:t>
+      </w:r>
+      <w:proofErr w:type="spellStart"/>
+      <w:r>
+        <w:rPr>
+          <w:rFonts w:asciiTheme="majorBidi" w:hAnsiTheme="majorBidi" w:cstheme="majorBidi"/>
+          <w:b/>
+          <w:bCs/>
+          <w:i/>
+          <w:iCs/>
+          <w:sz w:val="28"/>
+          <w:szCs w:val="28"/>
+        </w:rPr>
+        <w:t>id_rsa</w:t>
+      </w:r>
+      <w:proofErr w:type="spellEnd"/>
+      <w:r>
+        <w:rPr>
+          <w:rFonts w:asciiTheme="majorBidi" w:hAnsiTheme="majorBidi" w:cstheme="majorBidi"/>
+          <w:b/>
+          <w:bCs/>
+          <w:i/>
+          <w:iCs/>
+          <w:sz w:val="28"/>
+          <w:szCs w:val="28"/>
+        </w:rPr>
+        <w:t xml:space="preserve">" /var/www </w:t>
+      </w:r>
+      <w:proofErr w:type="spellStart"/>
+      <w:r>
+        <w:rPr>
+          <w:rFonts w:asciiTheme="majorBidi" w:hAnsiTheme="majorBidi" w:cstheme="majorBidi"/>
+          <w:b/>
+          <w:bCs/>
+          <w:i/>
+          <w:iCs/>
+          <w:sz w:val="28"/>
+          <w:szCs w:val="28"/>
+        </w:rPr>
+        <w:t>user@server</w:t>
+      </w:r>
+      <w:proofErr w:type="spellEnd"/>
+      <w:r>
+        <w:rPr>
+          <w:rFonts w:asciiTheme="majorBidi" w:hAnsiTheme="majorBidi" w:cstheme="majorBidi"/>
+          <w:b/>
+          <w:bCs/>
+          <w:i/>
+          <w:iCs/>
+          <w:sz w:val="28"/>
+          <w:szCs w:val="28"/>
+        </w:rPr>
+        <w:t>:/var/backups/</w:t>
+      </w:r>
+      <w:r>
+        <w:rPr>
+          <w:rFonts w:asciiTheme="majorBidi" w:hAnsiTheme="majorBidi" w:cstheme="majorBidi"/>
+          <w:b/>
+          <w:bCs/>
+          <w:i/>
+          <w:iCs/>
+          <w:sz w:val="28"/>
+          <w:szCs w:val="28"/>
+        </w:rPr>
         <w:t xml:space="preserve"> </w:t>
       </w:r>
       <w:r>
@@ -10050,8 +5805,38 @@
           <w:sz w:val="28"/>
           <w:szCs w:val="28"/>
         </w:rPr>
-        <w:t>-avz</w:t>
-      </w:r>
+        <w:t>→</w:t>
+      </w:r>
+      <w:r>
+        <w:rPr>
+          <w:rFonts w:asciiTheme="majorBidi" w:hAnsiTheme="majorBidi" w:cstheme="majorBidi"/>
+          <w:b/>
+          <w:bCs/>
+          <w:i/>
+          <w:iCs/>
+          <w:sz w:val="28"/>
+          <w:szCs w:val="28"/>
+        </w:rPr>
+        <w:t xml:space="preserve"> </w:t>
+      </w:r>
+      <w:r>
+        <w:rPr>
+          <w:rFonts w:asciiTheme="majorBidi" w:hAnsiTheme="majorBidi" w:cstheme="majorBidi"/>
+          <w:sz w:val="28"/>
+          <w:szCs w:val="28"/>
+        </w:rPr>
+        <w:t>-</w:t>
+      </w:r>
+      <w:proofErr w:type="spellStart"/>
+      <w:r>
+        <w:rPr>
+          <w:rFonts w:asciiTheme="majorBidi" w:hAnsiTheme="majorBidi" w:cstheme="majorBidi"/>
+          <w:sz w:val="28"/>
+          <w:szCs w:val="28"/>
+        </w:rPr>
+        <w:t>avz</w:t>
+      </w:r>
+      <w:proofErr w:type="spellEnd"/>
       <w:r>
         <w:rPr>
           <w:rFonts w:asciiTheme="majorBidi" w:hAnsiTheme="majorBidi" w:cstheme="majorBidi"/>
@@ -10087,8 +5872,59 @@
           <w:sz w:val="28"/>
           <w:szCs w:val="28"/>
         </w:rPr>
-        <w:lastRenderedPageBreak/>
-        <w:t>-e "ssh -p 2200 -i ~/.ssh/id_rsa"</w:t>
+        <w:t>-e "ssh -p 2200 -</w:t>
+      </w:r>
+      <w:proofErr w:type="spellStart"/>
+      <w:r>
+        <w:rPr>
+          <w:rFonts w:asciiTheme="majorBidi" w:hAnsiTheme="majorBidi" w:cstheme="majorBidi"/>
+          <w:b/>
+          <w:bCs/>
+          <w:i/>
+          <w:iCs/>
+          <w:sz w:val="28"/>
+          <w:szCs w:val="28"/>
+        </w:rPr>
+        <w:t>i</w:t>
+      </w:r>
+      <w:proofErr w:type="spellEnd"/>
+      <w:r>
+        <w:rPr>
+          <w:rFonts w:asciiTheme="majorBidi" w:hAnsiTheme="majorBidi" w:cstheme="majorBidi"/>
+          <w:b/>
+          <w:bCs/>
+          <w:i/>
+          <w:iCs/>
+          <w:sz w:val="28"/>
+          <w:szCs w:val="28"/>
+        </w:rPr>
+        <w:t xml:space="preserve"> ~/.ssh/</w:t>
+      </w:r>
+      <w:proofErr w:type="spellStart"/>
+      <w:r>
+        <w:rPr>
+          <w:rFonts w:asciiTheme="majorBidi" w:hAnsiTheme="majorBidi" w:cstheme="majorBidi"/>
+          <w:b/>
+          <w:bCs/>
+          <w:i/>
+          <w:iCs/>
+          <w:sz w:val="28"/>
+          <w:szCs w:val="28"/>
+        </w:rPr>
+        <w:t>id_rsa</w:t>
+      </w:r>
+      <w:proofErr w:type="spellEnd"/>
+      <w:r>
+        <w:rPr>
+          <w:rFonts w:asciiTheme="majorBidi" w:hAnsiTheme="majorBidi" w:cstheme="majorBidi"/>
+          <w:b/>
+          <w:bCs/>
+          <w:i/>
+          <w:iCs/>
+          <w:sz w:val="28"/>
+          <w:szCs w:val="28"/>
+        </w:rPr>
+        <w:t>"</w:t>
       </w:r>
       <w:r>
         <w:rPr>
@@ -10138,6 +5974,7 @@
         </w:rPr>
         <w:t xml:space="preserve">Backup directory locally → </w:t>
       </w:r>
+      <w:proofErr w:type="spellStart"/>
       <w:r>
         <w:rPr>
           <w:rFonts w:asciiTheme="majorBidi" w:hAnsiTheme="majorBidi" w:cstheme="majorBidi"/>
@@ -10148,7 +5985,72 @@
           <w:sz w:val="28"/>
           <w:szCs w:val="28"/>
         </w:rPr>
-        <w:t>rsync -avh /home/user/docs/ /mnt/backup/docs/</w:t>
+        <w:t>rsync</w:t>
+      </w:r>
+      <w:proofErr w:type="spellEnd"/>
+      <w:r>
+        <w:rPr>
+          <w:rFonts w:asciiTheme="majorBidi" w:hAnsiTheme="majorBidi" w:cstheme="majorBidi"/>
+          <w:b/>
+          <w:bCs/>
+          <w:i/>
+          <w:iCs/>
+          <w:sz w:val="28"/>
+          <w:szCs w:val="28"/>
+        </w:rPr>
+        <w:t xml:space="preserve"> -</w:t>
+      </w:r>
+      <w:proofErr w:type="spellStart"/>
+      <w:r>
+        <w:rPr>
+          <w:rFonts w:asciiTheme="majorBidi" w:hAnsiTheme="majorBidi" w:cstheme="majorBidi"/>
+          <w:b/>
+          <w:bCs/>
+          <w:i/>
+          <w:iCs/>
+          <w:sz w:val="28"/>
+          <w:szCs w:val="28"/>
+        </w:rPr>
+        <w:t>avh</w:t>
+      </w:r>
+      <w:proofErr w:type="spellEnd"/>
+      <w:r>
+        <w:rPr>
+          <w:rFonts w:asciiTheme="majorBidi" w:hAnsiTheme="majorBidi" w:cstheme="majorBidi"/>
+          <w:b/>
+          <w:bCs/>
+          <w:i/>
+          <w:iCs/>
+          <w:sz w:val="28"/>
+          <w:szCs w:val="28"/>
+        </w:rPr>
+        <w:t xml:space="preserve"> /home/user/docs/ /</w:t>
+      </w:r>
+      <w:proofErr w:type="spellStart"/>
+      <w:r>
+        <w:rPr>
+          <w:rFonts w:asciiTheme="majorBidi" w:hAnsiTheme="majorBidi" w:cstheme="majorBidi"/>
+          <w:b/>
+          <w:bCs/>
+          <w:i/>
+          <w:iCs/>
+          <w:sz w:val="28"/>
+          <w:szCs w:val="28"/>
+        </w:rPr>
+        <w:t>mnt</w:t>
+      </w:r>
+      <w:proofErr w:type="spellEnd"/>
+      <w:r>
+        <w:rPr>
+          <w:rFonts w:asciiTheme="majorBidi" w:hAnsiTheme="majorBidi" w:cstheme="majorBidi"/>
+          <w:b/>
+          <w:bCs/>
+          <w:i/>
+          <w:iCs/>
+          <w:sz w:val="28"/>
+          <w:szCs w:val="28"/>
+        </w:rPr>
+        <w:t>/backup/docs/</w:t>
       </w:r>
     </w:p>
     <w:p>
@@ -10177,6 +6079,7 @@
         </w:rPr>
         <w:t xml:space="preserve">Copy to remote server with compression → </w:t>
       </w:r>
+      <w:proofErr w:type="spellStart"/>
       <w:r>
         <w:rPr>
           <w:rFonts w:asciiTheme="majorBidi" w:hAnsiTheme="majorBidi" w:cstheme="majorBidi"/>
@@ -10187,7 +6090,46 @@
           <w:sz w:val="28"/>
           <w:szCs w:val="28"/>
         </w:rPr>
-        <w:t>rsync -avz /var/logs/ user@192.168.1.10:/backup/logs/</w:t>
+        <w:t>rsync</w:t>
+      </w:r>
+      <w:proofErr w:type="spellEnd"/>
+      <w:r>
+        <w:rPr>
+          <w:rFonts w:asciiTheme="majorBidi" w:hAnsiTheme="majorBidi" w:cstheme="majorBidi"/>
+          <w:b/>
+          <w:bCs/>
+          <w:i/>
+          <w:iCs/>
+          <w:sz w:val="28"/>
+          <w:szCs w:val="28"/>
+        </w:rPr>
+        <w:t xml:space="preserve"> -</w:t>
+      </w:r>
+      <w:proofErr w:type="spellStart"/>
+      <w:r>
+        <w:rPr>
+          <w:rFonts w:asciiTheme="majorBidi" w:hAnsiTheme="majorBidi" w:cstheme="majorBidi"/>
+          <w:b/>
+          <w:bCs/>
+          <w:i/>
+          <w:iCs/>
+          <w:sz w:val="28"/>
+          <w:szCs w:val="28"/>
+        </w:rPr>
+        <w:t>avz</w:t>
+      </w:r>
+      <w:proofErr w:type="spellEnd"/>
+      <w:r>
+        <w:rPr>
+          <w:rFonts w:asciiTheme="majorBidi" w:hAnsiTheme="majorBidi" w:cstheme="majorBidi"/>
+          <w:b/>
+          <w:bCs/>
+          <w:i/>
+          <w:iCs/>
+          <w:sz w:val="28"/>
+          <w:szCs w:val="28"/>
+        </w:rPr>
+        <w:t xml:space="preserve"> /var/logs/ user@192.168.1.10:/backup/logs/</w:t>
       </w:r>
     </w:p>
     <w:p>
@@ -10212,6 +6154,7 @@
         </w:rPr>
         <w:t xml:space="preserve">Mirror a directory (including deletions) → </w:t>
       </w:r>
+      <w:proofErr w:type="spellStart"/>
       <w:r>
         <w:rPr>
           <w:rFonts w:asciiTheme="majorBidi" w:hAnsiTheme="majorBidi" w:cstheme="majorBidi"/>
@@ -10222,7 +6165,72 @@
           <w:sz w:val="28"/>
           <w:szCs w:val="28"/>
         </w:rPr>
-        <w:t>rsync -av --delete /webroot/ user@server:/var/www/html/</w:t>
+        <w:t>rsync</w:t>
+      </w:r>
+      <w:proofErr w:type="spellEnd"/>
+      <w:r>
+        <w:rPr>
+          <w:rFonts w:asciiTheme="majorBidi" w:hAnsiTheme="majorBidi" w:cstheme="majorBidi"/>
+          <w:b/>
+          <w:bCs/>
+          <w:i/>
+          <w:iCs/>
+          <w:sz w:val="28"/>
+          <w:szCs w:val="28"/>
+        </w:rPr>
+        <w:t xml:space="preserve"> -av --delete /</w:t>
+      </w:r>
+      <w:proofErr w:type="spellStart"/>
+      <w:r>
+        <w:rPr>
+          <w:rFonts w:asciiTheme="majorBidi" w:hAnsiTheme="majorBidi" w:cstheme="majorBidi"/>
+          <w:b/>
+          <w:bCs/>
+          <w:i/>
+          <w:iCs/>
+          <w:sz w:val="28"/>
+          <w:szCs w:val="28"/>
+        </w:rPr>
+        <w:t>webroot</w:t>
+      </w:r>
+      <w:proofErr w:type="spellEnd"/>
+      <w:r>
+        <w:rPr>
+          <w:rFonts w:asciiTheme="majorBidi" w:hAnsiTheme="majorBidi" w:cstheme="majorBidi"/>
+          <w:b/>
+          <w:bCs/>
+          <w:i/>
+          <w:iCs/>
+          <w:sz w:val="28"/>
+          <w:szCs w:val="28"/>
+        </w:rPr>
+        <w:t xml:space="preserve">/ </w:t>
+      </w:r>
+      <w:proofErr w:type="spellStart"/>
+      <w:r>
+        <w:rPr>
+          <w:rFonts w:asciiTheme="majorBidi" w:hAnsiTheme="majorBidi" w:cstheme="majorBidi"/>
+          <w:b/>
+          <w:bCs/>
+          <w:i/>
+          <w:iCs/>
+          <w:sz w:val="28"/>
+          <w:szCs w:val="28"/>
+        </w:rPr>
+        <w:t>user@server</w:t>
+      </w:r>
+      <w:proofErr w:type="spellEnd"/>
+      <w:r>
+        <w:rPr>
+          <w:rFonts w:asciiTheme="majorBidi" w:hAnsiTheme="majorBidi" w:cstheme="majorBidi"/>
+          <w:b/>
+          <w:bCs/>
+          <w:i/>
+          <w:iCs/>
+          <w:sz w:val="28"/>
+          <w:szCs w:val="28"/>
+        </w:rPr>
+        <w:t>:/var/www/html/</w:t>
       </w:r>
     </w:p>
     <w:p>
@@ -10235,6 +6243,7 @@
           <w:szCs w:val="28"/>
         </w:rPr>
       </w:pPr>
+      <w:proofErr w:type="spellStart"/>
       <w:r>
         <w:rPr>
           <w:rFonts w:asciiTheme="majorBidi" w:hAnsiTheme="majorBidi" w:cstheme="majorBidi"/>
@@ -10245,8 +6254,10 @@
           <w:sz w:val="28"/>
           <w:szCs w:val="28"/>
         </w:rPr>
+        <w:lastRenderedPageBreak/>
         <w:t>rsync</w:t>
       </w:r>
+      <w:proofErr w:type="spellEnd"/>
       <w:r>
         <w:rPr>
           <w:rFonts w:asciiTheme="majorBidi" w:hAnsiTheme="majorBidi" w:cstheme="majorBidi"/>
@@ -10257,6 +6268,7 @@
         </w:rPr>
         <w:t xml:space="preserve"> vs </w:t>
       </w:r>
+      <w:proofErr w:type="spellStart"/>
       <w:r>
         <w:rPr>
           <w:rFonts w:asciiTheme="majorBidi" w:hAnsiTheme="majorBidi" w:cstheme="majorBidi"/>
@@ -10269,6 +6281,7 @@
         </w:rPr>
         <w:t>scp</w:t>
       </w:r>
+      <w:proofErr w:type="spellEnd"/>
       <w:r>
         <w:rPr>
           <w:rFonts w:asciiTheme="majorBidi" w:hAnsiTheme="majorBidi" w:cstheme="majorBidi"/>
@@ -10341,6 +6354,7 @@
                 <w:szCs w:val="28"/>
               </w:rPr>
             </w:pPr>
+            <w:proofErr w:type="spellStart"/>
             <w:r>
               <w:rPr>
                 <w:sz w:val="28"/>
@@ -10348,6 +6362,7 @@
               </w:rPr>
               <w:t>scp</w:t>
             </w:r>
+            <w:proofErr w:type="spellEnd"/>
           </w:p>
         </w:tc>
         <w:tc>
@@ -10369,6 +6384,7 @@
                 <w:szCs w:val="28"/>
               </w:rPr>
             </w:pPr>
+            <w:proofErr w:type="spellStart"/>
             <w:r>
               <w:rPr>
                 <w:sz w:val="28"/>
@@ -10376,6 +6392,7 @@
               </w:rPr>
               <w:t>rsync</w:t>
             </w:r>
+            <w:proofErr w:type="spellEnd"/>
           </w:p>
         </w:tc>
       </w:tr>
@@ -11043,7 +7060,25 @@
           <w:sz w:val="28"/>
           <w:szCs w:val="28"/>
         </w:rPr>
-        <w:t>Both the original file and the hard link point to the same inode (same data blocks on disk).</w:t>
+        <w:t xml:space="preserve">Both the original file and the hard link point to the same </w:t>
+      </w:r>
+      <w:proofErr w:type="spellStart"/>
+      <w:r>
+        <w:rPr>
+          <w:rFonts w:asciiTheme="majorBidi" w:hAnsiTheme="majorBidi" w:cstheme="majorBidi"/>
+          <w:sz w:val="28"/>
+          <w:szCs w:val="28"/>
+        </w:rPr>
+        <w:t>inode</w:t>
+      </w:r>
+      <w:proofErr w:type="spellEnd"/>
+      <w:r>
+        <w:rPr>
+          <w:rFonts w:asciiTheme="majorBidi" w:hAnsiTheme="majorBidi" w:cstheme="majorBidi"/>
+          <w:sz w:val="28"/>
+          <w:szCs w:val="28"/>
+        </w:rPr>
+        <w:t xml:space="preserve"> (same data blocks on disk).</w:t>
       </w:r>
       <w:r>
         <w:rPr>
@@ -11156,7 +7191,43 @@
           <w:sz w:val="28"/>
           <w:szCs w:val="28"/>
         </w:rPr>
-        <w:t>A hard link points directly to the same inode (the actual data on disk) as the original file. Since inodes are unique within a filesystem, a hard link can only exist within the same partition or filesystem.</w:t>
+        <w:t xml:space="preserve">A hard link points directly to the same </w:t>
+      </w:r>
+      <w:proofErr w:type="spellStart"/>
+      <w:r>
+        <w:rPr>
+          <w:rFonts w:asciiTheme="majorBidi" w:hAnsiTheme="majorBidi" w:cstheme="majorBidi"/>
+          <w:sz w:val="28"/>
+          <w:szCs w:val="28"/>
+        </w:rPr>
+        <w:t>inode</w:t>
+      </w:r>
+      <w:proofErr w:type="spellEnd"/>
+      <w:r>
+        <w:rPr>
+          <w:rFonts w:asciiTheme="majorBidi" w:hAnsiTheme="majorBidi" w:cstheme="majorBidi"/>
+          <w:sz w:val="28"/>
+          <w:szCs w:val="28"/>
+        </w:rPr>
+        <w:t xml:space="preserve"> (the actual data on disk) as the original file. Since </w:t>
+      </w:r>
+      <w:proofErr w:type="spellStart"/>
+      <w:r>
+        <w:rPr>
+          <w:rFonts w:asciiTheme="majorBidi" w:hAnsiTheme="majorBidi" w:cstheme="majorBidi"/>
+          <w:sz w:val="28"/>
+          <w:szCs w:val="28"/>
+        </w:rPr>
+        <w:t>inodes</w:t>
+      </w:r>
+      <w:proofErr w:type="spellEnd"/>
+      <w:r>
+        <w:rPr>
+          <w:rFonts w:asciiTheme="majorBidi" w:hAnsiTheme="majorBidi" w:cstheme="majorBidi"/>
+          <w:sz w:val="28"/>
+          <w:szCs w:val="28"/>
+        </w:rPr>
+        <w:t xml:space="preserve"> are unique within a filesystem, a hard link can only exist within the same partition or filesystem.</w:t>
       </w:r>
       <w:r>
         <w:rPr>
@@ -11195,6 +7266,7 @@
         </w:rPr>
         <w:t xml:space="preserve"> in </w:t>
       </w:r>
+      <w:proofErr w:type="spellStart"/>
       <w:r>
         <w:rPr>
           <w:rFonts w:asciiTheme="majorBidi" w:hAnsiTheme="majorBidi" w:cstheme="majorBidi"/>
@@ -11205,6 +7277,7 @@
         </w:rPr>
         <w:t>summery</w:t>
       </w:r>
+      <w:proofErr w:type="spellEnd"/>
       <w:r>
         <w:rPr>
           <w:rFonts w:asciiTheme="majorBidi" w:hAnsiTheme="majorBidi" w:cstheme="majorBidi"/>
@@ -11230,7 +7303,43 @@
           <w:sz w:val="28"/>
           <w:szCs w:val="28"/>
         </w:rPr>
-        <w:t>Hard links work only within the same filesystem because they refer to the same inode, and inode tables do not span across partitions.</w:t>
+        <w:t xml:space="preserve">Hard links work only within the same filesystem because they refer to the same </w:t>
+      </w:r>
+      <w:proofErr w:type="spellStart"/>
+      <w:r>
+        <w:rPr>
+          <w:rFonts w:asciiTheme="majorBidi" w:hAnsiTheme="majorBidi" w:cstheme="majorBidi"/>
+          <w:sz w:val="28"/>
+          <w:szCs w:val="28"/>
+        </w:rPr>
+        <w:t>inode</w:t>
+      </w:r>
+      <w:proofErr w:type="spellEnd"/>
+      <w:r>
+        <w:rPr>
+          <w:rFonts w:asciiTheme="majorBidi" w:hAnsiTheme="majorBidi" w:cstheme="majorBidi"/>
+          <w:sz w:val="28"/>
+          <w:szCs w:val="28"/>
+        </w:rPr>
+        <w:t xml:space="preserve">, and </w:t>
+      </w:r>
+      <w:proofErr w:type="spellStart"/>
+      <w:r>
+        <w:rPr>
+          <w:rFonts w:asciiTheme="majorBidi" w:hAnsiTheme="majorBidi" w:cstheme="majorBidi"/>
+          <w:sz w:val="28"/>
+          <w:szCs w:val="28"/>
+        </w:rPr>
+        <w:t>inode</w:t>
+      </w:r>
+      <w:proofErr w:type="spellEnd"/>
+      <w:r>
+        <w:rPr>
+          <w:rFonts w:asciiTheme="majorBidi" w:hAnsiTheme="majorBidi" w:cstheme="majorBidi"/>
+          <w:sz w:val="28"/>
+          <w:szCs w:val="28"/>
+        </w:rPr>
+        <w:t xml:space="preserve"> tables do not span across partitions.</w:t>
       </w:r>
     </w:p>
     <w:p>
@@ -11372,7 +7481,25 @@
           <w:sz w:val="28"/>
           <w:szCs w:val="28"/>
         </w:rPr>
-        <w:t xml:space="preserve"> are hard links pointing to the same inode. Editing one changes the other.</w:t>
+        <w:t xml:space="preserve"> are hard links pointing to the same </w:t>
+      </w:r>
+      <w:proofErr w:type="spellStart"/>
+      <w:r>
+        <w:rPr>
+          <w:rFonts w:asciiTheme="majorBidi" w:hAnsiTheme="majorBidi" w:cstheme="majorBidi"/>
+          <w:sz w:val="28"/>
+          <w:szCs w:val="28"/>
+        </w:rPr>
+        <w:t>inode</w:t>
+      </w:r>
+      <w:proofErr w:type="spellEnd"/>
+      <w:r>
+        <w:rPr>
+          <w:rFonts w:asciiTheme="majorBidi" w:hAnsiTheme="majorBidi" w:cstheme="majorBidi"/>
+          <w:sz w:val="28"/>
+          <w:szCs w:val="28"/>
+        </w:rPr>
+        <w:t>. Editing one changes the other.</w:t>
       </w:r>
     </w:p>
     <w:p>
@@ -11395,7 +7522,6 @@
           <w:sz w:val="28"/>
           <w:szCs w:val="28"/>
         </w:rPr>
-        <w:lastRenderedPageBreak/>
         <w:t>To find all hard links of a file:</w:t>
       </w:r>
     </w:p>
@@ -11419,7 +7545,25 @@
           <w:sz w:val="28"/>
           <w:szCs w:val="28"/>
         </w:rPr>
-        <w:t>Get its inode number using</w:t>
+        <w:t xml:space="preserve">Get its </w:t>
+      </w:r>
+      <w:proofErr w:type="spellStart"/>
+      <w:r>
+        <w:rPr>
+          <w:rFonts w:asciiTheme="majorBidi" w:hAnsiTheme="majorBidi" w:cstheme="majorBidi"/>
+          <w:sz w:val="28"/>
+          <w:szCs w:val="28"/>
+        </w:rPr>
+        <w:t>inode</w:t>
+      </w:r>
+      <w:proofErr w:type="spellEnd"/>
+      <w:r>
+        <w:rPr>
+          <w:rFonts w:asciiTheme="majorBidi" w:hAnsiTheme="majorBidi" w:cstheme="majorBidi"/>
+          <w:sz w:val="28"/>
+          <w:szCs w:val="28"/>
+        </w:rPr>
+        <w:t xml:space="preserve"> number using</w:t>
       </w:r>
       <w:r>
         <w:rPr>
@@ -11462,7 +7606,25 @@
           <w:sz w:val="28"/>
           <w:szCs w:val="28"/>
         </w:rPr>
-        <w:t>Find all files sharing that inode with:</w:t>
+        <w:t xml:space="preserve">Find all files sharing that </w:t>
+      </w:r>
+      <w:proofErr w:type="spellStart"/>
+      <w:r>
+        <w:rPr>
+          <w:rFonts w:asciiTheme="majorBidi" w:hAnsiTheme="majorBidi" w:cstheme="majorBidi"/>
+          <w:sz w:val="28"/>
+          <w:szCs w:val="28"/>
+        </w:rPr>
+        <w:t>inode</w:t>
+      </w:r>
+      <w:proofErr w:type="spellEnd"/>
+      <w:r>
+        <w:rPr>
+          <w:rFonts w:asciiTheme="majorBidi" w:hAnsiTheme="majorBidi" w:cstheme="majorBidi"/>
+          <w:sz w:val="28"/>
+          <w:szCs w:val="28"/>
+        </w:rPr>
+        <w:t xml:space="preserve"> with:</w:t>
       </w:r>
     </w:p>
     <w:p>
@@ -11488,7 +7650,85 @@
           <w:sz w:val="28"/>
           <w:szCs w:val="28"/>
         </w:rPr>
-        <w:t>find / -xdev -inum &lt;inode_number&gt;</w:t>
+        <w:t>find / -</w:t>
+      </w:r>
+      <w:proofErr w:type="spellStart"/>
+      <w:r>
+        <w:rPr>
+          <w:rFonts w:asciiTheme="majorBidi" w:hAnsiTheme="majorBidi" w:cstheme="majorBidi"/>
+          <w:b/>
+          <w:bCs/>
+          <w:i/>
+          <w:iCs/>
+          <w:sz w:val="28"/>
+          <w:szCs w:val="28"/>
+        </w:rPr>
+        <w:t>xdev</w:t>
+      </w:r>
+      <w:proofErr w:type="spellEnd"/>
+      <w:r>
+        <w:rPr>
+          <w:rFonts w:asciiTheme="majorBidi" w:hAnsiTheme="majorBidi" w:cstheme="majorBidi"/>
+          <w:b/>
+          <w:bCs/>
+          <w:i/>
+          <w:iCs/>
+          <w:sz w:val="28"/>
+          <w:szCs w:val="28"/>
+        </w:rPr>
+        <w:t xml:space="preserve"> -</w:t>
+      </w:r>
+      <w:proofErr w:type="spellStart"/>
+      <w:r>
+        <w:rPr>
+          <w:rFonts w:asciiTheme="majorBidi" w:hAnsiTheme="majorBidi" w:cstheme="majorBidi"/>
+          <w:b/>
+          <w:bCs/>
+          <w:i/>
+          <w:iCs/>
+          <w:sz w:val="28"/>
+          <w:szCs w:val="28"/>
+        </w:rPr>
+        <w:t>inum</w:t>
+      </w:r>
+      <w:proofErr w:type="spellEnd"/>
+      <w:r>
+        <w:rPr>
+          <w:rFonts w:asciiTheme="majorBidi" w:hAnsiTheme="majorBidi" w:cstheme="majorBidi"/>
+          <w:b/>
+          <w:bCs/>
+          <w:i/>
+          <w:iCs/>
+          <w:sz w:val="28"/>
+          <w:szCs w:val="28"/>
+        </w:rPr>
+        <w:t xml:space="preserve"> &lt;</w:t>
+      </w:r>
+      <w:proofErr w:type="spellStart"/>
+      <w:r>
+        <w:rPr>
+          <w:rFonts w:asciiTheme="majorBidi" w:hAnsiTheme="majorBidi" w:cstheme="majorBidi"/>
+          <w:b/>
+          <w:bCs/>
+          <w:i/>
+          <w:iCs/>
+          <w:sz w:val="28"/>
+          <w:szCs w:val="28"/>
+        </w:rPr>
+        <w:t>inode_number</w:t>
+      </w:r>
+      <w:proofErr w:type="spellEnd"/>
+      <w:r>
+        <w:rPr>
+          <w:rFonts w:asciiTheme="majorBidi" w:hAnsiTheme="majorBidi" w:cstheme="majorBidi"/>
+          <w:b/>
+          <w:bCs/>
+          <w:i/>
+          <w:iCs/>
+          <w:sz w:val="28"/>
+          <w:szCs w:val="28"/>
+        </w:rPr>
+        <w:t>&gt;</w:t>
       </w:r>
     </w:p>
     <w:p>
@@ -11632,6 +7872,7 @@
           <w:sz w:val="28"/>
           <w:szCs w:val="28"/>
         </w:rPr>
+        <w:lastRenderedPageBreak/>
         <w:t>It’s a tiny file that stores a path pointing to the original file.</w:t>
       </w:r>
       <w:r>
@@ -11648,7 +7889,25 @@
           <w:sz w:val="28"/>
           <w:szCs w:val="28"/>
         </w:rPr>
-        <w:t>If the original file is deleted, the symlink becomes broken (dangling) because the path it points to is invalid.</w:t>
+        <w:t xml:space="preserve">If the original file is deleted, the </w:t>
+      </w:r>
+      <w:proofErr w:type="spellStart"/>
+      <w:r>
+        <w:rPr>
+          <w:rFonts w:asciiTheme="majorBidi" w:hAnsiTheme="majorBidi" w:cstheme="majorBidi"/>
+          <w:sz w:val="28"/>
+          <w:szCs w:val="28"/>
+        </w:rPr>
+        <w:t>symlink</w:t>
+      </w:r>
+      <w:proofErr w:type="spellEnd"/>
+      <w:r>
+        <w:rPr>
+          <w:rFonts w:asciiTheme="majorBidi" w:hAnsiTheme="majorBidi" w:cstheme="majorBidi"/>
+          <w:sz w:val="28"/>
+          <w:szCs w:val="28"/>
+        </w:rPr>
+        <w:t xml:space="preserve"> becomes broken (dangling) because the path it points to is invalid.</w:t>
       </w:r>
     </w:p>
     <w:p>
@@ -11665,13 +7924,23 @@
           <w:szCs w:val="28"/>
         </w:rPr>
       </w:pPr>
-      <w:r>
-        <w:rPr>
-          <w:rFonts w:asciiTheme="majorBidi" w:hAnsiTheme="majorBidi" w:cstheme="majorBidi"/>
-          <w:sz w:val="28"/>
-          <w:szCs w:val="28"/>
-        </w:rPr>
-        <w:t>Symlinks can cross filesystems and can point to directories too.</w:t>
+      <w:proofErr w:type="spellStart"/>
+      <w:r>
+        <w:rPr>
+          <w:rFonts w:asciiTheme="majorBidi" w:hAnsiTheme="majorBidi" w:cstheme="majorBidi"/>
+          <w:sz w:val="28"/>
+          <w:szCs w:val="28"/>
+        </w:rPr>
+        <w:t>Symlinks</w:t>
+      </w:r>
+      <w:proofErr w:type="spellEnd"/>
+      <w:r>
+        <w:rPr>
+          <w:rFonts w:asciiTheme="majorBidi" w:hAnsiTheme="majorBidi" w:cstheme="majorBidi"/>
+          <w:sz w:val="28"/>
+          <w:szCs w:val="28"/>
+        </w:rPr>
+        <w:t xml:space="preserve"> can cross filesystems and can point to directories too.</w:t>
       </w:r>
     </w:p>
     <w:p>
@@ -11936,7 +8205,29 @@
                 <w:sz w:val="28"/>
                 <w:szCs w:val="28"/>
               </w:rPr>
-              <w:t>Soft Link (Symlink)</w:t>
+              <w:t>Soft Link (</w:t>
+            </w:r>
+            <w:proofErr w:type="spellStart"/>
+            <w:r>
+              <w:rPr>
+                <w:rFonts w:asciiTheme="majorBidi" w:hAnsiTheme="majorBidi" w:cstheme="majorBidi"/>
+                <w:b w:val="0"/>
+                <w:bCs w:val="0"/>
+                <w:sz w:val="28"/>
+                <w:szCs w:val="28"/>
+              </w:rPr>
+              <w:t>Symlink</w:t>
+            </w:r>
+            <w:proofErr w:type="spellEnd"/>
+            <w:r>
+              <w:rPr>
+                <w:rFonts w:asciiTheme="majorBidi" w:hAnsiTheme="majorBidi" w:cstheme="majorBidi"/>
+                <w:b w:val="0"/>
+                <w:bCs w:val="0"/>
+                <w:sz w:val="28"/>
+                <w:szCs w:val="28"/>
+              </w:rPr>
+              <w:t>)</w:t>
             </w:r>
           </w:p>
         </w:tc>
@@ -11987,13 +8278,23 @@
                 <w:u w:val="single"/>
               </w:rPr>
             </w:pPr>
+            <w:proofErr w:type="spellStart"/>
             <w:r>
               <w:rPr>
                 <w:rFonts w:asciiTheme="majorBidi" w:hAnsiTheme="majorBidi" w:cstheme="majorBidi"/>
                 <w:sz w:val="28"/>
                 <w:szCs w:val="28"/>
               </w:rPr>
-              <w:t>Inode (actual file data)</w:t>
+              <w:t>Inode</w:t>
+            </w:r>
+            <w:proofErr w:type="spellEnd"/>
+            <w:r>
+              <w:rPr>
+                <w:rFonts w:asciiTheme="majorBidi" w:hAnsiTheme="majorBidi" w:cstheme="majorBidi"/>
+                <w:sz w:val="28"/>
+                <w:szCs w:val="28"/>
+              </w:rPr>
+              <w:t xml:space="preserve"> (actual file data)</w:t>
             </w:r>
           </w:p>
         </w:tc>
@@ -12573,7 +8874,6 @@
           <w:sz w:val="28"/>
           <w:szCs w:val="28"/>
         </w:rPr>
-        <w:lastRenderedPageBreak/>
         <w:t>If the file has multiple hard links, only one link is removed; the data remains until all links are deleted.</w:t>
       </w:r>
     </w:p>
@@ -12592,7 +8892,25 @@
           <w:sz w:val="28"/>
           <w:szCs w:val="28"/>
         </w:rPr>
-        <w:t>Works the same way on symlinks — deleting just the link file, not the target.</w:t>
+        <w:t xml:space="preserve">Works the same way on </w:t>
+      </w:r>
+      <w:proofErr w:type="spellStart"/>
+      <w:r>
+        <w:rPr>
+          <w:rFonts w:asciiTheme="majorBidi" w:hAnsiTheme="majorBidi" w:cstheme="majorBidi"/>
+          <w:sz w:val="28"/>
+          <w:szCs w:val="28"/>
+        </w:rPr>
+        <w:t>symlinks</w:t>
+      </w:r>
+      <w:proofErr w:type="spellEnd"/>
+      <w:r>
+        <w:rPr>
+          <w:rFonts w:asciiTheme="majorBidi" w:hAnsiTheme="majorBidi" w:cstheme="majorBidi"/>
+          <w:sz w:val="28"/>
+          <w:szCs w:val="28"/>
+        </w:rPr>
+        <w:t xml:space="preserve"> — deleting just the link file, not the target.</w:t>
       </w:r>
     </w:p>
     <w:p>
@@ -12707,7 +9025,25 @@
           <w:sz w:val="28"/>
           <w:szCs w:val="28"/>
         </w:rPr>
-        <w:t>deletes symlink "link1", target file remains</w:t>
+        <w:t xml:space="preserve">deletes </w:t>
+      </w:r>
+      <w:proofErr w:type="spellStart"/>
+      <w:r>
+        <w:rPr>
+          <w:rFonts w:asciiTheme="majorBidi" w:hAnsiTheme="majorBidi" w:cstheme="majorBidi"/>
+          <w:sz w:val="28"/>
+          <w:szCs w:val="28"/>
+        </w:rPr>
+        <w:t>symlink</w:t>
+      </w:r>
+      <w:proofErr w:type="spellEnd"/>
+      <w:r>
+        <w:rPr>
+          <w:rFonts w:asciiTheme="majorBidi" w:hAnsiTheme="majorBidi" w:cstheme="majorBidi"/>
+          <w:sz w:val="28"/>
+          <w:szCs w:val="28"/>
+        </w:rPr>
+        <w:t xml:space="preserve"> "link1", target file remains</w:t>
       </w:r>
     </w:p>
     <w:p>
@@ -12740,6 +9076,7 @@
           <w:szCs w:val="28"/>
         </w:rPr>
       </w:pPr>
+      <w:proofErr w:type="spellStart"/>
       <w:r>
         <w:rPr>
           <w:rFonts w:asciiTheme="majorBidi" w:hAnsiTheme="majorBidi" w:cstheme="majorBidi"/>
@@ -12752,6 +9089,7 @@
         </w:rPr>
         <w:t>swapon</w:t>
       </w:r>
+      <w:proofErr w:type="spellEnd"/>
     </w:p>
     <w:p>
       <w:pPr>
@@ -12763,6 +9101,7 @@
           <w:lang w:bidi="fa-IR"/>
         </w:rPr>
       </w:pPr>
+      <w:proofErr w:type="spellStart"/>
       <w:r>
         <w:rPr>
           <w:rFonts w:asciiTheme="majorBidi" w:hAnsiTheme="majorBidi" w:cstheme="majorBidi"/>
@@ -12775,6 +9114,7 @@
         </w:rPr>
         <w:t>swapoff</w:t>
       </w:r>
+      <w:proofErr w:type="spellEnd"/>
     </w:p>
     <w:p>
       <w:pPr>
